--- a/courts/ninth-circuit/washington/federal/western-district/motion-brief/usage/OUTPUT-motion-brief.docx
+++ b/courts/ninth-circuit/washington/federal/western-district/motion-brief/usage/OUTPUT-motion-brief.docx
@@ -4,20 +4,65 @@
   <w:body>
     <w:p>
       <w:pPr>
-        <w:pStyle w:val="PleadingJudge"/>
+        <w:spacing w:before="0" w:after="2400" w:line="480" w:lineRule="exact"/>
+        <w:ind w:left="0" w:firstLine="0"/>
+        <w:jc w:val="right"/>
       </w:pPr>
       <w:r>
-        <w:t xml:space="preserve">The Honorable Lauren King</w:t>
+        <w:rPr>
+          <w:b/>
+          <w:bCs/>
+        </w:rPr>
+        <w:t xml:space="preserve">The</w:t>
+      </w:r>
+      <w:r>
+        <w:rPr>
+          <w:b/>
+          <w:bCs/>
+        </w:rPr>
+        <w:t xml:space="preserve"> </w:t>
+      </w:r>
+      <w:r>
+        <w:rPr>
+          <w:b/>
+          <w:bCs/>
+        </w:rPr>
+        <w:t xml:space="preserve">Honorable</w:t>
+      </w:r>
+      <w:r>
+        <w:rPr>
+          <w:b/>
+          <w:bCs/>
+        </w:rPr>
+        <w:t xml:space="preserve"> </w:t>
+      </w:r>
+      <w:r>
+        <w:rPr>
+          <w:b/>
+          <w:bCs/>
+        </w:rPr>
+        <w:t xml:space="preserve">Lauren</w:t>
+      </w:r>
+      <w:r>
+        <w:rPr>
+          <w:b/>
+          <w:bCs/>
+        </w:rPr>
+        <w:t xml:space="preserve"> </w:t>
+      </w:r>
+      <w:r>
+        <w:rPr>
+          <w:b/>
+          <w:bCs/>
+        </w:rPr>
+        <w:t xml:space="preserve">King</w:t>
       </w:r>
     </w:p>
     <w:p>
       <w:pPr>
-        <w:spacing w:before="0" w:after="0" w:line="2400" w:lineRule="exact"/>
-      </w:pPr>
-    </w:p>
-    <w:p>
-      <w:pPr>
-        <w:pStyle w:val="PleadingTitle"/>
+        <w:spacing w:before="0" w:after="0" w:line="480" w:lineRule="exact"/>
+        <w:ind w:left="0" w:firstLine="0"/>
+        <w:jc w:val="center"/>
       </w:pPr>
       <w:r>
         <w:rPr>
@@ -29,7 +74,9 @@
     </w:p>
     <w:p>
       <w:pPr>
-        <w:pStyle w:val="PleadingTitle"/>
+        <w:spacing w:before="0" w:after="0" w:line="480" w:lineRule="exact"/>
+        <w:ind w:left="0" w:firstLine="0"/>
+        <w:jc w:val="center"/>
       </w:pPr>
       <w:r>
         <w:rPr>
@@ -41,7 +88,9 @@
     </w:p>
     <w:p>
       <w:pPr>
-        <w:pStyle w:val="PleadingTitle"/>
+        <w:spacing w:before="0" w:after="480" w:line="480" w:lineRule="exact"/>
+        <w:ind w:left="0" w:firstLine="0"/>
+        <w:jc w:val="center"/>
       </w:pPr>
       <w:r>
         <w:rPr>
@@ -50,11 +99,6 @@
         </w:rPr>
         <w:t xml:space="preserve">AT SEATTLE</w:t>
       </w:r>
-    </w:p>
-    <w:p>
-      <w:pPr>
-        <w:spacing w:before="0" w:after="0" w:line="480" w:lineRule="exact"/>
-      </w:pPr>
     </w:p>
     <w:tbl>
       <w:tblPr>
@@ -62,7 +106,9 @@
         <w:tblInd w:w="0" w:type="dxa"/>
         <w:tblLayout w:type="fixed"/>
         <w:tblCellMar>
+          <w:top w:w="0" w:type="dxa"/>
           <w:left w:w="0" w:type="dxa"/>
+          <w:bottom w:w="0" w:type="dxa"/>
           <w:right w:w="0" w:type="dxa"/>
         </w:tblCellMar>
         <w:tblLook w:val="0000" w:firstRow="0" w:lastRow="0" w:firstColumn="0" w:lastColumn="0" w:noHBand="1" w:noVBand="1"/>
@@ -75,7 +121,7 @@
       <w:tr>
         <w:trPr>
           <w:cantSplit/>
-          <w:trHeight w:val="3840" w:hRule="atLeast"/>
+          <w:trHeight w:val="4305" w:hRule="atLeast"/>
         </w:trPr>
         <w:tc>
           <w:tcPr>
@@ -85,20 +131,83 @@
               <w:right w:val="single" w:sz="6" w:space="0" w:color="000000"/>
             </w:tcBorders>
             <w:tcMar>
+              <w:top w:w="192" w:type="dxa"/>
               <w:right w:w="200" w:type="dxa"/>
             </w:tcMar>
           </w:tcPr>
           <w:p>
             <w:pPr>
-              <w:pStyle w:val="PleadingSingle"/>
+              <w:spacing w:before="0" w:after="0" w:line="240" w:lineRule="exact"/>
+              <w:ind w:left="0" w:firstLine="0"/>
             </w:pPr>
             <w:r>
-              <w:t xml:space="preserve">MARK HOFFMAN, on behalf of himself and all others similarly situated,</w:t>
+              <w:t xml:space="preserve">MARK</w:t>
+            </w:r>
+            <w:r>
+              <w:t xml:space="preserve"> </w:t>
+            </w:r>
+            <w:r>
+              <w:t xml:space="preserve">HOFFMAN,</w:t>
+            </w:r>
+            <w:r>
+              <w:t xml:space="preserve"> </w:t>
+            </w:r>
+            <w:r>
+              <w:t xml:space="preserve">on</w:t>
+            </w:r>
+            <w:r>
+              <w:t xml:space="preserve"> </w:t>
+            </w:r>
+            <w:r>
+              <w:t xml:space="preserve">behalf</w:t>
+            </w:r>
+            <w:r>
+              <w:t xml:space="preserve"> </w:t>
+            </w:r>
+            <w:r>
+              <w:t xml:space="preserve">of</w:t>
+            </w:r>
+            <w:r>
+              <w:t xml:space="preserve"> </w:t>
+            </w:r>
+            <w:r>
+              <w:t xml:space="preserve">himself</w:t>
+            </w:r>
+            <w:r>
+              <w:t xml:space="preserve"> </w:t>
+            </w:r>
+            <w:r>
+              <w:t xml:space="preserve">and</w:t>
+            </w:r>
+            <w:r>
+              <w:t xml:space="preserve"> </w:t>
+            </w:r>
+            <w:r>
+              <w:t xml:space="preserve">all</w:t>
+            </w:r>
+            <w:r>
+              <w:t xml:space="preserve"> </w:t>
+            </w:r>
+            <w:r>
+              <w:t xml:space="preserve">others</w:t>
+            </w:r>
+            <w:r>
+              <w:t xml:space="preserve"> </w:t>
+            </w:r>
+            <w:r>
+              <w:t xml:space="preserve">similarly</w:t>
+            </w:r>
+            <w:r>
+              <w:t xml:space="preserve"> </w:t>
+            </w:r>
+            <w:r>
+              <w:t xml:space="preserve">situated,</w:t>
             </w:r>
           </w:p>
           <w:p>
             <w:pPr>
-              <w:pStyle w:val="PleadingSingle"/>
+              <w:spacing w:before="0" w:after="0" w:line="240" w:lineRule="exact"/>
+              <w:ind w:left="0" w:firstLine="0"/>
             </w:pPr>
             <w:r>
               <w:t xml:space="preserve">Plaintiffs,</w:t>
@@ -106,7 +215,8 @@
           </w:p>
           <w:p>
             <w:pPr>
-              <w:pStyle w:val="PleadingSingle"/>
+              <w:spacing w:before="0" w:after="0" w:line="240" w:lineRule="exact"/>
+              <w:ind w:left="0" w:firstLine="0"/>
             </w:pPr>
             <w:r>
               <w:t xml:space="preserve">v.</w:t>
@@ -114,662 +224,35 @@
           </w:p>
           <w:p>
             <w:pPr>
-              <w:pStyle w:val="PleadingSingle"/>
+              <w:spacing w:before="0" w:after="0" w:line="240" w:lineRule="exact"/>
+              <w:ind w:left="0" w:firstLine="0"/>
             </w:pPr>
             <w:r>
-              <w:t xml:space="preserve">4 PILLAR CONSULTING, LLC, aka 4 PILLAR CONSULTING HOLDINGS, LLC, aka 4 PILLAR CONSULTING SYNDICATION, LLC, and DOES 1-10,</w:t>
-            </w:r>
-          </w:p>
-          <w:p>
-            <w:pPr>
-              <w:pStyle w:val="PleadingSingle"/>
-            </w:pPr>
-            <w:r>
-              <w:t xml:space="preserve">Defendants.</w:t>
-            </w:r>
-          </w:p>
-          <w:p>
-            <w:pPr>
-              <w:spacing w:before="0" w:after="0" w:line="160" w:lineRule="exact"/>
-            </w:pPr>
-          </w:p>
-        </w:tc>
-        <w:tc>
-          <w:tcPr>
-            <w:tcW w:w="360" w:type="dxa"/>
-          </w:tcPr>
-          <w:p/>
-        </w:tc>
-        <w:tc>
-          <w:tcPr>
-            <w:tcW w:w="3816" w:type="dxa"/>
-            <w:tcMar>
-              <w:left w:w="144" w:type="dxa"/>
-            </w:tcMar>
-          </w:tcPr>
-          <w:p>
-            <w:pPr>
-              <w:pStyle w:val="PleadingSingle"/>
-            </w:pPr>
-            <w:r>
-              <w:t xml:space="preserve">Case No. 2:26-cv-03102-LK</w:t>
-            </w:r>
-          </w:p>
-          <w:p>
-            <w:pPr>
-              <w:spacing w:before="0" w:after="0" w:line="240" w:lineRule="exact"/>
-            </w:pPr>
-          </w:p>
-          <w:p>
-            <w:pPr>
-              <w:pStyle w:val="PleadingSingle"/>
-            </w:pPr>
-            <w:r>
-              <w:rPr>
-                <w:b/>
-                <w:bCs/>
-              </w:rPr>
-              <w:t xml:space="preserve">DEFENDANT’S MOTION TO DISMISS PLAINTIFF’S PUTATIVE CLASS ACTION COMPLAINT</w:t>
-            </w:r>
-          </w:p>
-          <w:p>
-            <w:pPr>
-              <w:spacing w:before="0" w:after="0" w:line="240" w:lineRule="exact"/>
-            </w:pPr>
-          </w:p>
-          <w:p>
-            <w:pPr>
-              <w:pStyle w:val="PleadingSingle"/>
-            </w:pPr>
-            <w:r>
-              <w:rPr>
-                <w:b/>
-                <w:bCs/>
-              </w:rPr>
-              <w:t xml:space="preserve">NOTED FOR MOTION CALENDAR: NOVEMBER 6, 2026</w:t>
-            </w:r>
-          </w:p>
-          <w:p>
-            <w:pPr>
-              <w:spacing w:before="0" w:after="0" w:line="240" w:lineRule="exact"/>
-            </w:pPr>
-          </w:p>
-          <w:p>
-            <w:pPr>
-              <w:pStyle w:val="PleadingSingle"/>
-            </w:pPr>
-            <w:r>
-              <w:rPr>
-                <w:b/>
-                <w:bCs/>
-              </w:rPr>
-              <w:t xml:space="preserve">ORAL ARGUMENT REQUESTED</w:t>
-            </w:r>
-          </w:p>
-          <w:p>
-            <w:pPr>
-              <w:spacing w:before="0" w:after="0" w:line="240" w:lineRule="exact"/>
-            </w:pPr>
-          </w:p>
-          <w:p>
-            <w:pPr>
-              <w:pStyle w:val="PleadingSingle"/>
-            </w:pPr>
-            <w:r>
-              <w:rPr>
-                <w:b/>
-                <w:bCs/>
-              </w:rPr>
-              <w:t xml:space="preserve">Action Filed: July 24, 2026</w:t>
-            </w:r>
-          </w:p>
-          <w:p>
-            <w:pPr>
-              <w:spacing w:before="0" w:after="0" w:line="240" w:lineRule="exact"/>
-            </w:pPr>
-          </w:p>
-          <w:p>
-            <w:pPr>
-              <w:pStyle w:val="PleadingSingle"/>
-            </w:pPr>
-            <w:r>
-              <w:rPr>
-                <w:b/>
-                <w:bCs/>
-              </w:rPr>
-              <w:t xml:space="preserve">Date Removed: August 31, 2026</w:t>
-            </w:r>
-          </w:p>
-        </w:tc>
-      </w:tr>
-    </w:tbl>
-    <w:p>
-      <w:pPr>
-        <w:spacing w:before="0" w:after="0" w:line="480" w:lineRule="exact"/>
-      </w:pPr>
-    </w:p>
-    <w:p>
-      <w:pPr>
-        <w:pStyle w:val="Heading1"/>
-        <w:pageBreakBefore/>
-      </w:pPr>
-      <w:r>
-        <w:t xml:space="preserve">TABLE</w:t>
-      </w:r>
-      <w:r>
-        <w:t xml:space="preserve"> </w:t>
-      </w:r>
-      <w:r>
-        <w:t xml:space="preserve">OF</w:t>
-      </w:r>
-      <w:r>
-        <w:t xml:space="preserve"> </w:t>
-      </w:r>
-      <w:r>
-        <w:t xml:space="preserve">CONTENTS</w:t>
-      </w:r>
-    </w:p>
-    <w:tbl>
-      <w:tblPr>
-        <w:tblW w:w="8640" w:type="dxa"/>
-        <w:tblInd w:w="0" w:type="dxa"/>
-        <w:tblLayout w:type="fixed"/>
-        <w:tblCellMar>
-          <w:left w:w="0" w:type="dxa"/>
-          <w:right w:w="0" w:type="dxa"/>
-        </w:tblCellMar>
-        <w:tblLook w:val="0000" w:firstRow="0" w:lastRow="0" w:firstColumn="0" w:lastColumn="0" w:noHBand="1" w:noVBand="1"/>
-      </w:tblPr>
-      <w:tblGrid>
-        <w:gridCol w:w="7632"/>
-        <w:gridCol w:w="144"/>
-        <w:gridCol w:w="864"/>
-      </w:tblGrid>
-      <w:tr>
-        <w:trPr>
-          <w:cantSplit/>
-        </w:trPr>
-        <w:tc>
-          <w:tcPr>
-            <w:tcW w:w="7632" w:type="dxa"/>
-          </w:tcPr>
-          <w:p>
-            <w:pPr>
-              <w:pStyle w:val="PleadingToc"/>
-            </w:pPr>
-          </w:p>
-        </w:tc>
-        <w:tc>
-          <w:tcPr>
-            <w:tcW w:w="144" w:type="dxa"/>
-          </w:tcPr>
-          <w:p>
-            <w:pPr>
-              <w:pStyle w:val="PleadingToc"/>
-            </w:pPr>
-          </w:p>
-        </w:tc>
-        <w:tc>
-          <w:tcPr>
-            <w:tcW w:w="864" w:type="dxa"/>
-          </w:tcPr>
-          <w:p>
-            <w:pPr>
-              <w:pStyle w:val="PleadingTocPage"/>
-            </w:pPr>
-            <w:r>
-              <w:rPr>
-                <w:b/>
-                <w:bCs/>
-              </w:rPr>
-              <w:t xml:space="preserve">Page</w:t>
-            </w:r>
-          </w:p>
-        </w:tc>
-      </w:tr>
-      <w:tr>
-        <w:trPr>
-          <w:cantSplit/>
-        </w:trPr>
-        <w:tc>
-          <w:tcPr>
-            <w:tcW w:w="7632" w:type="dxa"/>
-          </w:tcPr>
-          <w:p>
-            <w:pPr>
-              <w:pStyle w:val="PleadingToc"/>
-            </w:pPr>
-            <w:r>
-              <w:t xml:space="preserve">INTRODUCTION</w:t>
-            </w:r>
-          </w:p>
-        </w:tc>
-        <w:tc>
-          <w:tcPr>
-            <w:tcW w:w="144" w:type="dxa"/>
-          </w:tcPr>
-          <w:p>
-            <w:pPr>
-              <w:pStyle w:val="PleadingToc"/>
-            </w:pPr>
-          </w:p>
-        </w:tc>
-        <w:tc>
-          <w:tcPr>
-            <w:tcW w:w="864" w:type="dxa"/>
-          </w:tcPr>
-          <w:p>
-            <w:pPr>
-              <w:pStyle w:val="PleadingTocPage"/>
-            </w:pPr>
-            <w:r>
-              <w:t xml:space="preserve">1</w:t>
-            </w:r>
-          </w:p>
-        </w:tc>
-      </w:tr>
-      <w:tr>
-        <w:trPr>
-          <w:cantSplit/>
-        </w:trPr>
-        <w:tc>
-          <w:tcPr>
-            <w:tcW w:w="7632" w:type="dxa"/>
-          </w:tcPr>
-          <w:p>
-            <w:pPr>
-              <w:pStyle w:val="PleadingToc"/>
-            </w:pPr>
-            <w:r>
-              <w:t xml:space="preserve">RELEVANT</w:t>
+              <w:t xml:space="preserve">4</w:t>
             </w:r>
             <w:r>
               <w:t xml:space="preserve"> </w:t>
             </w:r>
             <w:r>
-              <w:t xml:space="preserve">ALLEGATIONS</w:t>
-            </w:r>
-          </w:p>
-        </w:tc>
-        <w:tc>
-          <w:tcPr>
-            <w:tcW w:w="144" w:type="dxa"/>
-          </w:tcPr>
-          <w:p>
-            <w:pPr>
-              <w:pStyle w:val="PleadingToc"/>
-            </w:pPr>
-          </w:p>
-        </w:tc>
-        <w:tc>
-          <w:tcPr>
-            <w:tcW w:w="864" w:type="dxa"/>
-          </w:tcPr>
-          <w:p>
-            <w:pPr>
-              <w:pStyle w:val="PleadingTocPage"/>
-            </w:pPr>
-            <w:r>
-              <w:t xml:space="preserve">3</w:t>
-            </w:r>
-          </w:p>
-        </w:tc>
-      </w:tr>
-      <w:tr>
-        <w:trPr>
-          <w:cantSplit/>
-        </w:trPr>
-        <w:tc>
-          <w:tcPr>
-            <w:tcW w:w="7632" w:type="dxa"/>
-          </w:tcPr>
-          <w:p>
-            <w:pPr>
-              <w:pStyle w:val="PleadingToc"/>
-            </w:pPr>
-            <w:r>
-              <w:t xml:space="preserve">APPLICABLE</w:t>
+              <w:t xml:space="preserve">PILLAR</w:t>
             </w:r>
             <w:r>
               <w:t xml:space="preserve"> </w:t>
             </w:r>
             <w:r>
-              <w:t xml:space="preserve">LEGAL</w:t>
+              <w:t xml:space="preserve">CONSULTING,</w:t>
             </w:r>
             <w:r>
               <w:t xml:space="preserve"> </w:t>
             </w:r>
             <w:r>
-              <w:t xml:space="preserve">STANDARDS</w:t>
-            </w:r>
-          </w:p>
-        </w:tc>
-        <w:tc>
-          <w:tcPr>
-            <w:tcW w:w="144" w:type="dxa"/>
-          </w:tcPr>
-          <w:p>
-            <w:pPr>
-              <w:pStyle w:val="PleadingToc"/>
-            </w:pPr>
-          </w:p>
-        </w:tc>
-        <w:tc>
-          <w:tcPr>
-            <w:tcW w:w="864" w:type="dxa"/>
-          </w:tcPr>
-          <w:p>
-            <w:pPr>
-              <w:pStyle w:val="PleadingTocPage"/>
-            </w:pPr>
-            <w:r>
-              <w:t xml:space="preserve">4</w:t>
-            </w:r>
-          </w:p>
-        </w:tc>
-      </w:tr>
-      <w:tr>
-        <w:trPr>
-          <w:cantSplit/>
-        </w:trPr>
-        <w:tc>
-          <w:tcPr>
-            <w:tcW w:w="7632" w:type="dxa"/>
-          </w:tcPr>
-          <w:p>
-            <w:pPr>
-              <w:pStyle w:val="PleadingToc"/>
-            </w:pPr>
-            <w:r>
-              <w:t xml:space="preserve">ARGUMENT</w:t>
-            </w:r>
-          </w:p>
-        </w:tc>
-        <w:tc>
-          <w:tcPr>
-            <w:tcW w:w="144" w:type="dxa"/>
-          </w:tcPr>
-          <w:p>
-            <w:pPr>
-              <w:pStyle w:val="PleadingToc"/>
-            </w:pPr>
-          </w:p>
-        </w:tc>
-        <w:tc>
-          <w:tcPr>
-            <w:tcW w:w="864" w:type="dxa"/>
-          </w:tcPr>
-          <w:p>
-            <w:pPr>
-              <w:pStyle w:val="PleadingTocPage"/>
-            </w:pPr>
-            <w:r>
-              <w:t xml:space="preserve">5</w:t>
-            </w:r>
-          </w:p>
-        </w:tc>
-      </w:tr>
-      <w:tr>
-        <w:trPr>
-          <w:cantSplit/>
-        </w:trPr>
-        <w:tc>
-          <w:tcPr>
-            <w:tcW w:w="7632" w:type="dxa"/>
-          </w:tcPr>
-          <w:p>
-            <w:pPr>
-              <w:pStyle w:val="PleadingToc"/>
-              <w:ind w:left="720"/>
-            </w:pPr>
-            <w:r>
-              <w:t xml:space="preserve">I.</w:t>
+              <w:t xml:space="preserve">LLC,</w:t>
             </w:r>
             <w:r>
               <w:t xml:space="preserve"> </w:t>
             </w:r>
             <w:r>
-              <w:t xml:space="preserve">The</w:t>
-            </w:r>
-            <w:r>
-              <w:t xml:space="preserve"> </w:t>
-            </w:r>
-            <w:r>
-              <w:t xml:space="preserve">Complaint</w:t>
-            </w:r>
-            <w:r>
-              <w:t xml:space="preserve"> </w:t>
-            </w:r>
-            <w:r>
-              <w:t xml:space="preserve">Is</w:t>
-            </w:r>
-            <w:r>
-              <w:t xml:space="preserve"> </w:t>
-            </w:r>
-            <w:r>
-              <w:t xml:space="preserve">An</w:t>
-            </w:r>
-            <w:r>
-              <w:t xml:space="preserve"> </w:t>
-            </w:r>
-            <w:r>
-              <w:t xml:space="preserve">Improper</w:t>
-            </w:r>
-            <w:r>
-              <w:t xml:space="preserve"> </w:t>
-            </w:r>
-            <w:r>
-              <w:t xml:space="preserve">“Shotgun</w:t>
-            </w:r>
-            <w:r>
-              <w:t xml:space="preserve"> </w:t>
-            </w:r>
-            <w:r>
-              <w:t xml:space="preserve">Pleading”</w:t>
-            </w:r>
-            <w:r>
-              <w:t xml:space="preserve"> </w:t>
-            </w:r>
-            <w:r>
-              <w:t xml:space="preserve">That</w:t>
-            </w:r>
-            <w:r>
-              <w:t xml:space="preserve"> </w:t>
-            </w:r>
-            <w:r>
-              <w:t xml:space="preserve">Violates</w:t>
-            </w:r>
-            <w:r>
-              <w:t xml:space="preserve"> </w:t>
-            </w:r>
-            <w:r>
-              <w:t xml:space="preserve">Rules</w:t>
-            </w:r>
-            <w:r>
-              <w:t xml:space="preserve"> </w:t>
-            </w:r>
-            <w:r>
-              <w:t xml:space="preserve">8</w:t>
-            </w:r>
-            <w:r>
-              <w:t xml:space="preserve"> </w:t>
-            </w:r>
-            <w:r>
-              <w:t xml:space="preserve">And</w:t>
-            </w:r>
-            <w:r>
-              <w:t xml:space="preserve"> </w:t>
-            </w:r>
-            <w:r>
-              <w:t xml:space="preserve">10.</w:t>
-            </w:r>
-          </w:p>
-        </w:tc>
-        <w:tc>
-          <w:tcPr>
-            <w:tcW w:w="144" w:type="dxa"/>
-          </w:tcPr>
-          <w:p>
-            <w:pPr>
-              <w:pStyle w:val="PleadingToc"/>
-            </w:pPr>
-          </w:p>
-        </w:tc>
-        <w:tc>
-          <w:tcPr>
-            <w:tcW w:w="864" w:type="dxa"/>
-          </w:tcPr>
-          <w:p>
-            <w:pPr>
-              <w:pStyle w:val="PleadingTocPage"/>
-            </w:pPr>
-            <w:r>
-              <w:t xml:space="preserve">6</w:t>
-            </w:r>
-          </w:p>
-        </w:tc>
-      </w:tr>
-      <w:tr>
-        <w:trPr>
-          <w:cantSplit/>
-        </w:trPr>
-        <w:tc>
-          <w:tcPr>
-            <w:tcW w:w="7632" w:type="dxa"/>
-          </w:tcPr>
-          <w:p>
-            <w:pPr>
-              <w:pStyle w:val="PleadingToc"/>
-              <w:ind w:left="720"/>
-            </w:pPr>
-            <w:r>
-              <w:t xml:space="preserve">II.</w:t>
-            </w:r>
-            <w:r>
-              <w:t xml:space="preserve"> </w:t>
-            </w:r>
-            <w:r>
-              <w:t xml:space="preserve">The</w:t>
-            </w:r>
-            <w:r>
-              <w:t xml:space="preserve"> </w:t>
-            </w:r>
-            <w:r>
-              <w:t xml:space="preserve">Entire</w:t>
-            </w:r>
-            <w:r>
-              <w:t xml:space="preserve"> </w:t>
-            </w:r>
-            <w:r>
-              <w:t xml:space="preserve">Complaint</w:t>
-            </w:r>
-            <w:r>
-              <w:t xml:space="preserve"> </w:t>
-            </w:r>
-            <w:r>
-              <w:t xml:space="preserve">Should</w:t>
-            </w:r>
-            <w:r>
-              <w:t xml:space="preserve"> </w:t>
-            </w:r>
-            <w:r>
-              <w:t xml:space="preserve">Also</w:t>
-            </w:r>
-            <w:r>
-              <w:t xml:space="preserve"> </w:t>
-            </w:r>
-            <w:r>
-              <w:t xml:space="preserve">Be</w:t>
-            </w:r>
-            <w:r>
-              <w:t xml:space="preserve"> </w:t>
-            </w:r>
-            <w:r>
-              <w:t xml:space="preserve">Dismissed</w:t>
-            </w:r>
-            <w:r>
-              <w:t xml:space="preserve"> </w:t>
-            </w:r>
-            <w:r>
-              <w:t xml:space="preserve">Under</w:t>
-            </w:r>
-            <w:r>
-              <w:t xml:space="preserve"> </w:t>
-            </w:r>
-            <w:r>
-              <w:t xml:space="preserve">Rule</w:t>
-            </w:r>
-            <w:r>
-              <w:t xml:space="preserve"> </w:t>
-            </w:r>
-            <w:r>
-              <w:t xml:space="preserve">12(b)(6)</w:t>
-            </w:r>
-            <w:r>
-              <w:t xml:space="preserve"> </w:t>
-            </w:r>
-            <w:r>
-              <w:t xml:space="preserve">Because</w:t>
-            </w:r>
-            <w:r>
-              <w:t xml:space="preserve"> </w:t>
-            </w:r>
-            <w:r>
-              <w:t xml:space="preserve">Plaintiff</w:t>
-            </w:r>
-            <w:r>
-              <w:t xml:space="preserve"> </w:t>
-            </w:r>
-            <w:r>
-              <w:t xml:space="preserve">Fails</w:t>
-            </w:r>
-            <w:r>
-              <w:t xml:space="preserve"> </w:t>
-            </w:r>
-            <w:r>
-              <w:t xml:space="preserve">To</w:t>
-            </w:r>
-            <w:r>
-              <w:t xml:space="preserve"> </w:t>
-            </w:r>
-            <w:r>
-              <w:t xml:space="preserve">Plausibly</w:t>
-            </w:r>
-            <w:r>
-              <w:t xml:space="preserve"> </w:t>
-            </w:r>
-            <w:r>
-              <w:t xml:space="preserve">Allege</w:t>
-            </w:r>
-            <w:r>
-              <w:t xml:space="preserve"> </w:t>
-            </w:r>
-            <w:r>
-              <w:t xml:space="preserve">A</w:t>
-            </w:r>
-            <w:r>
-              <w:t xml:space="preserve"> </w:t>
-            </w:r>
-            <w:r>
-              <w:t xml:space="preserve">Theory</w:t>
-            </w:r>
-            <w:r>
-              <w:t xml:space="preserve"> </w:t>
-            </w:r>
-            <w:r>
-              <w:t xml:space="preserve">Of</w:t>
-            </w:r>
-            <w:r>
-              <w:t xml:space="preserve"> </w:t>
-            </w:r>
-            <w:r>
-              <w:t xml:space="preserve">Liability</w:t>
-            </w:r>
-            <w:r>
-              <w:t xml:space="preserve"> </w:t>
-            </w:r>
-            <w:r>
-              <w:t xml:space="preserve">Against</w:t>
+              <w:t xml:space="preserve">aka</w:t>
             </w:r>
             <w:r>
               <w:t xml:space="preserve"> </w:t>
@@ -781,361 +264,61 @@
               <w:t xml:space="preserve"> </w:t>
             </w:r>
             <w:r>
-              <w:t xml:space="preserve">Pillar.</w:t>
-            </w:r>
-          </w:p>
-        </w:tc>
-        <w:tc>
-          <w:tcPr>
-            <w:tcW w:w="144" w:type="dxa"/>
-          </w:tcPr>
-          <w:p>
-            <w:pPr>
-              <w:pStyle w:val="PleadingToc"/>
-            </w:pPr>
-          </w:p>
-        </w:tc>
-        <w:tc>
-          <w:tcPr>
-            <w:tcW w:w="864" w:type="dxa"/>
-          </w:tcPr>
-          <w:p>
-            <w:pPr>
-              <w:pStyle w:val="PleadingTocPage"/>
-            </w:pPr>
-            <w:r>
-              <w:t xml:space="preserve">7</w:t>
-            </w:r>
-          </w:p>
-        </w:tc>
-      </w:tr>
-      <w:tr>
-        <w:trPr>
-          <w:cantSplit/>
-        </w:trPr>
-        <w:tc>
-          <w:tcPr>
-            <w:tcW w:w="7632" w:type="dxa"/>
-          </w:tcPr>
-          <w:p>
-            <w:pPr>
-              <w:pStyle w:val="PleadingToc"/>
-              <w:ind w:left="720"/>
-            </w:pPr>
-            <w:r>
-              <w:t xml:space="preserve">III.</w:t>
+              <w:t xml:space="preserve">PILLAR</w:t>
             </w:r>
             <w:r>
               <w:t xml:space="preserve"> </w:t>
             </w:r>
             <w:r>
-              <w:t xml:space="preserve">The</w:t>
+              <w:t xml:space="preserve">CONSULTING</w:t>
             </w:r>
             <w:r>
               <w:t xml:space="preserve"> </w:t>
             </w:r>
             <w:r>
-              <w:t xml:space="preserve">Entire</w:t>
+              <w:t xml:space="preserve">HOLDINGS,</w:t>
             </w:r>
             <w:r>
               <w:t xml:space="preserve"> </w:t>
             </w:r>
             <w:r>
-              <w:t xml:space="preserve">Complaint</w:t>
+              <w:t xml:space="preserve">LLC,</w:t>
             </w:r>
             <w:r>
               <w:t xml:space="preserve"> </w:t>
             </w:r>
             <w:r>
-              <w:t xml:space="preserve">Should</w:t>
+              <w:t xml:space="preserve">aka</w:t>
             </w:r>
             <w:r>
               <w:t xml:space="preserve"> </w:t>
             </w:r>
             <w:r>
-              <w:t xml:space="preserve">Also</w:t>
+              <w:t xml:space="preserve">4</w:t>
             </w:r>
             <w:r>
               <w:t xml:space="preserve"> </w:t>
             </w:r>
             <w:r>
-              <w:t xml:space="preserve">Be</w:t>
+              <w:t xml:space="preserve">PILLAR</w:t>
             </w:r>
             <w:r>
               <w:t xml:space="preserve"> </w:t>
             </w:r>
             <w:r>
-              <w:t xml:space="preserve">Dismissed</w:t>
+              <w:t xml:space="preserve">CONSULTING</w:t>
             </w:r>
             <w:r>
               <w:t xml:space="preserve"> </w:t>
             </w:r>
             <w:r>
-              <w:t xml:space="preserve">Under</w:t>
+              <w:t xml:space="preserve">SYNDICATION,</w:t>
             </w:r>
             <w:r>
               <w:t xml:space="preserve"> </w:t>
             </w:r>
             <w:r>
-              <w:t xml:space="preserve">Rule</w:t>
-            </w:r>
-            <w:r>
-              <w:t xml:space="preserve"> </w:t>
-            </w:r>
-            <w:r>
-              <w:t xml:space="preserve">12(b)(6)</w:t>
-            </w:r>
-            <w:r>
-              <w:t xml:space="preserve"> </w:t>
-            </w:r>
-            <w:r>
-              <w:t xml:space="preserve">Because</w:t>
-            </w:r>
-            <w:r>
-              <w:t xml:space="preserve"> </w:t>
-            </w:r>
-            <w:r>
-              <w:t xml:space="preserve">Plaintiff</w:t>
-            </w:r>
-            <w:r>
-              <w:t xml:space="preserve"> </w:t>
-            </w:r>
-            <w:r>
-              <w:t xml:space="preserve">Fails</w:t>
-            </w:r>
-            <w:r>
-              <w:t xml:space="preserve"> </w:t>
-            </w:r>
-            <w:r>
-              <w:t xml:space="preserve">To</w:t>
-            </w:r>
-            <w:r>
-              <w:t xml:space="preserve"> </w:t>
-            </w:r>
-            <w:r>
-              <w:t xml:space="preserve">Plead</w:t>
-            </w:r>
-            <w:r>
-              <w:t xml:space="preserve"> </w:t>
-            </w:r>
-            <w:r>
-              <w:t xml:space="preserve">Sufficient</w:t>
-            </w:r>
-            <w:r>
-              <w:t xml:space="preserve"> </w:t>
-            </w:r>
-            <w:r>
-              <w:t xml:space="preserve">Facts</w:t>
-            </w:r>
-            <w:r>
-              <w:t xml:space="preserve"> </w:t>
-            </w:r>
-            <w:r>
-              <w:t xml:space="preserve">Supporting</w:t>
-            </w:r>
-            <w:r>
-              <w:t xml:space="preserve"> </w:t>
-            </w:r>
-            <w:r>
-              <w:t xml:space="preserve">Essential</w:t>
-            </w:r>
-            <w:r>
-              <w:t xml:space="preserve"> </w:t>
-            </w:r>
-            <w:r>
-              <w:t xml:space="preserve">Elements</w:t>
-            </w:r>
-            <w:r>
-              <w:t xml:space="preserve"> </w:t>
-            </w:r>
-            <w:r>
-              <w:t xml:space="preserve">Of</w:t>
-            </w:r>
-            <w:r>
-              <w:t xml:space="preserve"> </w:t>
-            </w:r>
-            <w:r>
-              <w:t xml:space="preserve">All</w:t>
-            </w:r>
-            <w:r>
-              <w:t xml:space="preserve"> </w:t>
-            </w:r>
-            <w:r>
-              <w:t xml:space="preserve">His</w:t>
-            </w:r>
-            <w:r>
-              <w:t xml:space="preserve"> </w:t>
-            </w:r>
-            <w:r>
-              <w:t xml:space="preserve">Claims.</w:t>
-            </w:r>
-          </w:p>
-        </w:tc>
-        <w:tc>
-          <w:tcPr>
-            <w:tcW w:w="144" w:type="dxa"/>
-          </w:tcPr>
-          <w:p>
-            <w:pPr>
-              <w:pStyle w:val="PleadingToc"/>
-            </w:pPr>
-          </w:p>
-        </w:tc>
-        <w:tc>
-          <w:tcPr>
-            <w:tcW w:w="864" w:type="dxa"/>
-          </w:tcPr>
-          <w:p>
-            <w:pPr>
-              <w:pStyle w:val="PleadingTocPage"/>
-            </w:pPr>
-            <w:r>
-              <w:t xml:space="preserve">12</w:t>
-            </w:r>
-          </w:p>
-        </w:tc>
-      </w:tr>
-      <w:tr>
-        <w:trPr>
-          <w:cantSplit/>
-        </w:trPr>
-        <w:tc>
-          <w:tcPr>
-            <w:tcW w:w="7632" w:type="dxa"/>
-          </w:tcPr>
-          <w:p>
-            <w:pPr>
-              <w:pStyle w:val="PleadingToc"/>
-              <w:ind w:left="1440"/>
-            </w:pPr>
-            <w:r>
-              <w:t xml:space="preserve">A.</w:t>
-            </w:r>
-            <w:r>
-              <w:t xml:space="preserve"> </w:t>
-            </w:r>
-            <w:r>
-              <w:t xml:space="preserve">Plaintiff</w:t>
-            </w:r>
-            <w:r>
-              <w:t xml:space="preserve"> </w:t>
-            </w:r>
-            <w:r>
-              <w:t xml:space="preserve">Does</w:t>
-            </w:r>
-            <w:r>
-              <w:t xml:space="preserve"> </w:t>
-            </w:r>
-            <w:r>
-              <w:t xml:space="preserve">Not</w:t>
-            </w:r>
-            <w:r>
-              <w:t xml:space="preserve"> </w:t>
-            </w:r>
-            <w:r>
-              <w:t xml:space="preserve">Plausibly</w:t>
-            </w:r>
-            <w:r>
-              <w:t xml:space="preserve"> </w:t>
-            </w:r>
-            <w:r>
-              <w:t xml:space="preserve">Allege</w:t>
-            </w:r>
-            <w:r>
-              <w:t xml:space="preserve"> </w:t>
-            </w:r>
-            <w:r>
-              <w:t xml:space="preserve">Receipt</w:t>
-            </w:r>
-            <w:r>
-              <w:t xml:space="preserve"> </w:t>
-            </w:r>
-            <w:r>
-              <w:t xml:space="preserve">of</w:t>
-            </w:r>
-            <w:r>
-              <w:t xml:space="preserve"> </w:t>
-            </w:r>
-            <w:r>
-              <w:t xml:space="preserve">a</w:t>
-            </w:r>
-            <w:r>
-              <w:t xml:space="preserve"> </w:t>
-            </w:r>
-            <w:r>
-              <w:t xml:space="preserve">“Telephone</w:t>
-            </w:r>
-            <w:r>
-              <w:t xml:space="preserve"> </w:t>
-            </w:r>
-            <w:r>
-              <w:t xml:space="preserve">Solicitation”</w:t>
-            </w:r>
-            <w:r>
-              <w:t xml:space="preserve"> </w:t>
-            </w:r>
-            <w:r>
-              <w:t xml:space="preserve">or</w:t>
-            </w:r>
-            <w:r>
-              <w:t xml:space="preserve"> </w:t>
-            </w:r>
-            <w:r>
-              <w:t xml:space="preserve">“Telemarketing”</w:t>
-            </w:r>
-            <w:r>
-              <w:t xml:space="preserve"> </w:t>
-            </w:r>
-            <w:r>
-              <w:t xml:space="preserve">Call</w:t>
-            </w:r>
-            <w:r>
-              <w:t xml:space="preserve"> </w:t>
-            </w:r>
-            <w:r>
-              <w:t xml:space="preserve">As</w:t>
-            </w:r>
-            <w:r>
-              <w:t xml:space="preserve"> </w:t>
-            </w:r>
-            <w:r>
-              <w:t xml:space="preserve">Defined</w:t>
-            </w:r>
-            <w:r>
-              <w:t xml:space="preserve"> </w:t>
-            </w:r>
-            <w:r>
-              <w:t xml:space="preserve">by</w:t>
-            </w:r>
-            <w:r>
-              <w:t xml:space="preserve"> </w:t>
-            </w:r>
-            <w:r>
-              <w:t xml:space="preserve">the</w:t>
-            </w:r>
-            <w:r>
-              <w:t xml:space="preserve"> </w:t>
-            </w:r>
-            <w:r>
-              <w:t xml:space="preserve">TCPA</w:t>
-            </w:r>
-            <w:r>
-              <w:t xml:space="preserve"> </w:t>
-            </w:r>
-            <w:r>
-              <w:t xml:space="preserve">(Counts</w:t>
-            </w:r>
-            <w:r>
-              <w:t xml:space="preserve"> </w:t>
-            </w:r>
-            <w:r>
-              <w:t xml:space="preserve">1,</w:t>
-            </w:r>
-            <w:r>
-              <w:t xml:space="preserve"> </w:t>
-            </w:r>
-            <w:r>
-              <w:t xml:space="preserve">2,</w:t>
+              <w:t xml:space="preserve">LLC,</w:t>
             </w:r>
             <w:r>
               <w:t xml:space="preserve"> </w:t>
@@ -1147,821 +330,456 @@
               <w:t xml:space="preserve"> </w:t>
             </w:r>
             <w:r>
-              <w:t xml:space="preserve">3)</w:t>
+              <w:t xml:space="preserve">DOES</w:t>
+            </w:r>
+            <w:r>
+              <w:t xml:space="preserve"> </w:t>
+            </w:r>
+            <w:r>
+              <w:t xml:space="preserve">1</w:t>
+              <w:noBreakHyphen/>
+              <w:t xml:space="preserve">10,</w:t>
+            </w:r>
+          </w:p>
+          <w:p>
+            <w:pPr>
+              <w:spacing w:before="0" w:after="160" w:line="240" w:lineRule="exact"/>
+              <w:ind w:left="0" w:firstLine="0"/>
+            </w:pPr>
+            <w:r>
+              <w:t xml:space="preserve">Defendants.</w:t>
             </w:r>
           </w:p>
         </w:tc>
         <w:tc>
           <w:tcPr>
-            <w:tcW w:w="144" w:type="dxa"/>
+            <w:tcW w:w="360" w:type="dxa"/>
           </w:tcPr>
           <w:p>
             <w:pPr>
-              <w:pStyle w:val="PleadingToc"/>
+              <w:spacing w:before="0" w:after="0" w:line="240" w:lineRule="exact"/>
+              <w:ind w:left="0" w:firstLine="0"/>
             </w:pPr>
           </w:p>
         </w:tc>
         <w:tc>
           <w:tcPr>
-            <w:tcW w:w="864" w:type="dxa"/>
+            <w:tcW w:w="3816" w:type="dxa"/>
+            <w:tcMar>
+              <w:top w:w="192" w:type="dxa"/>
+              <w:left w:w="144" w:type="dxa"/>
+            </w:tcMar>
           </w:tcPr>
           <w:p>
             <w:pPr>
-              <w:pStyle w:val="PleadingTocPage"/>
+              <w:spacing w:before="0" w:after="0" w:line="240" w:lineRule="exact"/>
+              <w:ind w:left="0" w:firstLine="0"/>
             </w:pPr>
             <w:r>
-              <w:t xml:space="preserve">12</w:t>
+              <w:t xml:space="preserve">Case No. 2:26-cv</w:t>
+              <w:noBreakHyphen/>
+              <w:t xml:space="preserve">03102-LK</w:t>
             </w:r>
           </w:p>
-        </w:tc>
-      </w:tr>
-      <w:tr>
-        <w:trPr>
-          <w:cantSplit/>
-        </w:trPr>
-        <w:tc>
-          <w:tcPr>
-            <w:tcW w:w="7632" w:type="dxa"/>
-          </w:tcPr>
           <w:p>
             <w:pPr>
-              <w:pStyle w:val="PleadingToc"/>
-              <w:ind w:left="1440"/>
+              <w:spacing w:before="240" w:after="0" w:line="240" w:lineRule="exact"/>
+              <w:ind w:left="0" w:firstLine="0"/>
             </w:pPr>
             <w:r>
-              <w:t xml:space="preserve">B.</w:t>
+              <w:rPr>
+                <w:b/>
+                <w:bCs/>
+              </w:rPr>
+              <w:t xml:space="preserve">DEFENDANT’S</w:t>
             </w:r>
             <w:r>
+              <w:rPr>
+                <w:b/>
+                <w:bCs/>
+              </w:rPr>
               <w:t xml:space="preserve"> </w:t>
             </w:r>
             <w:r>
-              <w:t xml:space="preserve">Plaintiff</w:t>
+              <w:rPr>
+                <w:b/>
+                <w:bCs/>
+              </w:rPr>
+              <w:t xml:space="preserve">MOTION</w:t>
             </w:r>
             <w:r>
+              <w:rPr>
+                <w:b/>
+                <w:bCs/>
+              </w:rPr>
               <w:t xml:space="preserve"> </w:t>
             </w:r>
             <w:r>
-              <w:t xml:space="preserve">Does</w:t>
+              <w:rPr>
+                <w:b/>
+                <w:bCs/>
+              </w:rPr>
+              <w:t xml:space="preserve">TO</w:t>
             </w:r>
             <w:r>
+              <w:rPr>
+                <w:b/>
+                <w:bCs/>
+              </w:rPr>
               <w:t xml:space="preserve"> </w:t>
             </w:r>
             <w:r>
-              <w:t xml:space="preserve">Not</w:t>
+              <w:rPr>
+                <w:b/>
+                <w:bCs/>
+              </w:rPr>
+              <w:t xml:space="preserve">DISMISS</w:t>
             </w:r>
             <w:r>
+              <w:rPr>
+                <w:b/>
+                <w:bCs/>
+              </w:rPr>
               <w:t xml:space="preserve"> </w:t>
             </w:r>
             <w:r>
-              <w:t xml:space="preserve">Plausibly</w:t>
+              <w:rPr>
+                <w:b/>
+                <w:bCs/>
+              </w:rPr>
+              <w:t xml:space="preserve">PLAINTIFF’S</w:t>
             </w:r>
             <w:r>
+              <w:rPr>
+                <w:b/>
+                <w:bCs/>
+              </w:rPr>
               <w:t xml:space="preserve"> </w:t>
             </w:r>
             <w:r>
-              <w:t xml:space="preserve">Allege</w:t>
+              <w:rPr>
+                <w:b/>
+                <w:bCs/>
+              </w:rPr>
+              <w:t xml:space="preserve">PUTATIVE</w:t>
             </w:r>
             <w:r>
+              <w:rPr>
+                <w:b/>
+                <w:bCs/>
+              </w:rPr>
               <w:t xml:space="preserve"> </w:t>
             </w:r>
             <w:r>
-              <w:t xml:space="preserve">That</w:t>
+              <w:rPr>
+                <w:b/>
+                <w:bCs/>
+              </w:rPr>
+              <w:t xml:space="preserve">CLASS</w:t>
             </w:r>
             <w:r>
+              <w:rPr>
+                <w:b/>
+                <w:bCs/>
+              </w:rPr>
               <w:t xml:space="preserve"> </w:t>
             </w:r>
             <w:r>
-              <w:t xml:space="preserve">He</w:t>
+              <w:rPr>
+                <w:b/>
+                <w:bCs/>
+              </w:rPr>
+              <w:t xml:space="preserve">ACTION</w:t>
             </w:r>
             <w:r>
+              <w:rPr>
+                <w:b/>
+                <w:bCs/>
+              </w:rPr>
               <w:t xml:space="preserve"> </w:t>
             </w:r>
             <w:r>
-              <w:t xml:space="preserve">Qualifies</w:t>
+              <w:rPr>
+                <w:b/>
+                <w:bCs/>
+              </w:rPr>
+              <w:t xml:space="preserve">COMPLAINT</w:t>
+            </w:r>
+          </w:p>
+          <w:p>
+            <w:pPr>
+              <w:spacing w:before="240" w:after="0" w:line="240" w:lineRule="exact"/>
+              <w:ind w:left="0" w:firstLine="0"/>
+            </w:pPr>
+            <w:r>
+              <w:rPr>
+                <w:b/>
+                <w:bCs/>
+              </w:rPr>
+              <w:t xml:space="preserve">NOTED</w:t>
             </w:r>
             <w:r>
+              <w:rPr>
+                <w:b/>
+                <w:bCs/>
+              </w:rPr>
               <w:t xml:space="preserve"> </w:t>
             </w:r>
             <w:r>
-              <w:t xml:space="preserve">as</w:t>
+              <w:rPr>
+                <w:b/>
+                <w:bCs/>
+              </w:rPr>
+              <w:t xml:space="preserve">FOR</w:t>
             </w:r>
             <w:r>
+              <w:rPr>
+                <w:b/>
+                <w:bCs/>
+              </w:rPr>
               <w:t xml:space="preserve"> </w:t>
             </w:r>
             <w:r>
-              <w:t xml:space="preserve">a</w:t>
+              <w:rPr>
+                <w:b/>
+                <w:bCs/>
+              </w:rPr>
+              <w:t xml:space="preserve">MOTION</w:t>
             </w:r>
             <w:r>
+              <w:rPr>
+                <w:b/>
+                <w:bCs/>
+              </w:rPr>
               <w:t xml:space="preserve"> </w:t>
             </w:r>
             <w:r>
-              <w:t xml:space="preserve">“Residential”</w:t>
+              <w:rPr>
+                <w:b/>
+                <w:bCs/>
+              </w:rPr>
+              <w:t xml:space="preserve">CALENDAR:</w:t>
             </w:r>
             <w:r>
+              <w:rPr>
+                <w:b/>
+                <w:bCs/>
+              </w:rPr>
               <w:t xml:space="preserve"> </w:t>
             </w:r>
             <w:r>
-              <w:t xml:space="preserve">Subscriber</w:t>
+              <w:rPr>
+                <w:b/>
+                <w:bCs/>
+              </w:rPr>
+              <w:t xml:space="preserve">NOVEMBER</w:t>
             </w:r>
             <w:r>
+              <w:rPr>
+                <w:b/>
+                <w:bCs/>
+              </w:rPr>
               <w:t xml:space="preserve"> </w:t>
             </w:r>
             <w:r>
-              <w:t xml:space="preserve">Within</w:t>
+              <w:rPr>
+                <w:b/>
+                <w:bCs/>
+              </w:rPr>
+              <w:t xml:space="preserve">6,</w:t>
             </w:r>
             <w:r>
+              <w:rPr>
+                <w:b/>
+                <w:bCs/>
+              </w:rPr>
               <w:t xml:space="preserve"> </w:t>
             </w:r>
             <w:r>
-              <w:t xml:space="preserve">the</w:t>
+              <w:rPr>
+                <w:b/>
+                <w:bCs/>
+              </w:rPr>
+              <w:t xml:space="preserve">2026</w:t>
+            </w:r>
+          </w:p>
+          <w:p>
+            <w:pPr>
+              <w:spacing w:before="240" w:after="0" w:line="240" w:lineRule="exact"/>
+              <w:ind w:left="0" w:firstLine="0"/>
+            </w:pPr>
+            <w:r>
+              <w:rPr>
+                <w:b/>
+                <w:bCs/>
+              </w:rPr>
+              <w:t xml:space="preserve">ORAL</w:t>
             </w:r>
             <w:r>
+              <w:rPr>
+                <w:b/>
+                <w:bCs/>
+              </w:rPr>
               <w:t xml:space="preserve"> </w:t>
             </w:r>
             <w:r>
-              <w:t xml:space="preserve">Meaning</w:t>
+              <w:rPr>
+                <w:b/>
+                <w:bCs/>
+              </w:rPr>
+              <w:t xml:space="preserve">ARGUMENT</w:t>
             </w:r>
             <w:r>
+              <w:rPr>
+                <w:b/>
+                <w:bCs/>
+              </w:rPr>
               <w:t xml:space="preserve"> </w:t>
             </w:r>
             <w:r>
-              <w:t xml:space="preserve">of</w:t>
+              <w:rPr>
+                <w:b/>
+                <w:bCs/>
+              </w:rPr>
+              <w:t xml:space="preserve">REQUESTED</w:t>
+            </w:r>
+          </w:p>
+          <w:p>
+            <w:pPr>
+              <w:spacing w:before="240" w:after="0" w:line="240" w:lineRule="exact"/>
+              <w:ind w:left="0" w:firstLine="0"/>
+            </w:pPr>
+            <w:r>
+              <w:rPr>
+                <w:b/>
+                <w:bCs/>
+              </w:rPr>
+              <w:t xml:space="preserve">Action</w:t>
             </w:r>
             <w:r>
+              <w:rPr>
+                <w:b/>
+                <w:bCs/>
+              </w:rPr>
               <w:t xml:space="preserve"> </w:t>
             </w:r>
             <w:r>
-              <w:t xml:space="preserve">the</w:t>
+              <w:rPr>
+                <w:b/>
+                <w:bCs/>
+              </w:rPr>
+              <w:t xml:space="preserve">Filed:</w:t>
             </w:r>
             <w:r>
+              <w:rPr>
+                <w:b/>
+                <w:bCs/>
+              </w:rPr>
               <w:t xml:space="preserve"> </w:t>
             </w:r>
             <w:r>
-              <w:t xml:space="preserve">TCPA</w:t>
+              <w:rPr>
+                <w:b/>
+                <w:bCs/>
+              </w:rPr>
+              <w:t xml:space="preserve">July</w:t>
             </w:r>
             <w:r>
+              <w:rPr>
+                <w:b/>
+                <w:bCs/>
+              </w:rPr>
               <w:t xml:space="preserve"> </w:t>
             </w:r>
             <w:r>
-              <w:t xml:space="preserve">(Counts</w:t>
+              <w:rPr>
+                <w:b/>
+                <w:bCs/>
+              </w:rPr>
+              <w:t xml:space="preserve">24,</w:t>
             </w:r>
             <w:r>
+              <w:rPr>
+                <w:b/>
+                <w:bCs/>
+              </w:rPr>
               <w:t xml:space="preserve"> </w:t>
             </w:r>
             <w:r>
-              <w:t xml:space="preserve">1,</w:t>
+              <w:rPr>
+                <w:b/>
+                <w:bCs/>
+              </w:rPr>
+              <w:t xml:space="preserve">2026</w:t>
+            </w:r>
+          </w:p>
+          <w:p>
+            <w:pPr>
+              <w:spacing w:before="240" w:after="0" w:line="240" w:lineRule="exact"/>
+              <w:ind w:left="0" w:firstLine="0"/>
+            </w:pPr>
+            <w:r>
+              <w:rPr>
+                <w:b/>
+                <w:bCs/>
+              </w:rPr>
+              <w:t xml:space="preserve">Date</w:t>
             </w:r>
             <w:r>
+              <w:rPr>
+                <w:b/>
+                <w:bCs/>
+              </w:rPr>
               <w:t xml:space="preserve"> </w:t>
             </w:r>
             <w:r>
-              <w:t xml:space="preserve">2,</w:t>
+              <w:rPr>
+                <w:b/>
+                <w:bCs/>
+              </w:rPr>
+              <w:t xml:space="preserve">Removed:</w:t>
             </w:r>
             <w:r>
+              <w:rPr>
+                <w:b/>
+                <w:bCs/>
+              </w:rPr>
               <w:t xml:space="preserve"> </w:t>
             </w:r>
             <w:r>
-              <w:t xml:space="preserve">and</w:t>
+              <w:rPr>
+                <w:b/>
+                <w:bCs/>
+              </w:rPr>
+              <w:t xml:space="preserve">August</w:t>
             </w:r>
             <w:r>
+              <w:rPr>
+                <w:b/>
+                <w:bCs/>
+              </w:rPr>
               <w:t xml:space="preserve"> </w:t>
             </w:r>
             <w:r>
-              <w:t xml:space="preserve">3)</w:t>
-            </w:r>
-          </w:p>
-        </w:tc>
-        <w:tc>
-          <w:tcPr>
-            <w:tcW w:w="144" w:type="dxa"/>
-          </w:tcPr>
-          <w:p>
-            <w:pPr>
-              <w:pStyle w:val="PleadingToc"/>
-            </w:pPr>
-          </w:p>
-        </w:tc>
-        <w:tc>
-          <w:tcPr>
-            <w:tcW w:w="864" w:type="dxa"/>
-          </w:tcPr>
-          <w:p>
-            <w:pPr>
-              <w:pStyle w:val="PleadingTocPage"/>
-            </w:pPr>
-            <w:r>
-              <w:t xml:space="preserve">13</w:t>
-            </w:r>
-          </w:p>
-        </w:tc>
-      </w:tr>
-      <w:tr>
-        <w:trPr>
-          <w:cantSplit/>
-        </w:trPr>
-        <w:tc>
-          <w:tcPr>
-            <w:tcW w:w="7632" w:type="dxa"/>
-          </w:tcPr>
-          <w:p>
-            <w:pPr>
-              <w:pStyle w:val="PleadingToc"/>
-              <w:ind w:left="1440"/>
-            </w:pPr>
-            <w:r>
-              <w:t xml:space="preserve">C.</w:t>
+              <w:rPr>
+                <w:b/>
+                <w:bCs/>
+              </w:rPr>
+              <w:t xml:space="preserve">31,</w:t>
             </w:r>
             <w:r>
+              <w:rPr>
+                <w:b/>
+                <w:bCs/>
+              </w:rPr>
               <w:t xml:space="preserve"> </w:t>
             </w:r>
             <w:r>
-              <w:t xml:space="preserve">Plaintiff</w:t>
-            </w:r>
-            <w:r>
-              <w:t xml:space="preserve"> </w:t>
-            </w:r>
-            <w:r>
-              <w:t xml:space="preserve">Does</w:t>
-            </w:r>
-            <w:r>
-              <w:t xml:space="preserve"> </w:t>
-            </w:r>
-            <w:r>
-              <w:t xml:space="preserve">Not</w:t>
-            </w:r>
-            <w:r>
-              <w:t xml:space="preserve"> </w:t>
-            </w:r>
-            <w:r>
-              <w:t xml:space="preserve">Adequately</w:t>
-            </w:r>
-            <w:r>
-              <w:t xml:space="preserve"> </w:t>
-            </w:r>
-            <w:r>
-              <w:t xml:space="preserve">Allege</w:t>
-            </w:r>
-            <w:r>
-              <w:t xml:space="preserve"> </w:t>
-            </w:r>
-            <w:r>
-              <w:t xml:space="preserve">That</w:t>
-            </w:r>
-            <w:r>
-              <w:t xml:space="preserve"> </w:t>
-            </w:r>
-            <w:r>
-              <w:t xml:space="preserve">He</w:t>
-            </w:r>
-            <w:r>
-              <w:t xml:space="preserve"> </w:t>
-            </w:r>
-            <w:r>
-              <w:t xml:space="preserve">Registered</w:t>
-            </w:r>
-            <w:r>
-              <w:t xml:space="preserve"> </w:t>
-            </w:r>
-            <w:r>
-              <w:t xml:space="preserve">Each</w:t>
-            </w:r>
-            <w:r>
-              <w:t xml:space="preserve"> </w:t>
-            </w:r>
-            <w:r>
-              <w:t xml:space="preserve">of</w:t>
-            </w:r>
-            <w:r>
-              <w:t xml:space="preserve"> </w:t>
-            </w:r>
-            <w:r>
-              <w:t xml:space="preserve">the</w:t>
-            </w:r>
-            <w:r>
-              <w:t xml:space="preserve"> </w:t>
-            </w:r>
-            <w:r>
-              <w:t xml:space="preserve">Subject</w:t>
-            </w:r>
-            <w:r>
-              <w:t xml:space="preserve"> </w:t>
-            </w:r>
-            <w:r>
-              <w:t xml:space="preserve">Cell</w:t>
-            </w:r>
-            <w:r>
-              <w:t xml:space="preserve"> </w:t>
-            </w:r>
-            <w:r>
-              <w:t xml:space="preserve">Phone</w:t>
-            </w:r>
-            <w:r>
-              <w:t xml:space="preserve"> </w:t>
-            </w:r>
-            <w:r>
-              <w:t xml:space="preserve">Numbers</w:t>
-            </w:r>
-            <w:r>
-              <w:t xml:space="preserve"> </w:t>
-            </w:r>
-            <w:r>
-              <w:t xml:space="preserve">on</w:t>
-            </w:r>
-            <w:r>
-              <w:t xml:space="preserve"> </w:t>
-            </w:r>
-            <w:r>
-              <w:t xml:space="preserve">the</w:t>
-            </w:r>
-            <w:r>
-              <w:t xml:space="preserve"> </w:t>
-            </w:r>
-            <w:r>
-              <w:t xml:space="preserve">National</w:t>
-            </w:r>
-            <w:r>
-              <w:t xml:space="preserve"> </w:t>
-            </w:r>
-            <w:r>
-              <w:t xml:space="preserve">DNC</w:t>
-            </w:r>
-            <w:r>
-              <w:t xml:space="preserve"> </w:t>
-            </w:r>
-            <w:r>
-              <w:t xml:space="preserve">Registry</w:t>
-            </w:r>
-            <w:r>
-              <w:t xml:space="preserve"> </w:t>
-            </w:r>
-            <w:r>
-              <w:t xml:space="preserve">(Count</w:t>
-            </w:r>
-            <w:r>
-              <w:t xml:space="preserve"> </w:t>
-            </w:r>
-            <w:r>
-              <w:t xml:space="preserve">1)</w:t>
-            </w:r>
-          </w:p>
-        </w:tc>
-        <w:tc>
-          <w:tcPr>
-            <w:tcW w:w="144" w:type="dxa"/>
-          </w:tcPr>
-          <w:p>
-            <w:pPr>
-              <w:pStyle w:val="PleadingToc"/>
-            </w:pPr>
-          </w:p>
-        </w:tc>
-        <w:tc>
-          <w:tcPr>
-            <w:tcW w:w="864" w:type="dxa"/>
-          </w:tcPr>
-          <w:p>
-            <w:pPr>
-              <w:pStyle w:val="PleadingTocPage"/>
-            </w:pPr>
-            <w:r>
-              <w:t xml:space="preserve">14</w:t>
-            </w:r>
-          </w:p>
-        </w:tc>
-      </w:tr>
-      <w:tr>
-        <w:trPr>
-          <w:cantSplit/>
-        </w:trPr>
-        <w:tc>
-          <w:tcPr>
-            <w:tcW w:w="7632" w:type="dxa"/>
-          </w:tcPr>
-          <w:p>
-            <w:pPr>
-              <w:pStyle w:val="PleadingToc"/>
-              <w:ind w:left="1440"/>
-            </w:pPr>
-            <w:r>
-              <w:t xml:space="preserve">D.</w:t>
-            </w:r>
-            <w:r>
-              <w:t xml:space="preserve"> </w:t>
-            </w:r>
-            <w:r>
-              <w:t xml:space="preserve">Plaintiff</w:t>
-            </w:r>
-            <w:r>
-              <w:t xml:space="preserve"> </w:t>
-            </w:r>
-            <w:r>
-              <w:t xml:space="preserve">Does</w:t>
-            </w:r>
-            <w:r>
-              <w:t xml:space="preserve"> </w:t>
-            </w:r>
-            <w:r>
-              <w:t xml:space="preserve">Not</w:t>
-            </w:r>
-            <w:r>
-              <w:t xml:space="preserve"> </w:t>
-            </w:r>
-            <w:r>
-              <w:t xml:space="preserve">Plausibly</w:t>
-            </w:r>
-            <w:r>
-              <w:t xml:space="preserve"> </w:t>
-            </w:r>
-            <w:r>
-              <w:t xml:space="preserve">Allege</w:t>
-            </w:r>
-            <w:r>
-              <w:t xml:space="preserve"> </w:t>
-            </w:r>
-            <w:r>
-              <w:t xml:space="preserve">That</w:t>
-            </w:r>
-            <w:r>
-              <w:t xml:space="preserve"> </w:t>
-            </w:r>
-            <w:r>
-              <w:t xml:space="preserve">4</w:t>
-            </w:r>
-            <w:r>
-              <w:t xml:space="preserve"> </w:t>
-            </w:r>
-            <w:r>
-              <w:t xml:space="preserve">Pillar</w:t>
-            </w:r>
-            <w:r>
-              <w:t xml:space="preserve"> </w:t>
-            </w:r>
-            <w:r>
-              <w:t xml:space="preserve">Lacked</w:t>
-            </w:r>
-            <w:r>
-              <w:t xml:space="preserve"> </w:t>
-            </w:r>
-            <w:r>
-              <w:t xml:space="preserve">Internal</w:t>
-            </w:r>
-            <w:r>
-              <w:t xml:space="preserve"> </w:t>
-            </w:r>
-            <w:r>
-              <w:t xml:space="preserve">DNC</w:t>
-            </w:r>
-            <w:r>
-              <w:t xml:space="preserve"> </w:t>
-            </w:r>
-            <w:r>
-              <w:t xml:space="preserve">Procedures</w:t>
-            </w:r>
-            <w:r>
-              <w:t xml:space="preserve"> </w:t>
-            </w:r>
-            <w:r>
-              <w:t xml:space="preserve">Before</w:t>
-            </w:r>
-            <w:r>
-              <w:t xml:space="preserve"> </w:t>
-            </w:r>
-            <w:r>
-              <w:t xml:space="preserve">Initiating</w:t>
-            </w:r>
-            <w:r>
-              <w:t xml:space="preserve"> </w:t>
-            </w:r>
-            <w:r>
-              <w:t xml:space="preserve">the</w:t>
-            </w:r>
-            <w:r>
-              <w:t xml:space="preserve"> </w:t>
-            </w:r>
-            <w:r>
-              <w:t xml:space="preserve">Subject</w:t>
-            </w:r>
-            <w:r>
-              <w:t xml:space="preserve"> </w:t>
-            </w:r>
-            <w:r>
-              <w:t xml:space="preserve">Communications</w:t>
-            </w:r>
-            <w:r>
-              <w:t xml:space="preserve"> </w:t>
-            </w:r>
-            <w:r>
-              <w:t xml:space="preserve">(Counts</w:t>
-            </w:r>
-            <w:r>
-              <w:t xml:space="preserve"> </w:t>
-            </w:r>
-            <w:r>
-              <w:t xml:space="preserve">2</w:t>
-            </w:r>
-            <w:r>
-              <w:t xml:space="preserve"> </w:t>
-            </w:r>
-            <w:r>
-              <w:t xml:space="preserve">and</w:t>
-            </w:r>
-            <w:r>
-              <w:t xml:space="preserve"> </w:t>
-            </w:r>
-            <w:r>
-              <w:t xml:space="preserve">3)</w:t>
-            </w:r>
-          </w:p>
-        </w:tc>
-        <w:tc>
-          <w:tcPr>
-            <w:tcW w:w="144" w:type="dxa"/>
-          </w:tcPr>
-          <w:p>
-            <w:pPr>
-              <w:pStyle w:val="PleadingToc"/>
-            </w:pPr>
-          </w:p>
-        </w:tc>
-        <w:tc>
-          <w:tcPr>
-            <w:tcW w:w="864" w:type="dxa"/>
-          </w:tcPr>
-          <w:p>
-            <w:pPr>
-              <w:pStyle w:val="PleadingTocPage"/>
-            </w:pPr>
-            <w:r>
-              <w:t xml:space="preserve">15</w:t>
-            </w:r>
-          </w:p>
-        </w:tc>
-      </w:tr>
-      <w:tr>
-        <w:trPr>
-          <w:cantSplit/>
-        </w:trPr>
-        <w:tc>
-          <w:tcPr>
-            <w:tcW w:w="7632" w:type="dxa"/>
-          </w:tcPr>
-          <w:p>
-            <w:pPr>
-              <w:pStyle w:val="PleadingToc"/>
-              <w:ind w:left="1440"/>
-            </w:pPr>
-            <w:r>
-              <w:t xml:space="preserve">E.</w:t>
-            </w:r>
-            <w:r>
-              <w:t xml:space="preserve"> </w:t>
-            </w:r>
-            <w:r>
-              <w:t xml:space="preserve">Plaintiff’s</w:t>
-            </w:r>
-            <w:r>
-              <w:t xml:space="preserve"> </w:t>
-            </w:r>
-            <w:r>
-              <w:t xml:space="preserve">State</w:t>
-            </w:r>
-            <w:r>
-              <w:t xml:space="preserve"> </w:t>
-            </w:r>
-            <w:r>
-              <w:t xml:space="preserve">Law</w:t>
-            </w:r>
-            <w:r>
-              <w:t xml:space="preserve"> </w:t>
-            </w:r>
-            <w:r>
-              <w:t xml:space="preserve">Claims</w:t>
-            </w:r>
-            <w:r>
-              <w:t xml:space="preserve"> </w:t>
-            </w:r>
-            <w:r>
-              <w:t xml:space="preserve">Are</w:t>
-            </w:r>
-            <w:r>
-              <w:t xml:space="preserve"> </w:t>
-            </w:r>
-            <w:r>
-              <w:t xml:space="preserve">Similarly</w:t>
-            </w:r>
-            <w:r>
-              <w:t xml:space="preserve"> </w:t>
-            </w:r>
-            <w:r>
-              <w:t xml:space="preserve">Ill-Pled</w:t>
-            </w:r>
-            <w:r>
-              <w:t xml:space="preserve"> </w:t>
-            </w:r>
-            <w:r>
-              <w:t xml:space="preserve">(Counts</w:t>
-            </w:r>
-            <w:r>
-              <w:t xml:space="preserve"> </w:t>
-            </w:r>
-            <w:r>
-              <w:t xml:space="preserve">5,</w:t>
-            </w:r>
-            <w:r>
-              <w:t xml:space="preserve"> </w:t>
-            </w:r>
-            <w:r>
-              <w:t xml:space="preserve">6,</w:t>
-            </w:r>
-            <w:r>
-              <w:t xml:space="preserve"> </w:t>
-            </w:r>
-            <w:r>
-              <w:t xml:space="preserve">7,</w:t>
-            </w:r>
-            <w:r>
-              <w:t xml:space="preserve"> </w:t>
-            </w:r>
-            <w:r>
-              <w:t xml:space="preserve">and</w:t>
-            </w:r>
-            <w:r>
-              <w:t xml:space="preserve"> </w:t>
-            </w:r>
-            <w:r>
-              <w:t xml:space="preserve">8)</w:t>
-            </w:r>
-          </w:p>
-        </w:tc>
-        <w:tc>
-          <w:tcPr>
-            <w:tcW w:w="144" w:type="dxa"/>
-          </w:tcPr>
-          <w:p>
-            <w:pPr>
-              <w:pStyle w:val="PleadingToc"/>
-            </w:pPr>
-          </w:p>
-        </w:tc>
-        <w:tc>
-          <w:tcPr>
-            <w:tcW w:w="864" w:type="dxa"/>
-          </w:tcPr>
-          <w:p>
-            <w:pPr>
-              <w:pStyle w:val="PleadingTocPage"/>
-            </w:pPr>
-            <w:r>
-              <w:t xml:space="preserve">16</w:t>
-            </w:r>
-          </w:p>
-        </w:tc>
-      </w:tr>
-      <w:tr>
-        <w:trPr>
-          <w:cantSplit/>
-        </w:trPr>
-        <w:tc>
-          <w:tcPr>
-            <w:tcW w:w="7632" w:type="dxa"/>
-          </w:tcPr>
-          <w:p>
-            <w:pPr>
-              <w:pStyle w:val="PleadingToc"/>
-              <w:ind w:left="720"/>
-            </w:pPr>
-            <w:r>
-              <w:t xml:space="preserve">IV.</w:t>
-            </w:r>
-            <w:r>
-              <w:t xml:space="preserve"> </w:t>
-            </w:r>
-            <w:r>
-              <w:t xml:space="preserve">Plaintiff’s</w:t>
-            </w:r>
-            <w:r>
-              <w:t xml:space="preserve"> </w:t>
-            </w:r>
-            <w:r>
-              <w:t xml:space="preserve">Complaint</w:t>
-            </w:r>
-            <w:r>
-              <w:t xml:space="preserve"> </w:t>
-            </w:r>
-            <w:r>
-              <w:t xml:space="preserve">Is</w:t>
-            </w:r>
-            <w:r>
-              <w:t xml:space="preserve"> </w:t>
-            </w:r>
-            <w:r>
-              <w:t xml:space="preserve">Also</w:t>
-            </w:r>
-            <w:r>
-              <w:t xml:space="preserve"> </w:t>
-            </w:r>
-            <w:r>
-              <w:t xml:space="preserve">Riddled</w:t>
-            </w:r>
-            <w:r>
-              <w:t xml:space="preserve"> </w:t>
-            </w:r>
-            <w:r>
-              <w:t xml:space="preserve">With</w:t>
-            </w:r>
-            <w:r>
-              <w:t xml:space="preserve"> </w:t>
-            </w:r>
-            <w:r>
-              <w:t xml:space="preserve">Legal</w:t>
-            </w:r>
-            <w:r>
-              <w:t xml:space="preserve"> </w:t>
-            </w:r>
-            <w:r>
-              <w:t xml:space="preserve">Defects</w:t>
-            </w:r>
-            <w:r>
-              <w:t xml:space="preserve"> </w:t>
-            </w:r>
-            <w:r>
-              <w:t xml:space="preserve">That</w:t>
-            </w:r>
-            <w:r>
-              <w:t xml:space="preserve"> </w:t>
-            </w:r>
-            <w:r>
-              <w:t xml:space="preserve">Mandate</w:t>
-            </w:r>
-            <w:r>
-              <w:t xml:space="preserve"> </w:t>
-            </w:r>
-            <w:r>
-              <w:t xml:space="preserve">Dismissal</w:t>
-            </w:r>
-          </w:p>
-        </w:tc>
-        <w:tc>
-          <w:tcPr>
-            <w:tcW w:w="144" w:type="dxa"/>
-          </w:tcPr>
-          <w:p>
-            <w:pPr>
-              <w:pStyle w:val="PleadingToc"/>
-            </w:pPr>
-          </w:p>
-        </w:tc>
-        <w:tc>
-          <w:tcPr>
-            <w:tcW w:w="864" w:type="dxa"/>
-          </w:tcPr>
-          <w:p>
-            <w:pPr>
-              <w:pStyle w:val="PleadingTocPage"/>
-            </w:pPr>
-            <w:r>
-              <w:t xml:space="preserve">18</w:t>
-            </w:r>
-          </w:p>
-        </w:tc>
-      </w:tr>
-      <w:tr>
-        <w:trPr>
-          <w:cantSplit/>
-        </w:trPr>
-        <w:tc>
-          <w:tcPr>
-            <w:tcW w:w="7632" w:type="dxa"/>
-          </w:tcPr>
-          <w:p>
-            <w:pPr>
-              <w:pStyle w:val="PleadingToc"/>
-            </w:pPr>
-            <w:r>
-              <w:t xml:space="preserve">CONCLUSION</w:t>
-            </w:r>
-          </w:p>
-        </w:tc>
-        <w:tc>
-          <w:tcPr>
-            <w:tcW w:w="144" w:type="dxa"/>
-          </w:tcPr>
-          <w:p>
-            <w:pPr>
-              <w:pStyle w:val="PleadingToc"/>
-            </w:pPr>
-          </w:p>
-        </w:tc>
-        <w:tc>
-          <w:tcPr>
-            <w:tcW w:w="864" w:type="dxa"/>
-          </w:tcPr>
-          <w:p>
-            <w:pPr>
-              <w:pStyle w:val="PleadingTocPage"/>
-            </w:pPr>
-            <w:r>
-              <w:t xml:space="preserve">20</w:t>
+              <w:rPr>
+                <w:b/>
+                <w:bCs/>
+              </w:rPr>
+              <w:t xml:space="preserve">2026</w:t>
             </w:r>
           </w:p>
         </w:tc>
@@ -1969,13 +787,1393 @@
     </w:tbl>
     <w:p>
       <w:pPr>
+        <w:pStyle w:val="Heading1"/>
+        <w:keepNext/>
+        <w:keepLines/>
+        <w:pageBreakBefore/>
         <w:spacing w:before="0" w:after="0" w:line="480" w:lineRule="exact"/>
       </w:pPr>
+      <w:r>
+        <w:t xml:space="preserve">TABLE</w:t>
+      </w:r>
+      <w:r>
+        <w:t xml:space="preserve"> </w:t>
+      </w:r>
+      <w:r>
+        <w:t xml:space="preserve">OF</w:t>
+      </w:r>
+      <w:r>
+        <w:t xml:space="preserve"> </w:t>
+      </w:r>
+      <w:r>
+        <w:t xml:space="preserve">CONTENTS</w:t>
+      </w:r>
+    </w:p>
+    <w:p>
+      <w:pPr>
+        <w:keepNext/>
+        <w:keepLines/>
+        <w:spacing w:before="192" w:after="0" w:line="240" w:lineRule="exact"/>
+        <w:ind w:left="0" w:firstLine="0"/>
+        <w:jc w:val="right"/>
+      </w:pPr>
+      <w:r>
+        <w:rPr>
+          <w:b/>
+          <w:bCs/>
+        </w:rPr>
+        <w:t xml:space="preserve">Page</w:t>
+      </w:r>
+    </w:p>
+    <w:p>
+      <w:pPr>
+        <w:keepLines/>
+        <w:tabs>
+          <w:tab w:val="right" w:pos="8640"/>
+        </w:tabs>
+        <w:spacing w:before="240" w:after="0" w:line="240" w:lineRule="exact"/>
+        <w:ind w:left="0" w:right="720" w:firstLine="0"/>
+      </w:pPr>
+      <w:r>
+        <w:t xml:space="preserve">INTRODUCTION</w:t>
+      </w:r>
+      <w:r>
+        <w:tab/>
+      </w:r>
+      <w:r>
+        <w:t xml:space="preserve">1</w:t>
+      </w:r>
+    </w:p>
+    <w:p>
+      <w:pPr>
+        <w:keepLines/>
+        <w:tabs>
+          <w:tab w:val="right" w:pos="8640"/>
+        </w:tabs>
+        <w:spacing w:before="240" w:after="0" w:line="240" w:lineRule="exact"/>
+        <w:ind w:left="0" w:right="720" w:firstLine="0"/>
+      </w:pPr>
+      <w:r>
+        <w:t xml:space="preserve">RELEVANT</w:t>
+      </w:r>
+      <w:r>
+        <w:t xml:space="preserve"> </w:t>
+      </w:r>
+      <w:r>
+        <w:t xml:space="preserve">ALLEGATIONS</w:t>
+      </w:r>
+      <w:r>
+        <w:tab/>
+      </w:r>
+      <w:r>
+        <w:t xml:space="preserve">3</w:t>
+      </w:r>
+    </w:p>
+    <w:p>
+      <w:pPr>
+        <w:keepLines/>
+        <w:tabs>
+          <w:tab w:val="right" w:pos="8640"/>
+        </w:tabs>
+        <w:spacing w:before="240" w:after="0" w:line="240" w:lineRule="exact"/>
+        <w:ind w:left="0" w:right="720" w:firstLine="0"/>
+      </w:pPr>
+      <w:r>
+        <w:t xml:space="preserve">APPLICABLE</w:t>
+      </w:r>
+      <w:r>
+        <w:t xml:space="preserve"> </w:t>
+      </w:r>
+      <w:r>
+        <w:t xml:space="preserve">LEGAL</w:t>
+      </w:r>
+      <w:r>
+        <w:t xml:space="preserve"> </w:t>
+      </w:r>
+      <w:r>
+        <w:t xml:space="preserve">STANDARDS</w:t>
+      </w:r>
+      <w:r>
+        <w:tab/>
+      </w:r>
+      <w:r>
+        <w:t xml:space="preserve">4</w:t>
+      </w:r>
+    </w:p>
+    <w:p>
+      <w:pPr>
+        <w:keepLines/>
+        <w:tabs>
+          <w:tab w:val="right" w:pos="8640"/>
+        </w:tabs>
+        <w:spacing w:before="240" w:after="0" w:line="240" w:lineRule="exact"/>
+        <w:ind w:left="0" w:right="720" w:firstLine="0"/>
+      </w:pPr>
+      <w:r>
+        <w:t xml:space="preserve">ARGUMENT</w:t>
+      </w:r>
+      <w:r>
+        <w:tab/>
+      </w:r>
+      <w:r>
+        <w:t xml:space="preserve">5</w:t>
+      </w:r>
+    </w:p>
+    <w:p>
+      <w:pPr>
+        <w:keepLines/>
+        <w:tabs>
+          <w:tab w:val="right" w:pos="8640"/>
+        </w:tabs>
+        <w:spacing w:before="240" w:after="0" w:line="240" w:lineRule="exact"/>
+        <w:ind w:left="720" w:right="720" w:hanging="720"/>
+      </w:pPr>
+      <w:r>
+        <w:t xml:space="preserve">I.</w:t>
+      </w:r>
+      <w:r>
+        <w:tab/>
+      </w:r>
+      <w:r>
+        <w:t xml:space="preserve">The</w:t>
+      </w:r>
+      <w:r>
+        <w:t xml:space="preserve"> </w:t>
+      </w:r>
+      <w:r>
+        <w:t xml:space="preserve">Complaint</w:t>
+      </w:r>
+      <w:r>
+        <w:t xml:space="preserve"> </w:t>
+      </w:r>
+      <w:r>
+        <w:t xml:space="preserve">Is</w:t>
+      </w:r>
+      <w:r>
+        <w:t xml:space="preserve"> </w:t>
+      </w:r>
+      <w:r>
+        <w:t xml:space="preserve">An</w:t>
+      </w:r>
+      <w:r>
+        <w:t xml:space="preserve"> </w:t>
+      </w:r>
+      <w:r>
+        <w:t xml:space="preserve">Improper</w:t>
+      </w:r>
+      <w:r>
+        <w:t xml:space="preserve"> </w:t>
+      </w:r>
+      <w:r>
+        <w:t xml:space="preserve">“Shotgun</w:t>
+      </w:r>
+      <w:r>
+        <w:t xml:space="preserve"> </w:t>
+      </w:r>
+      <w:r>
+        <w:t xml:space="preserve">Pleading”</w:t>
+      </w:r>
+      <w:r>
+        <w:t xml:space="preserve"> </w:t>
+      </w:r>
+      <w:r>
+        <w:t xml:space="preserve">That</w:t>
+      </w:r>
+      <w:r>
+        <w:t xml:space="preserve"> </w:t>
+      </w:r>
+      <w:r>
+        <w:t xml:space="preserve">Violates</w:t>
+      </w:r>
+      <w:r>
+        <w:t xml:space="preserve"> </w:t>
+      </w:r>
+      <w:r>
+        <w:t xml:space="preserve">Rules</w:t>
+      </w:r>
+      <w:r>
+        <w:t xml:space="preserve"> </w:t>
+      </w:r>
+      <w:r>
+        <w:t xml:space="preserve">8</w:t>
+      </w:r>
+      <w:r>
+        <w:t xml:space="preserve"> </w:t>
+      </w:r>
+      <w:r>
+        <w:t xml:space="preserve">And</w:t>
+      </w:r>
+      <w:r>
+        <w:t xml:space="preserve"> </w:t>
+      </w:r>
+      <w:r>
+        <w:t xml:space="preserve">10.</w:t>
+      </w:r>
+      <w:r>
+        <w:tab/>
+      </w:r>
+      <w:r>
+        <w:t xml:space="preserve">6</w:t>
+      </w:r>
+    </w:p>
+    <w:p>
+      <w:pPr>
+        <w:keepLines/>
+        <w:tabs>
+          <w:tab w:val="right" w:pos="8640"/>
+        </w:tabs>
+        <w:spacing w:before="240" w:after="0" w:line="240" w:lineRule="exact"/>
+        <w:ind w:left="720" w:right="720" w:hanging="720"/>
+      </w:pPr>
+      <w:r>
+        <w:t xml:space="preserve">II.</w:t>
+      </w:r>
+      <w:r>
+        <w:tab/>
+      </w:r>
+      <w:r>
+        <w:t xml:space="preserve">The</w:t>
+      </w:r>
+      <w:r>
+        <w:t xml:space="preserve"> </w:t>
+      </w:r>
+      <w:r>
+        <w:t xml:space="preserve">Entire</w:t>
+      </w:r>
+      <w:r>
+        <w:t xml:space="preserve"> </w:t>
+      </w:r>
+      <w:r>
+        <w:t xml:space="preserve">Complaint</w:t>
+      </w:r>
+      <w:r>
+        <w:t xml:space="preserve"> </w:t>
+      </w:r>
+      <w:r>
+        <w:t xml:space="preserve">Should</w:t>
+      </w:r>
+      <w:r>
+        <w:t xml:space="preserve"> </w:t>
+      </w:r>
+      <w:r>
+        <w:t xml:space="preserve">Also</w:t>
+      </w:r>
+      <w:r>
+        <w:t xml:space="preserve"> </w:t>
+      </w:r>
+      <w:r>
+        <w:t xml:space="preserve">Be</w:t>
+      </w:r>
+      <w:r>
+        <w:t xml:space="preserve"> </w:t>
+      </w:r>
+      <w:r>
+        <w:t xml:space="preserve">Dismissed</w:t>
+      </w:r>
+      <w:r>
+        <w:t xml:space="preserve"> </w:t>
+      </w:r>
+      <w:r>
+        <w:t xml:space="preserve">Under</w:t>
+      </w:r>
+      <w:r>
+        <w:t xml:space="preserve"> </w:t>
+      </w:r>
+      <w:r>
+        <w:t xml:space="preserve">Rule</w:t>
+      </w:r>
+      <w:r>
+        <w:t xml:space="preserve"> </w:t>
+      </w:r>
+      <w:r>
+        <w:t xml:space="preserve">12(b)⁠(6)</w:t>
+      </w:r>
+      <w:r>
+        <w:t xml:space="preserve"> </w:t>
+      </w:r>
+      <w:r>
+        <w:t xml:space="preserve">Because</w:t>
+      </w:r>
+      <w:r>
+        <w:t xml:space="preserve"> </w:t>
+      </w:r>
+      <w:r>
+        <w:t xml:space="preserve">Plaintiff</w:t>
+      </w:r>
+      <w:r>
+        <w:t xml:space="preserve"> </w:t>
+      </w:r>
+      <w:r>
+        <w:t xml:space="preserve">Fails</w:t>
+      </w:r>
+      <w:r>
+        <w:t xml:space="preserve"> </w:t>
+      </w:r>
+      <w:r>
+        <w:t xml:space="preserve">To</w:t>
+      </w:r>
+      <w:r>
+        <w:t xml:space="preserve"> </w:t>
+      </w:r>
+      <w:r>
+        <w:t xml:space="preserve">Plausibly</w:t>
+      </w:r>
+      <w:r>
+        <w:t xml:space="preserve"> </w:t>
+      </w:r>
+      <w:r>
+        <w:t xml:space="preserve">Allege</w:t>
+      </w:r>
+      <w:r>
+        <w:t xml:space="preserve"> </w:t>
+      </w:r>
+      <w:r>
+        <w:t xml:space="preserve">A</w:t>
+      </w:r>
+      <w:r>
+        <w:t xml:space="preserve"> </w:t>
+      </w:r>
+      <w:r>
+        <w:t xml:space="preserve">Theory</w:t>
+      </w:r>
+      <w:r>
+        <w:t xml:space="preserve"> </w:t>
+      </w:r>
+      <w:r>
+        <w:t xml:space="preserve">Of</w:t>
+      </w:r>
+      <w:r>
+        <w:t xml:space="preserve"> </w:t>
+      </w:r>
+      <w:r>
+        <w:t xml:space="preserve">Liability</w:t>
+      </w:r>
+      <w:r>
+        <w:t xml:space="preserve"> </w:t>
+      </w:r>
+      <w:r>
+        <w:t xml:space="preserve">Against</w:t>
+      </w:r>
+      <w:r>
+        <w:t xml:space="preserve"> </w:t>
+      </w:r>
+      <w:r>
+        <w:t xml:space="preserve">4</w:t>
+      </w:r>
+      <w:r>
+        <w:t xml:space="preserve"> </w:t>
+      </w:r>
+      <w:r>
+        <w:t xml:space="preserve">Pillar.</w:t>
+      </w:r>
+      <w:r>
+        <w:tab/>
+      </w:r>
+      <w:r>
+        <w:t xml:space="preserve">7</w:t>
+      </w:r>
+    </w:p>
+    <w:p>
+      <w:pPr>
+        <w:keepLines/>
+        <w:tabs>
+          <w:tab w:val="right" w:pos="8640"/>
+        </w:tabs>
+        <w:spacing w:before="240" w:after="0" w:line="240" w:lineRule="exact"/>
+        <w:ind w:left="720" w:right="720" w:hanging="720"/>
+      </w:pPr>
+      <w:r>
+        <w:t xml:space="preserve">III.</w:t>
+      </w:r>
+      <w:r>
+        <w:tab/>
+      </w:r>
+      <w:r>
+        <w:t xml:space="preserve">The</w:t>
+      </w:r>
+      <w:r>
+        <w:t xml:space="preserve"> </w:t>
+      </w:r>
+      <w:r>
+        <w:t xml:space="preserve">Entire</w:t>
+      </w:r>
+      <w:r>
+        <w:t xml:space="preserve"> </w:t>
+      </w:r>
+      <w:r>
+        <w:t xml:space="preserve">Complaint</w:t>
+      </w:r>
+      <w:r>
+        <w:t xml:space="preserve"> </w:t>
+      </w:r>
+      <w:r>
+        <w:t xml:space="preserve">Should</w:t>
+      </w:r>
+      <w:r>
+        <w:t xml:space="preserve"> </w:t>
+      </w:r>
+      <w:r>
+        <w:t xml:space="preserve">Also</w:t>
+      </w:r>
+      <w:r>
+        <w:t xml:space="preserve"> </w:t>
+      </w:r>
+      <w:r>
+        <w:t xml:space="preserve">Be</w:t>
+      </w:r>
+      <w:r>
+        <w:t xml:space="preserve"> </w:t>
+      </w:r>
+      <w:r>
+        <w:t xml:space="preserve">Dismissed</w:t>
+      </w:r>
+      <w:r>
+        <w:t xml:space="preserve"> </w:t>
+      </w:r>
+      <w:r>
+        <w:t xml:space="preserve">Under</w:t>
+      </w:r>
+      <w:r>
+        <w:t xml:space="preserve"> </w:t>
+      </w:r>
+      <w:r>
+        <w:t xml:space="preserve">Rule</w:t>
+      </w:r>
+      <w:r>
+        <w:t xml:space="preserve"> </w:t>
+      </w:r>
+      <w:r>
+        <w:t xml:space="preserve">12(b)⁠(6)</w:t>
+      </w:r>
+      <w:r>
+        <w:t xml:space="preserve"> </w:t>
+      </w:r>
+      <w:r>
+        <w:t xml:space="preserve">Because</w:t>
+      </w:r>
+      <w:r>
+        <w:t xml:space="preserve"> </w:t>
+      </w:r>
+      <w:r>
+        <w:t xml:space="preserve">Plaintiff</w:t>
+      </w:r>
+      <w:r>
+        <w:t xml:space="preserve"> </w:t>
+      </w:r>
+      <w:r>
+        <w:t xml:space="preserve">Fails</w:t>
+      </w:r>
+      <w:r>
+        <w:t xml:space="preserve"> </w:t>
+      </w:r>
+      <w:r>
+        <w:t xml:space="preserve">To</w:t>
+      </w:r>
+      <w:r>
+        <w:t xml:space="preserve"> </w:t>
+      </w:r>
+      <w:r>
+        <w:t xml:space="preserve">Plead</w:t>
+      </w:r>
+      <w:r>
+        <w:t xml:space="preserve"> </w:t>
+      </w:r>
+      <w:r>
+        <w:t xml:space="preserve">Sufficient</w:t>
+      </w:r>
+      <w:r>
+        <w:t xml:space="preserve"> </w:t>
+      </w:r>
+      <w:r>
+        <w:t xml:space="preserve">Facts</w:t>
+      </w:r>
+      <w:r>
+        <w:t xml:space="preserve"> </w:t>
+      </w:r>
+      <w:r>
+        <w:t xml:space="preserve">Supporting</w:t>
+      </w:r>
+      <w:r>
+        <w:t xml:space="preserve"> </w:t>
+      </w:r>
+      <w:r>
+        <w:t xml:space="preserve">Essential</w:t>
+      </w:r>
+      <w:r>
+        <w:t xml:space="preserve"> </w:t>
+      </w:r>
+      <w:r>
+        <w:t xml:space="preserve">Elements</w:t>
+      </w:r>
+      <w:r>
+        <w:t xml:space="preserve"> </w:t>
+      </w:r>
+      <w:r>
+        <w:t xml:space="preserve">Of</w:t>
+      </w:r>
+      <w:r>
+        <w:t xml:space="preserve"> </w:t>
+      </w:r>
+      <w:r>
+        <w:t xml:space="preserve">All</w:t>
+      </w:r>
+      <w:r>
+        <w:t xml:space="preserve"> </w:t>
+      </w:r>
+      <w:r>
+        <w:t xml:space="preserve">His</w:t>
+      </w:r>
+      <w:r>
+        <w:t xml:space="preserve"> </w:t>
+      </w:r>
+      <w:r>
+        <w:t xml:space="preserve">Claims.</w:t>
+      </w:r>
+      <w:r>
+        <w:tab/>
+      </w:r>
+      <w:r>
+        <w:t xml:space="preserve">12</w:t>
+      </w:r>
+    </w:p>
+    <w:p>
+      <w:pPr>
+        <w:keepLines/>
+        <w:tabs>
+          <w:tab w:val="left" w:pos="720"/>
+          <w:tab w:val="right" w:pos="8640"/>
+        </w:tabs>
+        <w:spacing w:before="240" w:after="0" w:line="240" w:lineRule="exact"/>
+        <w:ind w:left="1440" w:right="720" w:hanging="1440"/>
+      </w:pPr>
+      <w:r>
+        <w:tab/>
+      </w:r>
+      <w:r>
+        <w:t xml:space="preserve">A.</w:t>
+      </w:r>
+      <w:r>
+        <w:tab/>
+      </w:r>
+      <w:r>
+        <w:t xml:space="preserve">Plaintiff</w:t>
+      </w:r>
+      <w:r>
+        <w:t xml:space="preserve"> </w:t>
+      </w:r>
+      <w:r>
+        <w:t xml:space="preserve">Does</w:t>
+      </w:r>
+      <w:r>
+        <w:t xml:space="preserve"> </w:t>
+      </w:r>
+      <w:r>
+        <w:t xml:space="preserve">Not</w:t>
+      </w:r>
+      <w:r>
+        <w:t xml:space="preserve"> </w:t>
+      </w:r>
+      <w:r>
+        <w:t xml:space="preserve">Plausibly</w:t>
+      </w:r>
+      <w:r>
+        <w:t xml:space="preserve"> </w:t>
+      </w:r>
+      <w:r>
+        <w:t xml:space="preserve">Allege</w:t>
+      </w:r>
+      <w:r>
+        <w:t xml:space="preserve"> </w:t>
+      </w:r>
+      <w:r>
+        <w:t xml:space="preserve">Receipt</w:t>
+      </w:r>
+      <w:r>
+        <w:t xml:space="preserve"> </w:t>
+      </w:r>
+      <w:r>
+        <w:t xml:space="preserve">of</w:t>
+      </w:r>
+      <w:r>
+        <w:t xml:space="preserve"> </w:t>
+      </w:r>
+      <w:r>
+        <w:t xml:space="preserve">a</w:t>
+      </w:r>
+      <w:r>
+        <w:t xml:space="preserve"> </w:t>
+      </w:r>
+      <w:r>
+        <w:t xml:space="preserve">“Telephone</w:t>
+      </w:r>
+      <w:r>
+        <w:t xml:space="preserve"> </w:t>
+      </w:r>
+      <w:r>
+        <w:t xml:space="preserve">Solicitation”</w:t>
+      </w:r>
+      <w:r>
+        <w:t xml:space="preserve"> </w:t>
+      </w:r>
+      <w:r>
+        <w:t xml:space="preserve">or</w:t>
+      </w:r>
+      <w:r>
+        <w:t xml:space="preserve"> </w:t>
+      </w:r>
+      <w:r>
+        <w:t xml:space="preserve">“Telemarketing”</w:t>
+      </w:r>
+      <w:r>
+        <w:t xml:space="preserve"> </w:t>
+      </w:r>
+      <w:r>
+        <w:t xml:space="preserve">Call</w:t>
+      </w:r>
+      <w:r>
+        <w:t xml:space="preserve"> </w:t>
+      </w:r>
+      <w:r>
+        <w:t xml:space="preserve">As</w:t>
+      </w:r>
+      <w:r>
+        <w:t xml:space="preserve"> </w:t>
+      </w:r>
+      <w:r>
+        <w:t xml:space="preserve">Defined</w:t>
+      </w:r>
+      <w:r>
+        <w:t xml:space="preserve"> </w:t>
+      </w:r>
+      <w:r>
+        <w:t xml:space="preserve">by</w:t>
+      </w:r>
+      <w:r>
+        <w:t xml:space="preserve"> </w:t>
+      </w:r>
+      <w:r>
+        <w:t xml:space="preserve">the</w:t>
+      </w:r>
+      <w:r>
+        <w:t xml:space="preserve"> </w:t>
+      </w:r>
+      <w:r>
+        <w:t xml:space="preserve">TCPA</w:t>
+      </w:r>
+      <w:r>
+        <w:t xml:space="preserve"> </w:t>
+      </w:r>
+      <w:r>
+        <w:t xml:space="preserve">(Counts</w:t>
+      </w:r>
+      <w:r>
+        <w:t xml:space="preserve"> </w:t>
+      </w:r>
+      <w:r>
+        <w:t xml:space="preserve">1,</w:t>
+      </w:r>
+      <w:r>
+        <w:t xml:space="preserve"> </w:t>
+      </w:r>
+      <w:r>
+        <w:t xml:space="preserve">2,</w:t>
+      </w:r>
+      <w:r>
+        <w:t xml:space="preserve"> </w:t>
+      </w:r>
+      <w:r>
+        <w:t xml:space="preserve">and</w:t>
+      </w:r>
+      <w:r>
+        <w:t xml:space="preserve"> </w:t>
+      </w:r>
+      <w:r>
+        <w:t xml:space="preserve">3)</w:t>
+      </w:r>
+      <w:r>
+        <w:tab/>
+      </w:r>
+      <w:r>
+        <w:t xml:space="preserve">12</w:t>
+      </w:r>
+    </w:p>
+    <w:p>
+      <w:pPr>
+        <w:keepLines/>
+        <w:tabs>
+          <w:tab w:val="left" w:pos="720"/>
+          <w:tab w:val="right" w:pos="8640"/>
+        </w:tabs>
+        <w:spacing w:before="240" w:after="0" w:line="240" w:lineRule="exact"/>
+        <w:ind w:left="1440" w:right="720" w:hanging="1440"/>
+      </w:pPr>
+      <w:r>
+        <w:tab/>
+      </w:r>
+      <w:r>
+        <w:t xml:space="preserve">B.</w:t>
+      </w:r>
+      <w:r>
+        <w:tab/>
+      </w:r>
+      <w:r>
+        <w:t xml:space="preserve">Plaintiff</w:t>
+      </w:r>
+      <w:r>
+        <w:t xml:space="preserve"> </w:t>
+      </w:r>
+      <w:r>
+        <w:t xml:space="preserve">Does</w:t>
+      </w:r>
+      <w:r>
+        <w:t xml:space="preserve"> </w:t>
+      </w:r>
+      <w:r>
+        <w:t xml:space="preserve">Not</w:t>
+      </w:r>
+      <w:r>
+        <w:t xml:space="preserve"> </w:t>
+      </w:r>
+      <w:r>
+        <w:t xml:space="preserve">Plausibly</w:t>
+      </w:r>
+      <w:r>
+        <w:t xml:space="preserve"> </w:t>
+      </w:r>
+      <w:r>
+        <w:t xml:space="preserve">Allege</w:t>
+      </w:r>
+      <w:r>
+        <w:t xml:space="preserve"> </w:t>
+      </w:r>
+      <w:r>
+        <w:t xml:space="preserve">That</w:t>
+      </w:r>
+      <w:r>
+        <w:t xml:space="preserve"> </w:t>
+      </w:r>
+      <w:r>
+        <w:t xml:space="preserve">He</w:t>
+      </w:r>
+      <w:r>
+        <w:t xml:space="preserve"> </w:t>
+      </w:r>
+      <w:r>
+        <w:t xml:space="preserve">Qualifies</w:t>
+      </w:r>
+      <w:r>
+        <w:t xml:space="preserve"> </w:t>
+      </w:r>
+      <w:r>
+        <w:t xml:space="preserve">as</w:t>
+      </w:r>
+      <w:r>
+        <w:t xml:space="preserve"> </w:t>
+      </w:r>
+      <w:r>
+        <w:t xml:space="preserve">a</w:t>
+      </w:r>
+      <w:r>
+        <w:t xml:space="preserve"> </w:t>
+      </w:r>
+      <w:r>
+        <w:t xml:space="preserve">“Residential”</w:t>
+      </w:r>
+      <w:r>
+        <w:t xml:space="preserve"> </w:t>
+      </w:r>
+      <w:r>
+        <w:t xml:space="preserve">Subscriber</w:t>
+      </w:r>
+      <w:r>
+        <w:t xml:space="preserve"> </w:t>
+      </w:r>
+      <w:r>
+        <w:t xml:space="preserve">Within</w:t>
+      </w:r>
+      <w:r>
+        <w:t xml:space="preserve"> </w:t>
+      </w:r>
+      <w:r>
+        <w:t xml:space="preserve">the</w:t>
+      </w:r>
+      <w:r>
+        <w:t xml:space="preserve"> </w:t>
+      </w:r>
+      <w:r>
+        <w:t xml:space="preserve">Meaning</w:t>
+      </w:r>
+      <w:r>
+        <w:t xml:space="preserve"> </w:t>
+      </w:r>
+      <w:r>
+        <w:t xml:space="preserve">of</w:t>
+      </w:r>
+      <w:r>
+        <w:t xml:space="preserve"> </w:t>
+      </w:r>
+      <w:r>
+        <w:t xml:space="preserve">the</w:t>
+      </w:r>
+      <w:r>
+        <w:t xml:space="preserve"> </w:t>
+      </w:r>
+      <w:r>
+        <w:t xml:space="preserve">TCPA</w:t>
+      </w:r>
+      <w:r>
+        <w:t xml:space="preserve"> </w:t>
+      </w:r>
+      <w:r>
+        <w:t xml:space="preserve">(Counts</w:t>
+      </w:r>
+      <w:r>
+        <w:t xml:space="preserve"> </w:t>
+      </w:r>
+      <w:r>
+        <w:t xml:space="preserve">1,</w:t>
+      </w:r>
+      <w:r>
+        <w:t xml:space="preserve"> </w:t>
+      </w:r>
+      <w:r>
+        <w:t xml:space="preserve">2,</w:t>
+      </w:r>
+      <w:r>
+        <w:t xml:space="preserve"> </w:t>
+      </w:r>
+      <w:r>
+        <w:t xml:space="preserve">and</w:t>
+      </w:r>
+      <w:r>
+        <w:t xml:space="preserve"> </w:t>
+      </w:r>
+      <w:r>
+        <w:t xml:space="preserve">3)</w:t>
+      </w:r>
+      <w:r>
+        <w:tab/>
+      </w:r>
+      <w:r>
+        <w:t xml:space="preserve">13</w:t>
+      </w:r>
+    </w:p>
+    <w:p>
+      <w:pPr>
+        <w:keepLines/>
+        <w:tabs>
+          <w:tab w:val="left" w:pos="720"/>
+          <w:tab w:val="right" w:pos="8640"/>
+        </w:tabs>
+        <w:spacing w:before="240" w:after="0" w:line="240" w:lineRule="exact"/>
+        <w:ind w:left="1440" w:right="720" w:hanging="1440"/>
+      </w:pPr>
+      <w:r>
+        <w:tab/>
+      </w:r>
+      <w:r>
+        <w:t xml:space="preserve">C.</w:t>
+      </w:r>
+      <w:r>
+        <w:tab/>
+      </w:r>
+      <w:r>
+        <w:t xml:space="preserve">Plaintiff</w:t>
+      </w:r>
+      <w:r>
+        <w:t xml:space="preserve"> </w:t>
+      </w:r>
+      <w:r>
+        <w:t xml:space="preserve">Does</w:t>
+      </w:r>
+      <w:r>
+        <w:t xml:space="preserve"> </w:t>
+      </w:r>
+      <w:r>
+        <w:t xml:space="preserve">Not</w:t>
+      </w:r>
+      <w:r>
+        <w:t xml:space="preserve"> </w:t>
+      </w:r>
+      <w:r>
+        <w:t xml:space="preserve">Adequately</w:t>
+      </w:r>
+      <w:r>
+        <w:t xml:space="preserve"> </w:t>
+      </w:r>
+      <w:r>
+        <w:t xml:space="preserve">Allege</w:t>
+      </w:r>
+      <w:r>
+        <w:t xml:space="preserve"> </w:t>
+      </w:r>
+      <w:r>
+        <w:t xml:space="preserve">That</w:t>
+      </w:r>
+      <w:r>
+        <w:t xml:space="preserve"> </w:t>
+      </w:r>
+      <w:r>
+        <w:t xml:space="preserve">He</w:t>
+      </w:r>
+      <w:r>
+        <w:t xml:space="preserve"> </w:t>
+      </w:r>
+      <w:r>
+        <w:t xml:space="preserve">Registered</w:t>
+      </w:r>
+      <w:r>
+        <w:t xml:space="preserve"> </w:t>
+      </w:r>
+      <w:r>
+        <w:t xml:space="preserve">Each</w:t>
+      </w:r>
+      <w:r>
+        <w:t xml:space="preserve"> </w:t>
+      </w:r>
+      <w:r>
+        <w:t xml:space="preserve">of</w:t>
+      </w:r>
+      <w:r>
+        <w:t xml:space="preserve"> </w:t>
+      </w:r>
+      <w:r>
+        <w:t xml:space="preserve">the</w:t>
+      </w:r>
+      <w:r>
+        <w:t xml:space="preserve"> </w:t>
+      </w:r>
+      <w:r>
+        <w:t xml:space="preserve">Subject</w:t>
+      </w:r>
+      <w:r>
+        <w:t xml:space="preserve"> </w:t>
+      </w:r>
+      <w:r>
+        <w:t xml:space="preserve">Cell</w:t>
+      </w:r>
+      <w:r>
+        <w:t xml:space="preserve"> </w:t>
+      </w:r>
+      <w:r>
+        <w:t xml:space="preserve">Phone</w:t>
+      </w:r>
+      <w:r>
+        <w:t xml:space="preserve"> </w:t>
+      </w:r>
+      <w:r>
+        <w:t xml:space="preserve">Numbers</w:t>
+      </w:r>
+      <w:r>
+        <w:t xml:space="preserve"> </w:t>
+      </w:r>
+      <w:r>
+        <w:t xml:space="preserve">on</w:t>
+      </w:r>
+      <w:r>
+        <w:t xml:space="preserve"> </w:t>
+      </w:r>
+      <w:r>
+        <w:t xml:space="preserve">the</w:t>
+      </w:r>
+      <w:r>
+        <w:t xml:space="preserve"> </w:t>
+      </w:r>
+      <w:r>
+        <w:t xml:space="preserve">National</w:t>
+      </w:r>
+      <w:r>
+        <w:t xml:space="preserve"> </w:t>
+      </w:r>
+      <w:r>
+        <w:t xml:space="preserve">DNC</w:t>
+      </w:r>
+      <w:r>
+        <w:t xml:space="preserve"> </w:t>
+      </w:r>
+      <w:r>
+        <w:t xml:space="preserve">Registry</w:t>
+      </w:r>
+      <w:r>
+        <w:t xml:space="preserve"> </w:t>
+      </w:r>
+      <w:r>
+        <w:t xml:space="preserve">(Count</w:t>
+      </w:r>
+      <w:r>
+        <w:t xml:space="preserve"> </w:t>
+      </w:r>
+      <w:r>
+        <w:t xml:space="preserve">1)</w:t>
+      </w:r>
+      <w:r>
+        <w:tab/>
+      </w:r>
+      <w:r>
+        <w:t xml:space="preserve">14</w:t>
+      </w:r>
+    </w:p>
+    <w:p>
+      <w:pPr>
+        <w:keepLines/>
+        <w:tabs>
+          <w:tab w:val="left" w:pos="720"/>
+          <w:tab w:val="right" w:pos="8640"/>
+        </w:tabs>
+        <w:spacing w:before="240" w:after="0" w:line="240" w:lineRule="exact"/>
+        <w:ind w:left="1440" w:right="720" w:hanging="1440"/>
+      </w:pPr>
+      <w:r>
+        <w:tab/>
+      </w:r>
+      <w:r>
+        <w:t xml:space="preserve">D.</w:t>
+      </w:r>
+      <w:r>
+        <w:tab/>
+      </w:r>
+      <w:r>
+        <w:t xml:space="preserve">Plaintiff</w:t>
+      </w:r>
+      <w:r>
+        <w:t xml:space="preserve"> </w:t>
+      </w:r>
+      <w:r>
+        <w:t xml:space="preserve">Does</w:t>
+      </w:r>
+      <w:r>
+        <w:t xml:space="preserve"> </w:t>
+      </w:r>
+      <w:r>
+        <w:t xml:space="preserve">Not</w:t>
+      </w:r>
+      <w:r>
+        <w:t xml:space="preserve"> </w:t>
+      </w:r>
+      <w:r>
+        <w:t xml:space="preserve">Plausibly</w:t>
+      </w:r>
+      <w:r>
+        <w:t xml:space="preserve"> </w:t>
+      </w:r>
+      <w:r>
+        <w:t xml:space="preserve">Allege</w:t>
+      </w:r>
+      <w:r>
+        <w:t xml:space="preserve"> </w:t>
+      </w:r>
+      <w:r>
+        <w:t xml:space="preserve">That</w:t>
+      </w:r>
+      <w:r>
+        <w:t xml:space="preserve"> </w:t>
+      </w:r>
+      <w:r>
+        <w:t xml:space="preserve">4</w:t>
+      </w:r>
+      <w:r>
+        <w:t xml:space="preserve"> </w:t>
+      </w:r>
+      <w:r>
+        <w:t xml:space="preserve">Pillar</w:t>
+      </w:r>
+      <w:r>
+        <w:t xml:space="preserve"> </w:t>
+      </w:r>
+      <w:r>
+        <w:t xml:space="preserve">Lacked</w:t>
+      </w:r>
+      <w:r>
+        <w:t xml:space="preserve"> </w:t>
+      </w:r>
+      <w:r>
+        <w:t xml:space="preserve">Internal</w:t>
+      </w:r>
+      <w:r>
+        <w:t xml:space="preserve"> </w:t>
+      </w:r>
+      <w:r>
+        <w:t xml:space="preserve">DNC</w:t>
+      </w:r>
+      <w:r>
+        <w:t xml:space="preserve"> </w:t>
+      </w:r>
+      <w:r>
+        <w:t xml:space="preserve">Procedures</w:t>
+      </w:r>
+      <w:r>
+        <w:t xml:space="preserve"> </w:t>
+      </w:r>
+      <w:r>
+        <w:t xml:space="preserve">Before</w:t>
+      </w:r>
+      <w:r>
+        <w:t xml:space="preserve"> </w:t>
+      </w:r>
+      <w:r>
+        <w:t xml:space="preserve">Initiating</w:t>
+      </w:r>
+      <w:r>
+        <w:t xml:space="preserve"> </w:t>
+      </w:r>
+      <w:r>
+        <w:t xml:space="preserve">the</w:t>
+      </w:r>
+      <w:r>
+        <w:t xml:space="preserve"> </w:t>
+      </w:r>
+      <w:r>
+        <w:t xml:space="preserve">Subject</w:t>
+      </w:r>
+      <w:r>
+        <w:t xml:space="preserve"> </w:t>
+      </w:r>
+      <w:r>
+        <w:t xml:space="preserve">Communications</w:t>
+      </w:r>
+      <w:r>
+        <w:t xml:space="preserve"> </w:t>
+      </w:r>
+      <w:r>
+        <w:t xml:space="preserve">(Counts</w:t>
+      </w:r>
+      <w:r>
+        <w:t xml:space="preserve"> </w:t>
+      </w:r>
+      <w:r>
+        <w:t xml:space="preserve">2</w:t>
+      </w:r>
+      <w:r>
+        <w:t xml:space="preserve"> </w:t>
+      </w:r>
+      <w:r>
+        <w:t xml:space="preserve">and</w:t>
+      </w:r>
+      <w:r>
+        <w:t xml:space="preserve"> </w:t>
+      </w:r>
+      <w:r>
+        <w:t xml:space="preserve">3)</w:t>
+      </w:r>
+      <w:r>
+        <w:tab/>
+      </w:r>
+      <w:r>
+        <w:t xml:space="preserve">15</w:t>
+      </w:r>
+    </w:p>
+    <w:p>
+      <w:pPr>
+        <w:keepLines/>
+        <w:tabs>
+          <w:tab w:val="left" w:pos="720"/>
+          <w:tab w:val="right" w:pos="8640"/>
+        </w:tabs>
+        <w:spacing w:before="240" w:after="0" w:line="240" w:lineRule="exact"/>
+        <w:ind w:left="1440" w:right="720" w:hanging="1440"/>
+      </w:pPr>
+      <w:r>
+        <w:tab/>
+      </w:r>
+      <w:r>
+        <w:t xml:space="preserve">E.</w:t>
+      </w:r>
+      <w:r>
+        <w:tab/>
+      </w:r>
+      <w:r>
+        <w:t xml:space="preserve">Plaintiff’s</w:t>
+      </w:r>
+      <w:r>
+        <w:t xml:space="preserve"> </w:t>
+      </w:r>
+      <w:r>
+        <w:t xml:space="preserve">State</w:t>
+      </w:r>
+      <w:r>
+        <w:t xml:space="preserve"> </w:t>
+      </w:r>
+      <w:r>
+        <w:t xml:space="preserve">Law</w:t>
+      </w:r>
+      <w:r>
+        <w:t xml:space="preserve"> </w:t>
+      </w:r>
+      <w:r>
+        <w:t xml:space="preserve">Claims</w:t>
+      </w:r>
+      <w:r>
+        <w:t xml:space="preserve"> </w:t>
+      </w:r>
+      <w:r>
+        <w:t xml:space="preserve">Are</w:t>
+      </w:r>
+      <w:r>
+        <w:t xml:space="preserve"> </w:t>
+      </w:r>
+      <w:r>
+        <w:t xml:space="preserve">Similarly</w:t>
+      </w:r>
+      <w:r>
+        <w:t xml:space="preserve"> </w:t>
+      </w:r>
+      <w:r>
+        <w:t xml:space="preserve">Ill-Pled</w:t>
+      </w:r>
+      <w:r>
+        <w:t xml:space="preserve"> </w:t>
+      </w:r>
+      <w:r>
+        <w:t xml:space="preserve">(Counts</w:t>
+      </w:r>
+      <w:r>
+        <w:t xml:space="preserve"> </w:t>
+      </w:r>
+      <w:r>
+        <w:t xml:space="preserve">5,</w:t>
+      </w:r>
+      <w:r>
+        <w:t xml:space="preserve"> </w:t>
+      </w:r>
+      <w:r>
+        <w:t xml:space="preserve">6,</w:t>
+      </w:r>
+      <w:r>
+        <w:t xml:space="preserve"> </w:t>
+      </w:r>
+      <w:r>
+        <w:t xml:space="preserve">7,</w:t>
+      </w:r>
+      <w:r>
+        <w:t xml:space="preserve"> </w:t>
+      </w:r>
+      <w:r>
+        <w:t xml:space="preserve">and</w:t>
+      </w:r>
+      <w:r>
+        <w:t xml:space="preserve"> </w:t>
+      </w:r>
+      <w:r>
+        <w:t xml:space="preserve">8)</w:t>
+      </w:r>
+      <w:r>
+        <w:tab/>
+      </w:r>
+      <w:r>
+        <w:t xml:space="preserve">16</w:t>
+      </w:r>
+    </w:p>
+    <w:p>
+      <w:pPr>
+        <w:keepLines/>
+        <w:tabs>
+          <w:tab w:val="right" w:pos="8640"/>
+        </w:tabs>
+        <w:spacing w:before="240" w:after="0" w:line="240" w:lineRule="exact"/>
+        <w:ind w:left="720" w:right="720" w:hanging="720"/>
+      </w:pPr>
+      <w:r>
+        <w:t xml:space="preserve">IV.</w:t>
+      </w:r>
+      <w:r>
+        <w:tab/>
+      </w:r>
+      <w:r>
+        <w:t xml:space="preserve">Plaintiff’s</w:t>
+      </w:r>
+      <w:r>
+        <w:t xml:space="preserve"> </w:t>
+      </w:r>
+      <w:r>
+        <w:t xml:space="preserve">Complaint</w:t>
+      </w:r>
+      <w:r>
+        <w:t xml:space="preserve"> </w:t>
+      </w:r>
+      <w:r>
+        <w:t xml:space="preserve">Is</w:t>
+      </w:r>
+      <w:r>
+        <w:t xml:space="preserve"> </w:t>
+      </w:r>
+      <w:r>
+        <w:t xml:space="preserve">Also</w:t>
+      </w:r>
+      <w:r>
+        <w:t xml:space="preserve"> </w:t>
+      </w:r>
+      <w:r>
+        <w:t xml:space="preserve">Riddled</w:t>
+      </w:r>
+      <w:r>
+        <w:t xml:space="preserve"> </w:t>
+      </w:r>
+      <w:r>
+        <w:t xml:space="preserve">With</w:t>
+      </w:r>
+      <w:r>
+        <w:t xml:space="preserve"> </w:t>
+      </w:r>
+      <w:r>
+        <w:t xml:space="preserve">Legal</w:t>
+      </w:r>
+      <w:r>
+        <w:t xml:space="preserve"> </w:t>
+      </w:r>
+      <w:r>
+        <w:t xml:space="preserve">Defects</w:t>
+      </w:r>
+      <w:r>
+        <w:t xml:space="preserve"> </w:t>
+      </w:r>
+      <w:r>
+        <w:t xml:space="preserve">That</w:t>
+      </w:r>
+      <w:r>
+        <w:t xml:space="preserve"> </w:t>
+      </w:r>
+      <w:r>
+        <w:t xml:space="preserve">Mandate</w:t>
+      </w:r>
+      <w:r>
+        <w:t xml:space="preserve"> </w:t>
+      </w:r>
+      <w:r>
+        <w:t xml:space="preserve">Dismissal</w:t>
+      </w:r>
+      <w:r>
+        <w:tab/>
+      </w:r>
+      <w:r>
+        <w:t xml:space="preserve">18</w:t>
+      </w:r>
+    </w:p>
+    <w:p>
+      <w:pPr>
+        <w:keepLines/>
+        <w:tabs>
+          <w:tab w:val="right" w:pos="8640"/>
+        </w:tabs>
+        <w:spacing w:before="240" w:after="0" w:line="240" w:lineRule="exact"/>
+        <w:ind w:left="0" w:right="720" w:firstLine="0"/>
+      </w:pPr>
+      <w:r>
+        <w:t xml:space="preserve">CONCLUSION</w:t>
+      </w:r>
+      <w:r>
+        <w:tab/>
+      </w:r>
+      <w:r>
+        <w:t xml:space="preserve">20</w:t>
+      </w:r>
     </w:p>
     <w:p>
       <w:pPr>
         <w:pStyle w:val="Heading1"/>
+        <w:keepNext/>
+        <w:keepLines/>
         <w:pageBreakBefore/>
+        <w:spacing w:before="0" w:after="0" w:line="480" w:lineRule="exact"/>
       </w:pPr>
       <w:r>
         <w:t xml:space="preserve">INTRODUCTION</w:t>
@@ -1983,7 +2181,8 @@
     </w:p>
     <w:p>
       <w:pPr>
-        <w:pStyle w:val="PleadingBody"/>
+        <w:pStyle w:val="BodyText"/>
+        <w:spacing w:before="0" w:after="0" w:line="480" w:lineRule="exact"/>
       </w:pPr>
       <w:r>
         <w:t xml:space="preserve">While</w:t>
@@ -2088,7 +2287,9 @@
         <w:t xml:space="preserve"> </w:t>
       </w:r>
       <w:r>
-        <w:t xml:space="preserve">1-1)</w:t>
+        <w:t xml:space="preserve">1</w:t>
+        <w:noBreakHyphen/>
+        <w:t xml:space="preserve">1)</w:t>
       </w:r>
       <w:r>
         <w:t xml:space="preserve"> </w:t>
@@ -2154,7 +2355,7 @@
         <w:t xml:space="preserve"> </w:t>
       </w:r>
       <w:r>
-        <w:t xml:space="preserve">Iqbal/Twombly</w:t>
+        <w:t xml:space="preserve">Iqbal/​Twombly</w:t>
       </w:r>
       <w:r>
         <w:t xml:space="preserve"> </w:t>
@@ -2310,7 +2511,7 @@
         <w:t xml:space="preserve"> </w:t>
       </w:r>
       <w:r>
-        <w:t xml:space="preserve">and/or</w:t>
+        <w:t xml:space="preserve">and/​or</w:t>
       </w:r>
       <w:r>
         <w:t xml:space="preserve"> </w:t>
@@ -2505,7 +2706,7 @@
         <w:t xml:space="preserve">§</w:t>
       </w:r>
       <w:r>
-        <w:t xml:space="preserve"> </w:t>
+        <w:t xml:space="preserve"> </w:t>
       </w:r>
       <w:r>
         <w:t xml:space="preserve">227,</w:t>
@@ -2688,7 +2889,7 @@
         <w:t xml:space="preserve"> </w:t>
       </w:r>
       <w:r>
-        <w:t xml:space="preserve">and/or</w:t>
+        <w:t xml:space="preserve">and/​or</w:t>
       </w:r>
       <w:r>
         <w:t xml:space="preserve"> </w:t>
@@ -2832,7 +3033,9 @@
         <w:t xml:space="preserve"> </w:t>
       </w:r>
       <w:r>
-        <w:t xml:space="preserve">1-1,</w:t>
+        <w:t xml:space="preserve">1</w:t>
+        <w:noBreakHyphen/>
+        <w:t xml:space="preserve">1,</w:t>
       </w:r>
       <w:r>
         <w:t xml:space="preserve"> </w:t>
@@ -2841,7 +3044,7 @@
         <w:t xml:space="preserve">¶¶</w:t>
       </w:r>
       <w:r>
-        <w:t xml:space="preserve"> </w:t>
+        <w:t xml:space="preserve"> </w:t>
       </w:r>
       <w:r>
         <w:t xml:space="preserve">14,</w:t>
@@ -2979,7 +3182,7 @@
         <w:t xml:space="preserve">¶</w:t>
       </w:r>
       <w:r>
-        <w:t xml:space="preserve"> </w:t>
+        <w:t xml:space="preserve"> </w:t>
       </w:r>
       <w:r>
         <w:t xml:space="preserve">37.</w:t>
@@ -3197,7 +3400,8 @@
     </w:p>
     <w:p>
       <w:pPr>
-        <w:pStyle w:val="PleadingBody"/>
+        <w:pStyle w:val="BodyText"/>
+        <w:spacing w:before="0" w:after="0" w:line="480" w:lineRule="exact"/>
       </w:pPr>
       <w:r>
         <w:t xml:space="preserve">First,</w:t>
@@ -3661,7 +3865,8 @@
     </w:p>
     <w:p>
       <w:pPr>
-        <w:pStyle w:val="PleadingBody"/>
+        <w:pStyle w:val="BodyText"/>
+        <w:spacing w:before="0" w:after="0" w:line="480" w:lineRule="exact"/>
       </w:pPr>
       <w:r>
         <w:t xml:space="preserve">Second,</w:t>
@@ -3742,7 +3947,7 @@
         <w:t xml:space="preserve"> </w:t>
       </w:r>
       <w:r>
-        <w:t xml:space="preserve">12(b)(6)</w:t>
+        <w:t xml:space="preserve">12(b)⁠(6)</w:t>
       </w:r>
       <w:r>
         <w:t xml:space="preserve"> </w:t>
@@ -4144,7 +4349,7 @@
         <w:t xml:space="preserve"> </w:t>
       </w:r>
       <w:r>
-        <w:t xml:space="preserve">12(b)(6).</w:t>
+        <w:t xml:space="preserve">12(b)⁠(6).</w:t>
       </w:r>
       <w:r>
         <w:t xml:space="preserve"> </w:t>
@@ -4545,7 +4750,8 @@
     </w:p>
     <w:p>
       <w:pPr>
-        <w:pStyle w:val="PleadingBody"/>
+        <w:pStyle w:val="BodyText"/>
+        <w:spacing w:before="0" w:after="0" w:line="480" w:lineRule="exact"/>
       </w:pPr>
       <w:r>
         <w:t xml:space="preserve">Third,</w:t>
@@ -4674,7 +4880,7 @@
         <w:t xml:space="preserve"> </w:t>
       </w:r>
       <w:r>
-        <w:t xml:space="preserve">12(b)(6),</w:t>
+        <w:t xml:space="preserve">12(b)⁠(6),</w:t>
       </w:r>
       <w:r>
         <w:t xml:space="preserve"> </w:t>
@@ -4851,10 +5057,10 @@
         <w:t xml:space="preserve">§</w:t>
       </w:r>
       <w:r>
-        <w:t xml:space="preserve"> </w:t>
-      </w:r>
-      <w:r>
-        <w:t xml:space="preserve">64.1200(c)(2)</w:t>
+        <w:t xml:space="preserve"> </w:t>
+      </w:r>
+      <w:r>
+        <w:t xml:space="preserve">64.1200(c)⁠(2)</w:t>
       </w:r>
       <w:r>
         <w:t xml:space="preserve"> </w:t>
@@ -4881,7 +5087,7 @@
         <w:t xml:space="preserve">§</w:t>
       </w:r>
       <w:r>
-        <w:t xml:space="preserve"> </w:t>
+        <w:t xml:space="preserve"> </w:t>
       </w:r>
       <w:r>
         <w:t xml:space="preserve">64.1200(d).</w:t>
@@ -5195,7 +5401,8 @@
     </w:p>
     <w:p>
       <w:pPr>
-        <w:pStyle w:val="PleadingBody"/>
+        <w:pStyle w:val="BodyText"/>
+        <w:spacing w:before="0" w:after="0" w:line="480" w:lineRule="exact"/>
       </w:pPr>
       <w:r>
         <w:t xml:space="preserve">Fourth,</w:t>
@@ -5345,7 +5552,7 @@
         <w:t xml:space="preserve">§</w:t>
       </w:r>
       <w:r>
-        <w:t xml:space="preserve"> </w:t>
+        <w:t xml:space="preserve"> </w:t>
       </w:r>
       <w:r>
         <w:t xml:space="preserve">64.1601(e)</w:t>
@@ -5563,7 +5770,8 @@
     </w:p>
     <w:p>
       <w:pPr>
-        <w:pStyle w:val="PleadingBody"/>
+        <w:pStyle w:val="BodyText"/>
+        <w:spacing w:before="0" w:after="0" w:line="480" w:lineRule="exact"/>
       </w:pPr>
       <w:r>
         <w:t xml:space="preserve">Lastly,</w:t>
@@ -5749,10 +5957,10 @@
         <w:t xml:space="preserve">§</w:t>
       </w:r>
       <w:r>
-        <w:t xml:space="preserve"> </w:t>
-      </w:r>
-      <w:r>
-        <w:t xml:space="preserve">227(c)(5)—a</w:t>
+        <w:t xml:space="preserve"> </w:t>
+      </w:r>
+      <w:r>
+        <w:t xml:space="preserve">227(c)⁠(5)—a</w:t>
       </w:r>
       <w:r>
         <w:t xml:space="preserve"> </w:t>
@@ -6136,6 +6344,9 @@
     <w:p>
       <w:pPr>
         <w:pStyle w:val="Heading1"/>
+        <w:keepNext/>
+        <w:keepLines/>
+        <w:spacing w:before="0" w:after="0" w:line="480" w:lineRule="exact"/>
       </w:pPr>
       <w:r>
         <w:t xml:space="preserve">RELEVANT</w:t>
@@ -6149,7 +6360,8 @@
     </w:p>
     <w:p>
       <w:pPr>
-        <w:pStyle w:val="PleadingBody"/>
+        <w:pStyle w:val="BodyText"/>
+        <w:spacing w:before="0" w:after="0" w:line="480" w:lineRule="exact"/>
       </w:pPr>
       <w:r>
         <w:t xml:space="preserve">Plaintiff’s</w:t>
@@ -6530,7 +6742,9 @@
         <w:t xml:space="preserve"> </w:t>
       </w:r>
       <w:r>
-        <w:t xml:space="preserve">1-1,</w:t>
+        <w:t xml:space="preserve">1</w:t>
+        <w:noBreakHyphen/>
+        <w:t xml:space="preserve">1,</w:t>
       </w:r>
       <w:r>
         <w:t xml:space="preserve"> </w:t>
@@ -6539,7 +6753,7 @@
         <w:t xml:space="preserve">¶¶</w:t>
       </w:r>
       <w:r>
-        <w:t xml:space="preserve"> </w:t>
+        <w:t xml:space="preserve"> </w:t>
       </w:r>
       <w:r>
         <w:t xml:space="preserve">14,</w:t>
@@ -7037,7 +7251,7 @@
         <w:t xml:space="preserve">¶¶</w:t>
       </w:r>
       <w:r>
-        <w:t xml:space="preserve"> </w:t>
+        <w:t xml:space="preserve"> </w:t>
       </w:r>
       <w:r>
         <w:t xml:space="preserve">21,</w:t>
@@ -7127,7 +7341,7 @@
         <w:t xml:space="preserve">¶</w:t>
       </w:r>
       <w:r>
-        <w:t xml:space="preserve"> </w:t>
+        <w:t xml:space="preserve"> </w:t>
       </w:r>
       <w:r>
         <w:t xml:space="preserve">30.</w:t>
@@ -7135,7 +7349,8 @@
     </w:p>
     <w:p>
       <w:pPr>
-        <w:pStyle w:val="PleadingBody"/>
+        <w:pStyle w:val="BodyText"/>
+        <w:spacing w:before="0" w:after="0" w:line="480" w:lineRule="exact"/>
       </w:pPr>
       <w:r>
         <w:t xml:space="preserve">Also</w:t>
@@ -7813,7 +8028,7 @@
         <w:t xml:space="preserve">¶¶</w:t>
       </w:r>
       <w:r>
-        <w:t xml:space="preserve"> </w:t>
+        <w:t xml:space="preserve"> </w:t>
       </w:r>
       <w:r>
         <w:t xml:space="preserve">30,</w:t>
@@ -8107,7 +8322,7 @@
         <w:t xml:space="preserve">¶¶</w:t>
       </w:r>
       <w:r>
-        <w:t xml:space="preserve"> </w:t>
+        <w:t xml:space="preserve"> </w:t>
       </w:r>
       <w:r>
         <w:t xml:space="preserve">30,</w:t>
@@ -8121,7 +8336,8 @@
     </w:p>
     <w:p>
       <w:pPr>
-        <w:pStyle w:val="PleadingBody"/>
+        <w:pStyle w:val="BodyText"/>
+        <w:spacing w:before="0" w:after="0" w:line="480" w:lineRule="exact"/>
       </w:pPr>
       <w:r>
         <w:t xml:space="preserve">Plaintiff</w:t>
@@ -8289,7 +8505,7 @@
         <w:t xml:space="preserve">¶</w:t>
       </w:r>
       <w:r>
-        <w:t xml:space="preserve"> </w:t>
+        <w:t xml:space="preserve"> </w:t>
       </w:r>
       <w:r>
         <w:t xml:space="preserve">34.</w:t>
@@ -8619,7 +8835,7 @@
         <w:t xml:space="preserve">¶</w:t>
       </w:r>
       <w:r>
-        <w:t xml:space="preserve"> </w:t>
+        <w:t xml:space="preserve"> </w:t>
       </w:r>
       <w:r>
         <w:t xml:space="preserve">35.</w:t>
@@ -8841,7 +9057,7 @@
         <w:t xml:space="preserve">¶</w:t>
       </w:r>
       <w:r>
-        <w:t xml:space="preserve"> </w:t>
+        <w:t xml:space="preserve"> </w:t>
       </w:r>
       <w:r>
         <w:t xml:space="preserve">30.</w:t>
@@ -9347,7 +9563,8 @@
     </w:p>
     <w:p>
       <w:pPr>
-        <w:pStyle w:val="PleadingBody"/>
+        <w:pStyle w:val="BodyText"/>
+        <w:spacing w:before="0" w:after="0" w:line="480" w:lineRule="exact"/>
       </w:pPr>
       <w:r>
         <w:t xml:space="preserve">As</w:t>
@@ -9428,6 +9645,9 @@
     <w:p>
       <w:pPr>
         <w:pStyle w:val="Heading1"/>
+        <w:keepNext/>
+        <w:keepLines/>
+        <w:spacing w:before="0" w:after="0" w:line="480" w:lineRule="exact"/>
       </w:pPr>
       <w:r>
         <w:t xml:space="preserve">APPLICABLE</w:t>
@@ -9447,7 +9667,8 @@
     </w:p>
     <w:p>
       <w:pPr>
-        <w:pStyle w:val="PleadingBody"/>
+        <w:pStyle w:val="BodyText"/>
+        <w:spacing w:before="0" w:after="0" w:line="480" w:lineRule="exact"/>
       </w:pPr>
       <w:r>
         <w:t xml:space="preserve">It</w:t>
@@ -9492,7 +9713,7 @@
         <w:t xml:space="preserve"> </w:t>
       </w:r>
       <w:r>
-        <w:t xml:space="preserve">12(b)(6)</w:t>
+        <w:t xml:space="preserve">12(b)⁠(6)</w:t>
       </w:r>
       <w:r>
         <w:t xml:space="preserve"> </w:t>
@@ -10152,7 +10373,7 @@
         <w:t xml:space="preserve"> </w:t>
       </w:r>
       <w:r>
-        <w:t xml:space="preserve">12(b)(6),</w:t>
+        <w:t xml:space="preserve">12(b)⁠(6),</w:t>
       </w:r>
       <w:r>
         <w:t xml:space="preserve"> </w:t>
@@ -10890,7 +11111,7 @@
         <w:t xml:space="preserve"> </w:t>
       </w:r>
       <w:r>
-        <w:t xml:space="preserve">12(b)(6)</w:t>
+        <w:t xml:space="preserve">12(b)⁠(6)</w:t>
       </w:r>
       <w:r>
         <w:t xml:space="preserve"> </w:t>
@@ -10986,6 +11207,9 @@
     <w:p>
       <w:pPr>
         <w:pStyle w:val="Heading1"/>
+        <w:keepNext/>
+        <w:keepLines/>
+        <w:spacing w:before="0" w:after="0" w:line="480" w:lineRule="exact"/>
       </w:pPr>
       <w:r>
         <w:t xml:space="preserve">ARGUMENT</w:t>
@@ -10993,7 +11217,8 @@
     </w:p>
     <w:p>
       <w:pPr>
-        <w:pStyle w:val="PleadingBody"/>
+        <w:pStyle w:val="BodyText"/>
+        <w:spacing w:before="0" w:after="0" w:line="480" w:lineRule="exact"/>
       </w:pPr>
       <w:r>
         <w:t xml:space="preserve">While</w:t>
@@ -12274,6 +12499,9 @@
     <w:p>
       <w:pPr>
         <w:pStyle w:val="Heading2"/>
+        <w:keepNext/>
+        <w:keepLines/>
+        <w:spacing w:before="0" w:after="0" w:line="480" w:lineRule="exact"/>
       </w:pPr>
       <w:r>
         <w:t xml:space="preserve">I.</w:t>
@@ -12359,7 +12587,8 @@
     </w:p>
     <w:p>
       <w:pPr>
-        <w:pStyle w:val="PleadingBody"/>
+        <w:pStyle w:val="BodyText"/>
+        <w:spacing w:before="0" w:after="0" w:line="480" w:lineRule="exact"/>
       </w:pPr>
       <w:r>
         <w:t xml:space="preserve">As</w:t>
@@ -12986,7 +13215,7 @@
         <w:t xml:space="preserve"> </w:t>
       </w:r>
       <w:r>
-        <w:t xml:space="preserve">8(d)(1);</w:t>
+        <w:t xml:space="preserve">8(d)⁠(1);</w:t>
       </w:r>
       <w:r>
         <w:t xml:space="preserve"> </w:t>
@@ -13016,7 +13245,9 @@
         <w:t xml:space="preserve"> </w:t>
       </w:r>
       <w:r>
-        <w:t xml:space="preserve">555-57;</w:t>
+        <w:t xml:space="preserve">555</w:t>
+        <w:noBreakHyphen/>
+        <w:t xml:space="preserve">57;</w:t>
       </w:r>
       <w:r>
         <w:t xml:space="preserve"> </w:t>
@@ -13051,7 +13282,8 @@
     </w:p>
     <w:p>
       <w:pPr>
-        <w:pStyle w:val="PleadingBody"/>
+        <w:pStyle w:val="BodyText"/>
+        <w:spacing w:before="0" w:after="0" w:line="480" w:lineRule="exact"/>
       </w:pPr>
       <w:r>
         <w:t xml:space="preserve">But</w:t>
@@ -14295,7 +14527,8 @@
     </w:p>
     <w:p>
       <w:pPr>
-        <w:pStyle w:val="PleadingBody"/>
+        <w:pStyle w:val="BodyText"/>
+        <w:spacing w:before="0" w:after="0" w:line="480" w:lineRule="exact"/>
       </w:pPr>
       <w:r>
         <w:t xml:space="preserve">In</w:t>
@@ -14556,7 +14789,9 @@
         <w:t xml:space="preserve"> </w:t>
       </w:r>
       <w:r>
-        <w:t xml:space="preserve">1-1,</w:t>
+        <w:t xml:space="preserve">1</w:t>
+        <w:noBreakHyphen/>
+        <w:t xml:space="preserve">1,</w:t>
       </w:r>
       <w:r>
         <w:t xml:space="preserve"> </w:t>
@@ -14565,7 +14800,7 @@
         <w:t xml:space="preserve">¶¶</w:t>
       </w:r>
       <w:r>
-        <w:t xml:space="preserve"> </w:t>
+        <w:t xml:space="preserve"> </w:t>
       </w:r>
       <w:r>
         <w:t xml:space="preserve">14,</w:t>
@@ -14634,13 +14869,17 @@
         <w:t xml:space="preserve"> </w:t>
       </w:r>
       <w:r>
-        <w:t xml:space="preserve">49-53,</w:t>
-      </w:r>
-      <w:r>
-        <w:t xml:space="preserve"> </w:t>
-      </w:r>
-      <w:r>
-        <w:t xml:space="preserve">55-59,</w:t>
+        <w:t xml:space="preserve">49</w:t>
+        <w:noBreakHyphen/>
+        <w:t xml:space="preserve">53,</w:t>
+      </w:r>
+      <w:r>
+        <w:t xml:space="preserve"> </w:t>
+      </w:r>
+      <w:r>
+        <w:t xml:space="preserve">55</w:t>
+        <w:noBreakHyphen/>
+        <w:t xml:space="preserve">59,</w:t>
       </w:r>
       <w:r>
         <w:t xml:space="preserve"> </w:t>
@@ -14676,7 +14915,9 @@
         <w:t xml:space="preserve"> </w:t>
       </w:r>
       <w:r>
-        <w:t xml:space="preserve">88-90,</w:t>
+        <w:t xml:space="preserve">88</w:t>
+        <w:noBreakHyphen/>
+        <w:t xml:space="preserve">90,</w:t>
       </w:r>
       <w:r>
         <w:t xml:space="preserve"> </w:t>
@@ -14688,19 +14929,25 @@
         <w:t xml:space="preserve"> </w:t>
       </w:r>
       <w:r>
-        <w:t xml:space="preserve">97-102,</w:t>
-      </w:r>
-      <w:r>
-        <w:t xml:space="preserve"> </w:t>
-      </w:r>
-      <w:r>
-        <w:t xml:space="preserve">105-108,</w:t>
-      </w:r>
-      <w:r>
-        <w:t xml:space="preserve"> </w:t>
-      </w:r>
-      <w:r>
-        <w:t xml:space="preserve">113-114,</w:t>
+        <w:t xml:space="preserve">97</w:t>
+        <w:noBreakHyphen/>
+        <w:t xml:space="preserve">102,</w:t>
+      </w:r>
+      <w:r>
+        <w:t xml:space="preserve"> </w:t>
+      </w:r>
+      <w:r>
+        <w:t xml:space="preserve">105</w:t>
+        <w:noBreakHyphen/>
+        <w:t xml:space="preserve">108,</w:t>
+      </w:r>
+      <w:r>
+        <w:t xml:space="preserve"> </w:t>
+      </w:r>
+      <w:r>
+        <w:t xml:space="preserve">113</w:t>
+        <w:noBreakHyphen/>
+        <w:t xml:space="preserve">114,</w:t>
       </w:r>
       <w:r>
         <w:t xml:space="preserve"> </w:t>
@@ -14724,7 +14971,9 @@
         <w:t xml:space="preserve"> </w:t>
       </w:r>
       <w:r>
-        <w:t xml:space="preserve">127-129,</w:t>
+        <w:t xml:space="preserve">127</w:t>
+        <w:noBreakHyphen/>
+        <w:t xml:space="preserve">129,</w:t>
       </w:r>
       <w:r>
         <w:t xml:space="preserve"> </w:t>
@@ -14736,7 +14985,9 @@
         <w:t xml:space="preserve"> </w:t>
       </w:r>
       <w:r>
-        <w:t xml:space="preserve">137-138.</w:t>
+        <w:t xml:space="preserve">137</w:t>
+        <w:noBreakHyphen/>
+        <w:t xml:space="preserve">138.</w:t>
       </w:r>
       <w:r>
         <w:t xml:space="preserve"> </w:t>
@@ -15174,6 +15425,9 @@
     <w:p>
       <w:pPr>
         <w:pStyle w:val="Heading2"/>
+        <w:keepNext/>
+        <w:keepLines/>
+        <w:spacing w:before="0" w:after="0" w:line="480" w:lineRule="exact"/>
       </w:pPr>
       <w:r>
         <w:t xml:space="preserve">II.</w:t>
@@ -15236,7 +15490,7 @@
         <w:t xml:space="preserve"> </w:t>
       </w:r>
       <w:r>
-        <w:t xml:space="preserve">12(b)(6)</w:t>
+        <w:t xml:space="preserve">12(b)⁠(6)</w:t>
       </w:r>
       <w:r>
         <w:t xml:space="preserve"> </w:t>
@@ -15319,7 +15573,8 @@
     </w:p>
     <w:p>
       <w:pPr>
-        <w:pStyle w:val="PleadingBody"/>
+        <w:pStyle w:val="BodyText"/>
+        <w:spacing w:before="0" w:after="0" w:line="480" w:lineRule="exact"/>
       </w:pPr>
       <w:r>
         <w:t xml:space="preserve">The</w:t>
@@ -15658,7 +15913,7 @@
         <w:t xml:space="preserve"> </w:t>
       </w:r>
       <w:r>
-        <w:t xml:space="preserve">12(b)(6),</w:t>
+        <w:t xml:space="preserve">12(b)⁠(6),</w:t>
       </w:r>
       <w:r>
         <w:t xml:space="preserve"> </w:t>
@@ -15801,7 +16056,8 @@
     </w:p>
     <w:p>
       <w:pPr>
-        <w:pStyle w:val="PleadingBody"/>
+        <w:pStyle w:val="BodyText"/>
+        <w:spacing w:before="0" w:after="0" w:line="480" w:lineRule="exact"/>
       </w:pPr>
       <w:r>
         <w:t xml:space="preserve">More</w:t>
@@ -16710,7 +16966,9 @@
         <w:t xml:space="preserve"> </w:t>
       </w:r>
       <w:r>
-        <w:t xml:space="preserve">*4-7</w:t>
+        <w:t xml:space="preserve">*4</w:t>
+        <w:noBreakHyphen/>
+        <w:t xml:space="preserve">7</w:t>
       </w:r>
       <w:r>
         <w:t xml:space="preserve"> </w:t>
@@ -17303,7 +17561,8 @@
     </w:p>
     <w:p>
       <w:pPr>
-        <w:pStyle w:val="PleadingBody"/>
+        <w:pStyle w:val="BodyText"/>
+        <w:spacing w:before="0" w:after="0" w:line="480" w:lineRule="exact"/>
       </w:pPr>
       <w:r>
         <w:t xml:space="preserve">As</w:t>
@@ -17801,7 +18060,7 @@
         <w:t xml:space="preserve">¶</w:t>
       </w:r>
       <w:r>
-        <w:t xml:space="preserve"> </w:t>
+        <w:t xml:space="preserve"> </w:t>
       </w:r>
       <w:r>
         <w:t xml:space="preserve">26</w:t>
@@ -18026,7 +18285,7 @@
         <w:t xml:space="preserve"> </w:t>
       </w:r>
       <w:r>
-        <w:t xml:space="preserve">12(b)(6)</w:t>
+        <w:t xml:space="preserve">12(b)⁠(6)</w:t>
       </w:r>
       <w:r>
         <w:t xml:space="preserve"> </w:t>
@@ -18050,7 +18309,7 @@
         <w:t xml:space="preserve"> </w:t>
       </w:r>
       <w:r>
-        <w:t xml:space="preserve">and/or</w:t>
+        <w:t xml:space="preserve">and/​or</w:t>
       </w:r>
       <w:r>
         <w:t xml:space="preserve"> </w:t>
@@ -18541,7 +18800,8 @@
     </w:p>
     <w:p>
       <w:pPr>
-        <w:pStyle w:val="PleadingBody"/>
+        <w:pStyle w:val="BodyText"/>
+        <w:spacing w:before="0" w:after="0" w:line="480" w:lineRule="exact"/>
       </w:pPr>
       <w:r>
         <w:t xml:space="preserve">Such</w:t>
@@ -18664,7 +18924,9 @@
         <w:t xml:space="preserve"> </w:t>
       </w:r>
       <w:r>
-        <w:t xml:space="preserve">*2-3</w:t>
+        <w:t xml:space="preserve">*2</w:t>
+        <w:noBreakHyphen/>
+        <w:t xml:space="preserve">3</w:t>
       </w:r>
       <w:r>
         <w:t xml:space="preserve"> </w:t>
@@ -19503,7 +19765,8 @@
     </w:p>
     <w:p>
       <w:pPr>
-        <w:pStyle w:val="PleadingBody"/>
+        <w:pStyle w:val="BodyText"/>
+        <w:spacing w:before="0" w:after="0" w:line="480" w:lineRule="exact"/>
       </w:pPr>
       <w:r>
         <w:t xml:space="preserve">Conversely,</w:t>
@@ -20094,6 +20357,9 @@
     <w:p>
       <w:pPr>
         <w:pStyle w:val="Heading1"/>
+        <w:keepNext/>
+        <w:keepLines/>
+        <w:spacing w:before="0" w:after="0" w:line="480" w:lineRule="exact"/>
       </w:pPr>
       <w:r>
         <w:t xml:space="preserve">CONCLUSION</w:t>
@@ -20101,7 +20367,8 @@
     </w:p>
     <w:p>
       <w:pPr>
-        <w:pStyle w:val="PleadingBody"/>
+        <w:pStyle w:val="BodyText"/>
+        <w:spacing w:before="0" w:after="0" w:line="480" w:lineRule="exact"/>
       </w:pPr>
       <w:r>
         <w:t xml:space="preserve">For</w:t>
@@ -20182,15 +20449,18 @@
         <w:t xml:space="preserve"> </w:t>
       </w:r>
       <w:r>
-        <w:t xml:space="preserve">12(b)(6).</w:t>
+        <w:t xml:space="preserve">12(b)⁠(6).</w:t>
       </w:r>
     </w:p>
     <w:p>
       <w:pPr>
-        <w:pStyle w:val="PleadingBody"/>
+        <w:pStyle w:val="BodyText"/>
+        <w:keepNext/>
+        <w:keepLines/>
+        <w:spacing w:before="0" w:after="480" w:line="480" w:lineRule="exact"/>
       </w:pPr>
       <w:r>
-        <w:t xml:space="preserve">The undersigned certifies that this memorandum contains 8,390 words, excluding captions, tables of contents, tables of authorities, signature blocks, required marginal text (e.g., title information and page numbers), or certificates of service, in compliance with the applicable Local Civil Rules, specifically LCR 7(d)(4) and LCR 7(e)(6).</w:t>
+        <w:t xml:space="preserve">The undersigned certifies that this memorandum contains 8,390 words, excluding captions, tables of contents, tables of authorities, signature blocks, required marginal text (e.g., title information and page numbers), or certificates of service, in compliance with the applicable Local Civil Rules, specifically LCR 7(d)⁠(4) and LCR 7(e)⁠(6).</w:t>
       </w:r>
     </w:p>
     <w:tbl>
@@ -20199,7 +20469,9 @@
         <w:tblInd w:w="0" w:type="dxa"/>
         <w:tblLayout w:type="fixed"/>
         <w:tblCellMar>
+          <w:top w:w="0" w:type="dxa"/>
           <w:left w:w="0" w:type="dxa"/>
+          <w:bottom w:w="0" w:type="dxa"/>
           <w:right w:w="0" w:type="dxa"/>
         </w:tblCellMar>
         <w:tblLook w:val="0000" w:firstRow="0" w:lastRow="0" w:firstColumn="0" w:lastColumn="0" w:noHBand="1" w:noVBand="1"/>
@@ -20211,31 +20483,59 @@
       <w:tr>
         <w:trPr>
           <w:cantSplit/>
-          <w:trHeight w:val="3360" w:hRule="atLeast"/>
+          <w:trHeight w:val="2880" w:hRule="atLeast"/>
         </w:trPr>
         <w:tc>
           <w:tcPr>
             <w:tcW w:w="4608" w:type="dxa"/>
             <w:tcMar>
+              <w:top w:w="192" w:type="dxa"/>
               <w:right w:w="288" w:type="dxa"/>
             </w:tcMar>
           </w:tcPr>
           <w:p>
             <w:pPr>
-              <w:pStyle w:val="PleadingFlush"/>
+              <w:keepNext/>
+              <w:keepLines/>
+              <w:spacing w:before="0" w:after="0" w:line="240" w:lineRule="exact"/>
+              <w:ind w:left="0" w:firstLine="0"/>
             </w:pPr>
             <w:r>
-              <w:t xml:space="preserve">DATED: October 8, 2026</w:t>
+              <w:t xml:space="preserve">DATED:</w:t>
+            </w:r>
+            <w:r>
+              <w:t xml:space="preserve"> </w:t>
+            </w:r>
+            <w:r>
+              <w:t xml:space="preserve">October</w:t>
+            </w:r>
+            <w:r>
+              <w:t xml:space="preserve"> </w:t>
+            </w:r>
+            <w:r>
+              <w:t xml:space="preserve">8,</w:t>
+            </w:r>
+            <w:r>
+              <w:t xml:space="preserve"> </w:t>
+            </w:r>
+            <w:r>
+              <w:t xml:space="preserve">2026</w:t>
             </w:r>
           </w:p>
         </w:tc>
         <w:tc>
           <w:tcPr>
             <w:tcW w:w="4032" w:type="dxa"/>
+            <w:tcMar>
+              <w:top w:w="192" w:type="dxa"/>
+            </w:tcMar>
           </w:tcPr>
           <w:p>
             <w:pPr>
-              <w:pStyle w:val="PleadingSingle"/>
+              <w:keepNext/>
+              <w:keepLines/>
+              <w:spacing w:before="0" w:after="0" w:line="240" w:lineRule="exact"/>
+              <w:ind w:left="0" w:firstLine="0"/>
             </w:pPr>
             <w:r>
               <w:t xml:space="preserve">Respectfully submitted,</w:t>
@@ -20243,63 +20543,220 @@
           </w:p>
           <w:p>
             <w:pPr>
-              <w:spacing w:before="0" w:after="0" w:line="240" w:lineRule="exact"/>
-            </w:pPr>
-          </w:p>
-          <w:p>
-            <w:pPr>
-              <w:pStyle w:val="PleadingSingle"/>
+              <w:keepNext/>
+              <w:keepLines/>
+              <w:spacing w:before="240" w:after="0" w:line="240" w:lineRule="exact"/>
+              <w:ind w:left="0" w:firstLine="0"/>
             </w:pPr>
             <w:r>
-              <w:t xml:space="preserve">By: </w:t>
-            </w:r>
-            <w:r>
-              <w:t xml:space="preserve">s/ A. Paul Heeringa</w:t>
+              <w:t xml:space="preserve">By: s/ A. Paul Heeringa</w:t>
             </w:r>
           </w:p>
           <w:p>
             <w:pPr>
-              <w:pStyle w:val="PleadingSingle"/>
+              <w:keepNext/>
+              <w:keepLines/>
+              <w:spacing w:before="0" w:after="0" w:line="240" w:lineRule="exact"/>
+              <w:ind w:left="0" w:firstLine="0"/>
             </w:pPr>
             <w:r>
-              <w:t xml:space="preserve">John W. McGuinness (pro hac vice forthcoming)</w:t>
+              <w:t xml:space="preserve">John</w:t>
+            </w:r>
+            <w:r>
+              <w:t xml:space="preserve"> </w:t>
+            </w:r>
+            <w:r>
+              <w:t xml:space="preserve">W.</w:t>
+            </w:r>
+            <w:r>
+              <w:t xml:space="preserve"> </w:t>
+            </w:r>
+            <w:r>
+              <w:t xml:space="preserve">McGuinness</w:t>
+            </w:r>
+            <w:r>
+              <w:t xml:space="preserve"> </w:t>
+            </w:r>
+            <w:r>
+              <w:t xml:space="preserve">(pro</w:t>
+            </w:r>
+            <w:r>
+              <w:t xml:space="preserve"> </w:t>
+            </w:r>
+            <w:r>
+              <w:t xml:space="preserve">hac</w:t>
+            </w:r>
+            <w:r>
+              <w:t xml:space="preserve"> </w:t>
+            </w:r>
+            <w:r>
+              <w:t xml:space="preserve">vice</w:t>
+            </w:r>
+            <w:r>
+              <w:t xml:space="preserve"> </w:t>
+            </w:r>
+            <w:r>
+              <w:t xml:space="preserve">forthcoming)</w:t>
             </w:r>
           </w:p>
           <w:p>
             <w:pPr>
-              <w:pStyle w:val="PleadingSingle"/>
+              <w:keepNext/>
+              <w:keepLines/>
+              <w:spacing w:before="0" w:after="0" w:line="240" w:lineRule="exact"/>
+              <w:ind w:left="0" w:firstLine="0"/>
             </w:pPr>
             <w:r>
-              <w:t xml:space="preserve">A. Paul Heeringa (admitted pro hac vice)</w:t>
+              <w:t xml:space="preserve">A.</w:t>
+            </w:r>
+            <w:r>
+              <w:t xml:space="preserve"> </w:t>
+            </w:r>
+            <w:r>
+              <w:t xml:space="preserve">Paul</w:t>
+            </w:r>
+            <w:r>
+              <w:t xml:space="preserve"> </w:t>
+            </w:r>
+            <w:r>
+              <w:t xml:space="preserve">Heeringa</w:t>
+            </w:r>
+            <w:r>
+              <w:t xml:space="preserve"> </w:t>
+            </w:r>
+            <w:r>
+              <w:t xml:space="preserve">(admitted</w:t>
+            </w:r>
+            <w:r>
+              <w:t xml:space="preserve"> </w:t>
+            </w:r>
+            <w:r>
+              <w:t xml:space="preserve">pro</w:t>
+            </w:r>
+            <w:r>
+              <w:t xml:space="preserve"> </w:t>
+            </w:r>
+            <w:r>
+              <w:t xml:space="preserve">hac</w:t>
+            </w:r>
+            <w:r>
+              <w:t xml:space="preserve"> </w:t>
+            </w:r>
+            <w:r>
+              <w:t xml:space="preserve">vice)</w:t>
             </w:r>
           </w:p>
           <w:p>
             <w:pPr>
-              <w:pStyle w:val="PleadingSingle"/>
+              <w:keepNext/>
+              <w:keepLines/>
+              <w:spacing w:before="0" w:after="0" w:line="240" w:lineRule="exact"/>
+              <w:ind w:left="0" w:firstLine="0"/>
             </w:pPr>
             <w:r>
-              <w:t xml:space="preserve">MANATT, PHELPS &amp; PHILLIPS, LLP</w:t>
+              <w:t xml:space="preserve">MANATT,</w:t>
+            </w:r>
+            <w:r>
+              <w:t xml:space="preserve"> </w:t>
+            </w:r>
+            <w:r>
+              <w:t xml:space="preserve">PHELPS</w:t>
+            </w:r>
+            <w:r>
+              <w:t xml:space="preserve"> </w:t>
+            </w:r>
+            <w:r>
+              <w:t xml:space="preserve">&amp;</w:t>
+            </w:r>
+            <w:r>
+              <w:t xml:space="preserve"> </w:t>
+            </w:r>
+            <w:r>
+              <w:t xml:space="preserve">PHILLIPS,</w:t>
+            </w:r>
+            <w:r>
+              <w:t xml:space="preserve"> </w:t>
+            </w:r>
+            <w:r>
+              <w:t xml:space="preserve">LLP</w:t>
             </w:r>
           </w:p>
           <w:p>
             <w:pPr>
-              <w:pStyle w:val="PleadingSingle"/>
+              <w:keepNext/>
+              <w:keepLines/>
+              <w:spacing w:before="0" w:after="0" w:line="240" w:lineRule="exact"/>
+              <w:ind w:left="0" w:firstLine="0"/>
             </w:pPr>
             <w:r>
-              <w:t xml:space="preserve">2049 Century Park East, Suite 1700</w:t>
+              <w:t xml:space="preserve">2049</w:t>
+            </w:r>
+            <w:r>
+              <w:t xml:space="preserve"> </w:t>
+            </w:r>
+            <w:r>
+              <w:t xml:space="preserve">Century</w:t>
+            </w:r>
+            <w:r>
+              <w:t xml:space="preserve"> </w:t>
+            </w:r>
+            <w:r>
+              <w:t xml:space="preserve">Park</w:t>
+            </w:r>
+            <w:r>
+              <w:t xml:space="preserve"> </w:t>
+            </w:r>
+            <w:r>
+              <w:t xml:space="preserve">East,</w:t>
+            </w:r>
+            <w:r>
+              <w:t xml:space="preserve"> </w:t>
+            </w:r>
+            <w:r>
+              <w:t xml:space="preserve">Suite</w:t>
+            </w:r>
+            <w:r>
+              <w:t xml:space="preserve"> </w:t>
+            </w:r>
+            <w:r>
+              <w:t xml:space="preserve">1700</w:t>
             </w:r>
           </w:p>
           <w:p>
             <w:pPr>
-              <w:pStyle w:val="PleadingSingle"/>
+              <w:keepNext/>
+              <w:keepLines/>
+              <w:spacing w:before="0" w:after="0" w:line="240" w:lineRule="exact"/>
+              <w:ind w:left="0" w:firstLine="0"/>
             </w:pPr>
             <w:r>
-              <w:t xml:space="preserve">Los Angeles, CA 90067</w:t>
+              <w:t xml:space="preserve">Los</w:t>
+            </w:r>
+            <w:r>
+              <w:t xml:space="preserve"> </w:t>
+            </w:r>
+            <w:r>
+              <w:t xml:space="preserve">Angeles,</w:t>
+            </w:r>
+            <w:r>
+              <w:t xml:space="preserve"> </w:t>
+            </w:r>
+            <w:r>
+              <w:t xml:space="preserve">CA</w:t>
+            </w:r>
+            <w:r>
+              <w:t xml:space="preserve"> </w:t>
+            </w:r>
+            <w:r>
+              <w:t xml:space="preserve">90067</w:t>
             </w:r>
           </w:p>
           <w:p>
             <w:pPr>
-              <w:pStyle w:val="PleadingSingle"/>
+              <w:keepNext/>
+              <w:keepLines/>
+              <w:spacing w:before="0" w:after="0" w:line="240" w:lineRule="exact"/>
+              <w:ind w:left="0" w:firstLine="0"/>
             </w:pPr>
             <w:r>
               <w:t xml:space="preserve">JMcGuinness@manatt.com</w:t>
@@ -20307,7 +20764,10 @@
           </w:p>
           <w:p>
             <w:pPr>
-              <w:pStyle w:val="PleadingSingle"/>
+              <w:keepNext/>
+              <w:keepLines/>
+              <w:spacing w:before="0" w:after="0" w:line="240" w:lineRule="exact"/>
+              <w:ind w:left="0" w:firstLine="0"/>
             </w:pPr>
             <w:r>
               <w:t xml:space="preserve">PHeeringa@manatt.com</w:t>
@@ -20315,111 +20775,233 @@
           </w:p>
         </w:tc>
       </w:tr>
+      <w:tr>
+        <w:trPr>
+          <w:cantSplit/>
+        </w:trPr>
+        <w:tc>
+          <w:tcPr>
+            <w:tcW w:w="8640" w:type="dxa"/>
+            <w:gridSpan w:val="2"/>
+            <w:tcMar>
+              <w:top w:w="672" w:type="dxa"/>
+            </w:tcMar>
+          </w:tcPr>
+          <w:p>
+            <w:pPr>
+              <w:spacing w:before="0" w:after="0" w:line="240" w:lineRule="exact"/>
+              <w:ind w:left="0" w:firstLine="0"/>
+            </w:pPr>
+            <w:r>
+              <w:t xml:space="preserve">Rossi</w:t>
+            </w:r>
+            <w:r>
+              <w:t xml:space="preserve"> </w:t>
+            </w:r>
+            <w:r>
+              <w:t xml:space="preserve">F.</w:t>
+            </w:r>
+            <w:r>
+              <w:t xml:space="preserve"> </w:t>
+            </w:r>
+            <w:r>
+              <w:t xml:space="preserve">Maddalena,</w:t>
+            </w:r>
+            <w:r>
+              <w:t xml:space="preserve"> </w:t>
+            </w:r>
+            <w:r>
+              <w:t xml:space="preserve">WSBA</w:t>
+            </w:r>
+            <w:r>
+              <w:t xml:space="preserve"> </w:t>
+            </w:r>
+            <w:r>
+              <w:t xml:space="preserve">#39351</w:t>
+            </w:r>
+          </w:p>
+          <w:p>
+            <w:pPr>
+              <w:spacing w:before="0" w:after="0" w:line="240" w:lineRule="exact"/>
+              <w:ind w:left="0" w:firstLine="0"/>
+            </w:pPr>
+            <w:r>
+              <w:t xml:space="preserve">MERRICK,</w:t>
+            </w:r>
+            <w:r>
+              <w:t xml:space="preserve"> </w:t>
+            </w:r>
+            <w:r>
+              <w:t xml:space="preserve">HOFSTEDT</w:t>
+            </w:r>
+            <w:r>
+              <w:t xml:space="preserve"> </w:t>
+            </w:r>
+            <w:r>
+              <w:t xml:space="preserve">&amp;</w:t>
+            </w:r>
+            <w:r>
+              <w:t xml:space="preserve"> </w:t>
+            </w:r>
+            <w:r>
+              <w:t xml:space="preserve">LINDSEY,</w:t>
+            </w:r>
+            <w:r>
+              <w:t xml:space="preserve"> </w:t>
+            </w:r>
+            <w:r>
+              <w:t xml:space="preserve">P.S.</w:t>
+            </w:r>
+          </w:p>
+          <w:p>
+            <w:pPr>
+              <w:spacing w:before="0" w:after="0" w:line="240" w:lineRule="exact"/>
+              <w:ind w:left="0" w:firstLine="0"/>
+            </w:pPr>
+            <w:r>
+              <w:t xml:space="preserve">3101</w:t>
+            </w:r>
+            <w:r>
+              <w:t xml:space="preserve"> </w:t>
+            </w:r>
+            <w:r>
+              <w:t xml:space="preserve">Western</w:t>
+            </w:r>
+            <w:r>
+              <w:t xml:space="preserve"> </w:t>
+            </w:r>
+            <w:r>
+              <w:t xml:space="preserve">Avenue,</w:t>
+            </w:r>
+            <w:r>
+              <w:t xml:space="preserve"> </w:t>
+            </w:r>
+            <w:r>
+              <w:t xml:space="preserve">Suite</w:t>
+            </w:r>
+            <w:r>
+              <w:t xml:space="preserve"> </w:t>
+            </w:r>
+            <w:r>
+              <w:t xml:space="preserve">200</w:t>
+            </w:r>
+          </w:p>
+          <w:p>
+            <w:pPr>
+              <w:spacing w:before="0" w:after="0" w:line="240" w:lineRule="exact"/>
+              <w:ind w:left="0" w:firstLine="0"/>
+            </w:pPr>
+            <w:r>
+              <w:t xml:space="preserve">Seattle,</w:t>
+            </w:r>
+            <w:r>
+              <w:t xml:space="preserve"> </w:t>
+            </w:r>
+            <w:r>
+              <w:t xml:space="preserve">WA</w:t>
+            </w:r>
+            <w:r>
+              <w:t xml:space="preserve"> </w:t>
+            </w:r>
+            <w:r>
+              <w:t xml:space="preserve">98121</w:t>
+            </w:r>
+          </w:p>
+          <w:p>
+            <w:pPr>
+              <w:spacing w:before="0" w:after="0" w:line="240" w:lineRule="exact"/>
+              <w:ind w:left="0" w:firstLine="0"/>
+            </w:pPr>
+            <w:r>
+              <w:t xml:space="preserve">Tel.</w:t>
+            </w:r>
+            <w:r>
+              <w:t xml:space="preserve"> </w:t>
+            </w:r>
+            <w:r>
+              <w:t xml:space="preserve">(206)</w:t>
+            </w:r>
+            <w:r>
+              <w:t xml:space="preserve"> </w:t>
+            </w:r>
+            <w:r>
+              <w:t xml:space="preserve">682</w:t>
+              <w:noBreakHyphen/>
+              <w:t xml:space="preserve">0610</w:t>
+            </w:r>
+          </w:p>
+          <w:p>
+            <w:pPr>
+              <w:spacing w:before="0" w:after="0" w:line="240" w:lineRule="exact"/>
+              <w:ind w:left="0" w:firstLine="0"/>
+            </w:pPr>
+            <w:r>
+              <w:t xml:space="preserve">Email:</w:t>
+            </w:r>
+            <w:r>
+              <w:t xml:space="preserve"> </w:t>
+            </w:r>
+            <w:r>
+              <w:t xml:space="preserve">rmaddalena@mhlseattle.com</w:t>
+            </w:r>
+          </w:p>
+          <w:p>
+            <w:pPr>
+              <w:spacing w:before="0" w:after="0" w:line="240" w:lineRule="exact"/>
+              <w:ind w:left="0" w:firstLine="0"/>
+            </w:pPr>
+            <w:r>
+              <w:t xml:space="preserve">Attorneys</w:t>
+            </w:r>
+            <w:r>
+              <w:t xml:space="preserve"> </w:t>
+            </w:r>
+            <w:r>
+              <w:t xml:space="preserve">for</w:t>
+            </w:r>
+            <w:r>
+              <w:t xml:space="preserve"> </w:t>
+            </w:r>
+            <w:r>
+              <w:t xml:space="preserve">Defendant</w:t>
+            </w:r>
+          </w:p>
+        </w:tc>
+      </w:tr>
     </w:tbl>
     <w:p>
       <w:pPr>
+        <w:pStyle w:val="Heading1"/>
+        <w:keepNext/>
+        <w:keepLines/>
+        <w:pageBreakBefore/>
         <w:spacing w:before="0" w:after="0" w:line="480" w:lineRule="exact"/>
       </w:pPr>
+      <w:r>
+        <w:t xml:space="preserve">CERTIFICATE OF SERVICE</w:t>
+      </w:r>
     </w:p>
     <w:p>
       <w:pPr>
-        <w:pStyle w:val="PleadingSingle"/>
+        <w:pStyle w:val="BodyText"/>
+        <w:spacing w:before="0" w:after="0" w:line="480" w:lineRule="exact"/>
       </w:pPr>
       <w:r>
-        <w:t xml:space="preserve">Rossi F. Maddalena, WSBA #39351</w:t>
+        <w:t xml:space="preserve">I certify that on October 8, 2026, a true and correct copy of the foregoing document was electronically filed with the Court’s ECF system to be sent via the electronic notification system to all counsel of record in the above-captioned matter.</w:t>
       </w:r>
     </w:p>
     <w:p>
       <w:pPr>
-        <w:pStyle w:val="PleadingSingle"/>
+        <w:spacing w:before="192" w:after="0" w:line="240" w:lineRule="exact"/>
+        <w:ind w:left="4608" w:firstLine="0"/>
       </w:pPr>
       <w:r>
-        <w:t xml:space="preserve">MERRICK, HOFSTEDT &amp; LINDSEY, P.S.</w:t>
-      </w:r>
-    </w:p>
-    <w:p>
-      <w:pPr>
-        <w:pStyle w:val="PleadingSingle"/>
-      </w:pPr>
-      <w:r>
-        <w:t xml:space="preserve">3101 Western Avenue, Suite 200</w:t>
-      </w:r>
-    </w:p>
-    <w:p>
-      <w:pPr>
-        <w:pStyle w:val="PleadingSingle"/>
-      </w:pPr>
-      <w:r>
-        <w:t xml:space="preserve">Seattle, WA 98121</w:t>
-      </w:r>
-    </w:p>
-    <w:p>
-      <w:pPr>
-        <w:pStyle w:val="PleadingSingle"/>
-      </w:pPr>
-      <w:r>
-        <w:t xml:space="preserve">Tel. (206) 682-0610</w:t>
-      </w:r>
-    </w:p>
-    <w:p>
-      <w:pPr>
-        <w:pStyle w:val="PleadingSingle"/>
-      </w:pPr>
-      <w:r>
-        <w:t xml:space="preserve">Email: rmaddalena@mhlseattle.com</w:t>
-      </w:r>
-    </w:p>
-    <w:p>
-      <w:pPr>
-        <w:pStyle w:val="PleadingSingle"/>
-      </w:pPr>
-      <w:r>
-        <w:t xml:space="preserve">Attorneys for Defendant</w:t>
-      </w:r>
-    </w:p>
-    <w:p>
-      <w:pPr>
-        <w:spacing w:before="0" w:after="0" w:line="468" w:lineRule="exact"/>
-      </w:pPr>
-    </w:p>
-    <w:p>
-      <w:pPr>
-        <w:spacing w:before="0" w:after="0" w:line="480" w:lineRule="exact"/>
-      </w:pPr>
-    </w:p>
-    <w:p>
-      <w:pPr>
-        <w:pStyle w:val="PleadingCertHeading"/>
-        <w:pageBreakBefore/>
-      </w:pPr>
-      <w:r>
-        <w:t xml:space="preserve">CERTIFICATE OF SERVICE</w:t>
-      </w:r>
-    </w:p>
-    <w:p>
-      <w:pPr>
-        <w:pStyle w:val="PleadingBody"/>
-      </w:pPr>
-      <w:r>
-        <w:t xml:space="preserve">I certify that on October 8, 2026, a true and correct copy of the foregoing document was electronically filed with the Court's ECF system to be sent via the electronic notification system to all counsel of record in the above-captioned matter.</w:t>
-      </w:r>
-    </w:p>
-    <w:p>
-      <w:pPr>
-        <w:pStyle w:val="PleadingSigRight"/>
-      </w:pPr>
-      <w:r>
         <w:t xml:space="preserve">By: s/ A. Paul Heeringa</w:t>
       </w:r>
-    </w:p>
-    <w:p>
-      <w:pPr>
-        <w:spacing w:before="0" w:after="0" w:line="204" w:lineRule="exact"/>
-      </w:pPr>
     </w:p>
     <w:sectPr>
-      <w:headerReference w:type="default" r:id="rId101"/>
-      <w:footerReference w:type="default" r:id="rId102"/>
+      <w:headerReference w:type="default" r:id="rIdWawdLines"/>
+      <w:footerReference w:type="default" r:id="rIdWawdNotation"/>
       <w:pgSz w:w="12240" w:h="15840"/>
       <w:pgMar w:top="1440" w:right="1440" w:bottom="1440" w:left="2160" w:header="720" w:footer="288" w:gutter="0"/>
       <w:cols w:space="720"/>
@@ -20434,13 +21016,99 @@
 
 <file path=word/footer1.xml><?xml version="1.0" encoding="utf-8"?>
 <w:ftr xmlns:w="http://schemas.openxmlformats.org/wordprocessingml/2006/main" xmlns:r="http://schemas.openxmlformats.org/officeDocument/2006/relationships">
+  <w:p>
+    <w:pPr>
+      <w:jc w:val="center"/>
+    </w:pPr>
+    <w:r>
+      <w:fldChar w:fldCharType="begin"/>
+    </w:r>
+    <w:r>
+      <w:instrText xml:space="preserve"> PAGE </w:instrText>
+    </w:r>
+    <w:r>
+      <w:fldChar w:fldCharType="separate"/>
+    </w:r>
+    <w:r>
+      <w:t>1</w:t>
+    </w:r>
+    <w:r>
+      <w:fldChar w:fldCharType="end"/>
+    </w:r>
+  </w:p>
+</w:ftr>
+</file>
+
+<file path=word/footnotes.xml><?xml version="1.0" encoding="utf-8"?>
+<w:footnotes xmlns:w="http://schemas.openxmlformats.org/wordprocessingml/2006/main" xmlns:m="http://schemas.openxmlformats.org/officeDocument/2006/math" xmlns:r="http://schemas.openxmlformats.org/officeDocument/2006/relationships" xmlns:o="urn:schemas-microsoft-com:office:office" xmlns:v="urn:schemas-microsoft-com:vml" xmlns:w10="urn:schemas-microsoft-com:office:word" xmlns:a="http://schemas.openxmlformats.org/drawingml/2006/main" xmlns:pic="http://schemas.openxmlformats.org/drawingml/2006/picture" xmlns:wp="http://schemas.openxmlformats.org/drawingml/2006/wordprocessingDrawing">
+  <w:footnote w:type="continuationSeparator" w:id="0">
+    <w:p>
+      <w:r>
+        <w:continuationSeparator/>
+      </w:r>
+    </w:p>
+  </w:footnote>
+  <w:footnote w:type="separator" w:id="-1">
+    <w:p>
+      <w:r>
+        <w:separator/>
+      </w:r>
+    </w:p>
+  </w:footnote>
+</w:footnotes>
+</file>
+
+<file path=word/ftr-add.xml><?xml version="1.0" encoding="utf-8"?>
+<w:ftr xmlns:w="http://schemas.openxmlformats.org/wordprocessingml/2006/main" xmlns:r="http://schemas.openxmlformats.org/officeDocument/2006/relationships">
+  <w:p>
+    <w:pPr>
+      <w:spacing w:before="0" w:after="0"/>
+      <w:jc w:val="center"/>
+    </w:pPr>
+    <w:r>
+      <w:t>Add-</w:t>
+    </w:r>
+    <w:r>
+      <w:fldChar w:fldCharType="begin"/>
+    </w:r>
+    <w:r>
+      <w:instrText xml:space="preserve"> PAGE </w:instrText>
+    </w:r>
+    <w:r>
+      <w:fldChar w:fldCharType="separate"/>
+    </w:r>
+    <w:r>
+      <w:t>1</w:t>
+    </w:r>
+    <w:r>
+      <w:fldChar w:fldCharType="end"/>
+    </w:r>
+  </w:p>
+</w:ftr>
+</file>
+
+<file path=word/ftr-none.xml><?xml version="1.0" encoding="utf-8"?>
+<w:ftr xmlns:w="http://schemas.openxmlformats.org/wordprocessingml/2006/main" xmlns:r="http://schemas.openxmlformats.org/officeDocument/2006/relationships">
+  <w:p>
+    <w:pPr>
+      <w:spacing w:before="0" w:after="0"/>
+      <w:jc w:val="center"/>
+    </w:pPr>
+  </w:p>
+</w:ftr>
+</file>
+
+<file path=word/ftr-own1.xml><?xml version="1.0" encoding="utf-8"?>
+<w:ftr xmlns:w="http://schemas.openxmlformats.org/wordprocessingml/2006/main" xmlns:r="http://schemas.openxmlformats.org/officeDocument/2006/relationships">
   <w:tbl>
     <w:tblPr>
       <w:tblW w:w="8640" w:type="dxa"/>
       <w:tblInd w:w="0" w:type="dxa"/>
       <w:tblLayout w:type="fixed"/>
       <w:tblCellMar>
+        <w:top w:w="0" w:type="dxa"/>
         <w:left w:w="0" w:type="dxa"/>
+        <w:bottom w:w="0" w:type="dxa"/>
         <w:right w:w="0" w:type="dxa"/>
       </w:tblCellMar>
       <w:tblLook w:val="0000" w:firstRow="0" w:lastRow="0" w:firstColumn="0" w:lastColumn="0" w:noHBand="1" w:noVBand="1"/>
@@ -20457,6 +21125,8 @@
         <w:p>
           <w:pPr>
             <w:spacing w:before="0" w:after="0" w:line="240" w:lineRule="exact"/>
+            <w:ind w:left="0" w:firstLine="0"/>
+            <w:jc w:val="left"/>
           </w:pPr>
           <w:r>
             <w:rPr>
@@ -20469,13 +21139,17 @@
         <w:p>
           <w:pPr>
             <w:spacing w:before="0" w:after="0" w:line="240" w:lineRule="exact"/>
+            <w:ind w:left="0" w:firstLine="0"/>
+            <w:jc w:val="left"/>
           </w:pPr>
           <w:r>
             <w:rPr>
               <w:sz w:val="20"/>
               <w:szCs w:val="20"/>
             </w:rPr>
-            <w:t xml:space="preserve">(Case No. 2:26-cv-03102-LK) – </w:t>
+            <w:t xml:space="preserve">(Case No. 2:26-cv</w:t>
+            <w:noBreakHyphen/>
+            <w:t xml:space="preserve">03102-LK) – </w:t>
           </w:r>
           <w:r>
             <w:rPr>
@@ -20518,7 +21192,13 @@
         <w:tcPr>
           <w:tcW w:w="3600" w:type="dxa"/>
         </w:tcPr>
-        <w:p/>
+        <w:p>
+          <w:pPr>
+            <w:spacing w:before="0" w:after="0" w:line="210" w:lineRule="exact"/>
+            <w:ind w:left="0" w:firstLine="0"/>
+            <w:jc w:val="right"/>
+          </w:pPr>
+        </w:p>
       </w:tc>
     </w:tr>
   </w:tbl>
@@ -20530,33 +21210,40 @@
 </w:ftr>
 </file>
 
-<file path=word/footnotes.xml><?xml version="1.0" encoding="utf-8"?>
-<w:footnotes xmlns:w="http://schemas.openxmlformats.org/wordprocessingml/2006/main" xmlns:m="http://schemas.openxmlformats.org/officeDocument/2006/math" xmlns:r="http://schemas.openxmlformats.org/officeDocument/2006/relationships" xmlns:o="urn:schemas-microsoft-com:office:office" xmlns:v="urn:schemas-microsoft-com:vml" xmlns:w10="urn:schemas-microsoft-com:office:word" xmlns:a="http://schemas.openxmlformats.org/drawingml/2006/main" xmlns:pic="http://schemas.openxmlformats.org/drawingml/2006/picture" xmlns:wp="http://schemas.openxmlformats.org/drawingml/2006/wordprocessingDrawing">
-  <w:footnote w:type="continuationSeparator" w:id="0">
-    <w:p>
-      <w:r>
-        <w:continuationSeparator/>
-      </w:r>
-    </w:p>
-  </w:footnote>
-  <w:footnote w:type="separator" w:id="-1">
-    <w:p>
-      <w:r>
-        <w:separator/>
-      </w:r>
-    </w:p>
-  </w:footnote>
-</w:footnotes>
+<file path=word/ftr-page.xml><?xml version="1.0" encoding="utf-8"?>
+<w:ftr xmlns:w="http://schemas.openxmlformats.org/wordprocessingml/2006/main" xmlns:r="http://schemas.openxmlformats.org/officeDocument/2006/relationships">
+  <w:p>
+    <w:pPr>
+      <w:spacing w:before="0" w:after="0"/>
+      <w:jc w:val="center"/>
+    </w:pPr>
+    <w:r>
+      <w:fldChar w:fldCharType="begin"/>
+    </w:r>
+    <w:r>
+      <w:instrText xml:space="preserve"> PAGE </w:instrText>
+    </w:r>
+    <w:r>
+      <w:fldChar w:fldCharType="separate"/>
+    </w:r>
+    <w:r>
+      <w:t>1</w:t>
+    </w:r>
+    <w:r>
+      <w:fldChar w:fldCharType="end"/>
+    </w:r>
+  </w:p>
+</w:ftr>
 </file>
 
 <file path=word/header1.xml><?xml version="1.0" encoding="utf-8"?>
-<w:hdr xmlns:w="http://schemas.openxmlformats.org/wordprocessingml/2006/main" xmlns:r="http://schemas.openxmlformats.org/officeDocument/2006/relationships" xmlns:wp="http://schemas.openxmlformats.org/drawingml/2006/wordprocessingDrawing" xmlns:a="http://schemas.openxmlformats.org/drawingml/2006/main" xmlns:wps="http://schemas.microsoft.com/office/word/2010/wordprocessingShape">
+<w:hdr xmlns:w="http://schemas.openxmlformats.org/wordprocessingml/2006/main" xmlns:r="http://schemas.openxmlformats.org/officeDocument/2006/relationships">
   <w:p>
     <w:pPr>
       <w:spacing w:before="0" w:after="0" w:line="240" w:lineRule="auto"/>
     </w:pPr>
     <w:r>
-      <w:drawing>
+      <w:drawing xmlns:wp="http://schemas.openxmlformats.org/drawingml/2006/wordprocessingDrawing" xmlns:a="http://schemas.openxmlformats.org/drawingml/2006/main" xmlns:wps="http://schemas.microsoft.com/office/word/2010/wordprocessingShape">
         <wp:anchor distT="0" distB="0" distL="0" distR="0" simplePos="0" relativeHeight="251659264" behindDoc="1" locked="1" layoutInCell="1" allowOverlap="1">
           <wp:simplePos x="0" y="0"/>
           <wp:positionH relativeFrom="page">
@@ -20596,10 +21283,6 @@
                         <w:jc w:val="right"/>
                       </w:pPr>
                       <w:r>
-                        <w:rPr>
-                          <w:sz w:val="24"/>
-                          <w:szCs w:val="24"/>
-                        </w:rPr>
                         <w:t>1</w:t>
                       </w:r>
                     </w:p>
@@ -20610,10 +21293,6 @@
                         <w:jc w:val="right"/>
                       </w:pPr>
                       <w:r>
-                        <w:rPr>
-                          <w:sz w:val="24"/>
-                          <w:szCs w:val="24"/>
-                        </w:rPr>
                         <w:t>2</w:t>
                       </w:r>
                     </w:p>
@@ -20624,10 +21303,6 @@
                         <w:jc w:val="right"/>
                       </w:pPr>
                       <w:r>
-                        <w:rPr>
-                          <w:sz w:val="24"/>
-                          <w:szCs w:val="24"/>
-                        </w:rPr>
                         <w:t>3</w:t>
                       </w:r>
                     </w:p>
@@ -20638,10 +21313,6 @@
                         <w:jc w:val="right"/>
                       </w:pPr>
                       <w:r>
-                        <w:rPr>
-                          <w:sz w:val="24"/>
-                          <w:szCs w:val="24"/>
-                        </w:rPr>
                         <w:t>4</w:t>
                       </w:r>
                     </w:p>
@@ -20652,10 +21323,6 @@
                         <w:jc w:val="right"/>
                       </w:pPr>
                       <w:r>
-                        <w:rPr>
-                          <w:sz w:val="24"/>
-                          <w:szCs w:val="24"/>
-                        </w:rPr>
                         <w:t>5</w:t>
                       </w:r>
                     </w:p>
@@ -20666,10 +21333,6 @@
                         <w:jc w:val="right"/>
                       </w:pPr>
                       <w:r>
-                        <w:rPr>
-                          <w:sz w:val="24"/>
-                          <w:szCs w:val="24"/>
-                        </w:rPr>
                         <w:t>6</w:t>
                       </w:r>
                     </w:p>
@@ -20680,10 +21343,6 @@
                         <w:jc w:val="right"/>
                       </w:pPr>
                       <w:r>
-                        <w:rPr>
-                          <w:sz w:val="24"/>
-                          <w:szCs w:val="24"/>
-                        </w:rPr>
                         <w:t>7</w:t>
                       </w:r>
                     </w:p>
@@ -20694,10 +21353,6 @@
                         <w:jc w:val="right"/>
                       </w:pPr>
                       <w:r>
-                        <w:rPr>
-                          <w:sz w:val="24"/>
-                          <w:szCs w:val="24"/>
-                        </w:rPr>
                         <w:t>8</w:t>
                       </w:r>
                     </w:p>
@@ -20708,10 +21363,6 @@
                         <w:jc w:val="right"/>
                       </w:pPr>
                       <w:r>
-                        <w:rPr>
-                          <w:sz w:val="24"/>
-                          <w:szCs w:val="24"/>
-                        </w:rPr>
                         <w:t>9</w:t>
                       </w:r>
                     </w:p>
@@ -20722,10 +21373,6 @@
                         <w:jc w:val="right"/>
                       </w:pPr>
                       <w:r>
-                        <w:rPr>
-                          <w:sz w:val="24"/>
-                          <w:szCs w:val="24"/>
-                        </w:rPr>
                         <w:t>10</w:t>
                       </w:r>
                     </w:p>
@@ -20736,10 +21383,6 @@
                         <w:jc w:val="right"/>
                       </w:pPr>
                       <w:r>
-                        <w:rPr>
-                          <w:sz w:val="24"/>
-                          <w:szCs w:val="24"/>
-                        </w:rPr>
                         <w:t>11</w:t>
                       </w:r>
                     </w:p>
@@ -20750,10 +21393,6 @@
                         <w:jc w:val="right"/>
                       </w:pPr>
                       <w:r>
-                        <w:rPr>
-                          <w:sz w:val="24"/>
-                          <w:szCs w:val="24"/>
-                        </w:rPr>
                         <w:t>12</w:t>
                       </w:r>
                     </w:p>
@@ -20764,10 +21403,6 @@
                         <w:jc w:val="right"/>
                       </w:pPr>
                       <w:r>
-                        <w:rPr>
-                          <w:sz w:val="24"/>
-                          <w:szCs w:val="24"/>
-                        </w:rPr>
                         <w:t>13</w:t>
                       </w:r>
                     </w:p>
@@ -20778,10 +21413,6 @@
                         <w:jc w:val="right"/>
                       </w:pPr>
                       <w:r>
-                        <w:rPr>
-                          <w:sz w:val="24"/>
-                          <w:szCs w:val="24"/>
-                        </w:rPr>
                         <w:t>14</w:t>
                       </w:r>
                     </w:p>
@@ -20792,10 +21423,6 @@
                         <w:jc w:val="right"/>
                       </w:pPr>
                       <w:r>
-                        <w:rPr>
-                          <w:sz w:val="24"/>
-                          <w:szCs w:val="24"/>
-                        </w:rPr>
                         <w:t>15</w:t>
                       </w:r>
                     </w:p>
@@ -20806,10 +21433,6 @@
                         <w:jc w:val="right"/>
                       </w:pPr>
                       <w:r>
-                        <w:rPr>
-                          <w:sz w:val="24"/>
-                          <w:szCs w:val="24"/>
-                        </w:rPr>
                         <w:t>16</w:t>
                       </w:r>
                     </w:p>
@@ -20820,10 +21443,6 @@
                         <w:jc w:val="right"/>
                       </w:pPr>
                       <w:r>
-                        <w:rPr>
-                          <w:sz w:val="24"/>
-                          <w:szCs w:val="24"/>
-                        </w:rPr>
                         <w:t>17</w:t>
                       </w:r>
                     </w:p>
@@ -20834,10 +21453,6 @@
                         <w:jc w:val="right"/>
                       </w:pPr>
                       <w:r>
-                        <w:rPr>
-                          <w:sz w:val="24"/>
-                          <w:szCs w:val="24"/>
-                        </w:rPr>
                         <w:t>18</w:t>
                       </w:r>
                     </w:p>
@@ -20848,10 +21463,6 @@
                         <w:jc w:val="right"/>
                       </w:pPr>
                       <w:r>
-                        <w:rPr>
-                          <w:sz w:val="24"/>
-                          <w:szCs w:val="24"/>
-                        </w:rPr>
                         <w:t>19</w:t>
                       </w:r>
                     </w:p>
@@ -20862,10 +21473,6 @@
                         <w:jc w:val="right"/>
                       </w:pPr>
                       <w:r>
-                        <w:rPr>
-                          <w:sz w:val="24"/>
-                          <w:szCs w:val="24"/>
-                        </w:rPr>
                         <w:t>20</w:t>
                       </w:r>
                     </w:p>
@@ -20876,10 +21483,6 @@
                         <w:jc w:val="right"/>
                       </w:pPr>
                       <w:r>
-                        <w:rPr>
-                          <w:sz w:val="24"/>
-                          <w:szCs w:val="24"/>
-                        </w:rPr>
                         <w:t>21</w:t>
                       </w:r>
                     </w:p>
@@ -20890,10 +21493,6 @@
                         <w:jc w:val="right"/>
                       </w:pPr>
                       <w:r>
-                        <w:rPr>
-                          <w:sz w:val="24"/>
-                          <w:szCs w:val="24"/>
-                        </w:rPr>
                         <w:t>22</w:t>
                       </w:r>
                     </w:p>
@@ -20904,10 +21503,6 @@
                         <w:jc w:val="right"/>
                       </w:pPr>
                       <w:r>
-                        <w:rPr>
-                          <w:sz w:val="24"/>
-                          <w:szCs w:val="24"/>
-                        </w:rPr>
                         <w:t>23</w:t>
                       </w:r>
                     </w:p>
@@ -20918,10 +21513,6 @@
                         <w:jc w:val="right"/>
                       </w:pPr>
                       <w:r>
-                        <w:rPr>
-                          <w:sz w:val="24"/>
-                          <w:szCs w:val="24"/>
-                        </w:rPr>
                         <w:t>24</w:t>
                       </w:r>
                     </w:p>
@@ -20932,10 +21523,6 @@
                         <w:jc w:val="right"/>
                       </w:pPr>
                       <w:r>
-                        <w:rPr>
-                          <w:sz w:val="24"/>
-                          <w:szCs w:val="24"/>
-                        </w:rPr>
                         <w:t>25</w:t>
                       </w:r>
                     </w:p>
@@ -20946,10 +21533,6 @@
                         <w:jc w:val="right"/>
                       </w:pPr>
                       <w:r>
-                        <w:rPr>
-                          <w:sz w:val="24"/>
-                          <w:szCs w:val="24"/>
-                        </w:rPr>
                         <w:t>26</w:t>
                       </w:r>
                     </w:p>
@@ -20960,10 +21543,6 @@
                         <w:jc w:val="right"/>
                       </w:pPr>
                       <w:r>
-                        <w:rPr>
-                          <w:sz w:val="24"/>
-                          <w:szCs w:val="24"/>
-                        </w:rPr>
                         <w:t>27</w:t>
                       </w:r>
                     </w:p>
@@ -20979,8 +21558,8 @@
       </w:drawing>
     </w:r>
     <w:r>
-      <w:drawing>
-        <wp:anchor distT="0" distB="0" distL="0" distR="0" simplePos="0" relativeHeight="251659272" behindDoc="1" locked="1" layoutInCell="1" allowOverlap="1">
+      <w:drawing xmlns:wp="http://schemas.openxmlformats.org/drawingml/2006/wordprocessingDrawing" xmlns:a="http://schemas.openxmlformats.org/drawingml/2006/main" xmlns:wps="http://schemas.microsoft.com/office/word/2010/wordprocessingShape">
+        <wp:anchor distT="0" distB="0" distL="0" distR="0" simplePos="0" relativeHeight="251659266" behindDoc="1" locked="1" layoutInCell="1" allowOverlap="1">
           <wp:simplePos x="0" y="0"/>
           <wp:positionH relativeFrom="page">
             <wp:posOffset>1188720</wp:posOffset>
@@ -21019,8 +21598,8 @@
       </w:drawing>
     </w:r>
     <w:r>
-      <w:drawing>
-        <wp:anchor distT="0" distB="0" distL="0" distR="0" simplePos="0" relativeHeight="251659273" behindDoc="1" locked="1" layoutInCell="1" allowOverlap="1">
+      <w:drawing xmlns:wp="http://schemas.openxmlformats.org/drawingml/2006/wordprocessingDrawing" xmlns:a="http://schemas.openxmlformats.org/drawingml/2006/main" xmlns:wps="http://schemas.microsoft.com/office/word/2010/wordprocessingShape">
+        <wp:anchor distT="0" distB="0" distL="0" distR="0" simplePos="0" relativeHeight="251659267" behindDoc="1" locked="1" layoutInCell="1" allowOverlap="1">
           <wp:simplePos x="0" y="0"/>
           <wp:positionH relativeFrom="page">
             <wp:posOffset>1225296</wp:posOffset>
@@ -21059,8 +21638,8 @@
       </w:drawing>
     </w:r>
     <w:r>
-      <w:drawing>
-        <wp:anchor distT="0" distB="0" distL="0" distR="0" simplePos="0" relativeHeight="251659274" behindDoc="1" locked="1" layoutInCell="1" allowOverlap="1">
+      <w:drawing xmlns:wp="http://schemas.openxmlformats.org/drawingml/2006/wordprocessingDrawing" xmlns:a="http://schemas.openxmlformats.org/drawingml/2006/main" xmlns:wps="http://schemas.microsoft.com/office/word/2010/wordprocessingShape">
+        <wp:anchor distT="0" distB="0" distL="0" distR="0" simplePos="0" relativeHeight="251659268" behindDoc="1" locked="1" layoutInCell="1" allowOverlap="1">
           <wp:simplePos x="0" y="0"/>
           <wp:positionH relativeFrom="page">
             <wp:posOffset>6949440</wp:posOffset>
@@ -21191,19 +21770,48 @@
   <w:docDefaults>
     <w:rPrDefault>
       <w:rPr>
-        <w:rFonts w:ascii="EB Garamond" w:hAnsi="EB Garamond" w:eastAsia="EB Garamond" w:cs="EB Garamond"/>
+        <w:rFonts w:ascii="Times New Roman" w:hAnsi="Times New Roman" w:eastAsia="Times New Roman" w:cs="Times New Roman"/>
         <w:sz w:val="24"/>
         <w:szCs w:val="24"/>
-        <w:lang w:val="en-US"/>
+        <w:lang w:val="en-US" w:eastAsia="zh-CN" w:bidi="ar-SA"/>
       </w:rPr>
     </w:rPrDefault>
     <w:pPrDefault>
       <w:pPr>
-        <w:spacing w:before="0" w:after="0"/>
+        <w:widowControl/>
+        <w:spacing w:after="0"/>
       </w:pPr>
     </w:pPrDefault>
   </w:docDefaults>
   <w:latentStyles w:defLockedState="0" w:defUIPriority="0" w:defSemiHidden="0" w:defUnhideWhenUsed="0" w:defQFormat="0" w:count="276"/>
+  <w:style w:type="paragraph" w:default="1" w:styleId="Normal">
+    <w:name w:val="Normal"/>
+    <w:qFormat/>
+  </w:style>
+  <w:style w:type="paragraph" w:styleId="BodyText">
+    <w:name w:val="Body Text"/>
+    <w:basedOn w:val="Normal"/>
+    <w:link w:val="BodyTextChar"/>
+    <w:qFormat/>
+    <w:pPr>
+      <w:spacing w:before="0" w:after="0" w:line="480" w:lineRule="exact"/>
+      <w:ind w:firstLine="720"/>
+    </w:pPr>
+  </w:style>
+  <w:style w:type="paragraph" w:customStyle="1" w:styleId="FirstParagraph">
+    <w:name w:val="First Paragraph"/>
+    <w:basedOn w:val="BodyText"/>
+    <w:next w:val="BodyText"/>
+    <w:qFormat/>
+  </w:style>
+  <w:style w:type="paragraph" w:customStyle="1" w:styleId="Compact">
+    <w:name w:val="Compact"/>
+    <w:basedOn w:val="BodyText"/>
+    <w:qFormat/>
+    <w:pPr>
+      <w:spacing w:before="36" w:after="36"/>
+    </w:pPr>
+  </w:style>
   <w:style w:type="paragraph" w:styleId="Title">
     <w:name w:val="Title"/>
     <w:basedOn w:val="Normal"/>
@@ -21337,6 +21945,74 @@
     <w:pPr/>
     <w:rPr/>
   </w:style>
+  <w:style w:type="paragraph" w:styleId="Heading1">
+    <w:name w:val="heading 1"/>
+    <w:basedOn w:val="Normal"/>
+    <w:next w:val="BodyText"/>
+    <w:link w:val="Heading1Char"/>
+    <w:uiPriority w:val="9"/>
+    <w:qFormat/>
+    <w:rsid w:val="00A10FD9"/>
+    <w:pPr>
+      <w:keepNext/>
+      <w:keepLines/>
+      <w:spacing w:before="0" w:after="0" w:line="480" w:lineRule="exact"/>
+      <w:ind w:firstLine="0"/>
+      <w:jc w:val="center"/>
+      <w:outlineLvl w:val="0"/>
+    </w:pPr>
+    <w:rPr>
+      <w:rFonts w:ascii="Times New Roman" w:hAnsi="Times New Roman" w:eastAsia="Times New Roman" w:cs="Times New Roman"/>
+      <w:b/>
+      <w:bCs/>
+      <w:caps/>
+      <w:color w:val="000000"/>
+      <w:sz w:val="24"/>
+      <w:szCs w:val="24"/>
+    </w:rPr>
+  </w:style>
+  <w:style w:type="paragraph" w:styleId="Heading2">
+    <w:name w:val="heading 2"/>
+    <w:basedOn w:val="Normal"/>
+    <w:next w:val="BodyText"/>
+    <w:qFormat/>
+    <w:pPr>
+      <w:keepNext/>
+      <w:keepLines/>
+      <w:spacing w:before="0" w:after="0" w:line="480" w:lineRule="exact"/>
+      <w:ind w:left="720" w:hanging="720"/>
+      <w:outlineLvl w:val="1"/>
+    </w:pPr>
+    <w:rPr>
+      <w:b/>
+      <w:bCs/>
+      <w:color w:val="000000"/>
+      <w:sz w:val="24"/>
+      <w:szCs w:val="24"/>
+    </w:rPr>
+  </w:style>
+  <w:style w:type="paragraph" w:styleId="Heading3">
+    <w:name w:val="heading 3"/>
+    <w:basedOn w:val="Normal"/>
+    <w:next w:val="BodyText"/>
+    <w:qFormat/>
+    <w:pPr>
+      <w:keepNext/>
+      <w:keepLines/>
+      <w:spacing w:before="0" w:after="0" w:line="480" w:lineRule="exact"/>
+      <w:ind w:firstLine="0"/>
+      <w:outlineLvl w:val="2"/>
+    </w:pPr>
+    <w:rPr>
+      <w:b/>
+      <w:bCs/>
+      <w:i/>
+      <w:iCs/>
+      <w:color w:val="000000"/>
+      <w:sz w:val="24"/>
+      <w:szCs w:val="24"/>
+    </w:rPr>
+  </w:style>
   <w:style w:type="paragraph" w:styleId="Heading4">
     <w:name w:val="heading 4"/>
     <w:basedOn w:val="Normal"/>
@@ -21350,14 +22026,18 @@
     <w:pPr>
       <w:keepNext/>
       <w:keepLines/>
-      <w:spacing w:before="80" w:after="40"/>
+      <w:spacing w:before="0" w:after="0" w:line="480" w:lineRule="exact"/>
+      <w:ind w:firstLine="0"/>
       <w:outlineLvl w:val="3"/>
     </w:pPr>
     <w:rPr>
-      <w:rFonts w:eastAsiaTheme="majorEastAsia" w:cstheme="majorBidi"/>
+      <w:rFonts w:ascii="Times New Roman" w:hAnsi="Times New Roman" w:eastAsia="Times New Roman" w:cs="Times New Roman"/>
+      <w:b/>
+      <w:bCs/>
       <w:i/>
-      <w:iCs/>
-      <w:color w:val="0F4761" w:themeColor="accent1" w:themeShade="BF"/>
+      <w:color w:val="000000"/>
+      <w:sz w:val="24"/>
+      <w:szCs w:val="24"/>
     </w:rPr>
   </w:style>
   <w:style w:type="paragraph" w:styleId="Heading5">
@@ -21373,12 +22053,18 @@
     <w:pPr>
       <w:keepNext/>
       <w:keepLines/>
-      <w:spacing w:before="80" w:after="40"/>
+      <w:spacing w:before="0" w:after="0" w:line="480" w:lineRule="exact"/>
+      <w:ind w:firstLine="0"/>
       <w:outlineLvl w:val="4"/>
     </w:pPr>
     <w:rPr>
-      <w:rFonts w:eastAsiaTheme="majorEastAsia" w:cstheme="majorBidi"/>
-      <w:color w:val="0F4761" w:themeColor="accent1" w:themeShade="BF"/>
+      <w:rFonts w:ascii="Times New Roman" w:hAnsi="Times New Roman" w:eastAsia="Times New Roman" w:cs="Times New Roman"/>
+      <w:b/>
+      <w:bCs/>
+      <w:i/>
+      <w:color w:val="000000"/>
+      <w:sz w:val="24"/>
+      <w:szCs w:val="24"/>
     </w:rPr>
   </w:style>
   <w:style w:type="paragraph" w:styleId="Heading6">
@@ -21588,6 +22274,15 @@
       <w:color w:val="272727" w:themeColor="text1" w:themeTint="D8"/>
     </w:rPr>
   </w:style>
+  <w:style w:type="paragraph" w:customStyle="1" w:styleId="ListItem">
+    <w:name w:val="List Item"/>
+    <w:basedOn w:val="BodyText"/>
+    <w:qFormat/>
+    <w:pPr>
+      <w:spacing w:before="0" w:after="0" w:line="480" w:lineRule="exact"/>
+      <w:ind w:left="720" w:hanging="720"/>
+    </w:pPr>
+  </w:style>
   <w:style w:type="paragraph" w:styleId="BlockText">
     <w:name w:val="Block Text"/>
     <w:basedOn w:val="BodyText"/>
@@ -21596,8 +22291,8 @@
     <w:unhideWhenUsed/>
     <w:qFormat/>
     <w:pPr>
-      <w:spacing w:before="100" w:after="100"/>
-      <w:ind w:firstLine="0" w:left="480" w:right="480"/>
+      <w:spacing w:before="280" w:after="280" w:line="240" w:lineRule="exact"/>
+      <w:ind w:firstLine="0" w:left="720" w:right="720"/>
     </w:pPr>
   </w:style>
   <w:style w:type="paragraph" w:styleId="FootnoteText">
@@ -21607,6 +22302,14 @@
     <w:uiPriority w:val="9"/>
     <w:unhideWhenUsed/>
     <w:qFormat/>
+    <w:pPr>
+      <w:keepLines/>
+      <w:spacing w:before="0" w:after="140" w:line="240" w:lineRule="exact"/>
+    </w:pPr>
+    <w:rPr>
+      <w:sz w:val="24"/>
+      <w:szCs w:val="24"/>
+    </w:rPr>
   </w:style>
   <w:style w:type="paragraph" w:styleId="FootnoteBlockText">
     <w:name w:val="Footnote Block Text"/>
@@ -21616,8 +22319,8 @@
     <w:unhideWhenUsed/>
     <w:qFormat/>
     <w:pPr>
-      <w:spacing w:before="100" w:after="100"/>
-      <w:ind w:firstLine="0" w:left="480" w:right="480"/>
+      <w:spacing w:before="280" w:after="280"/>
+      <w:ind w:firstLine="0" w:left="720" w:right="720"/>
     </w:pPr>
   </w:style>
   <w:style w:type="character" w:default="1" w:styleId="DefaultParagraphFont">
@@ -21725,7 +22428,7 @@
     <w:name w:val="Hyperlink"/>
     <w:basedOn w:val="BodyTextChar"/>
     <w:rPr>
-      <w:color w:val="4F81BD" w:themeColor="accent1"/>
+      <w:color w:val="000000"/>
     </w:rPr>
   </w:style>
   <w:style w:type="paragraph" w:styleId="TOCHeading">
@@ -21746,209 +22449,17 @@
       <w:color w:val="365F91" w:themeColor="accent1" w:themeShade="BF"/>
     </w:rPr>
   </w:style>
-  <w:style w:type="paragraph" w:default="1" w:styleId="Normal">
-    <w:name w:val="Normal"/>
-    <w:qFormat/>
-    <w:pPr>
-      <w:widowControl/>
-      <w:spacing w:before="0" w:after="0" w:line="480" w:lineRule="exact"/>
-      <w:ind w:firstLine="0"/>
-      <w:jc w:val="left"/>
-    </w:pPr>
-    <w:rPr>
-      <w:rFonts w:ascii="EB Garamond" w:hAnsi="EB Garamond" w:eastAsia="EB Garamond" w:cs="EB Garamond"/>
-      <w:sz w:val="24"/>
-      <w:szCs w:val="24"/>
-    </w:rPr>
-  </w:style>
-  <w:style w:type="paragraph" w:styleId="BodyText">
-    <w:name w:val="Body Text"/>
-    <w:basedOn w:val="Normal"/>
-    <w:qFormat/>
-  </w:style>
-  <w:style w:type="paragraph" w:styleId="FirstParagraph">
-    <w:name w:val="First Paragraph"/>
+  <w:style w:type="paragraph" w:customStyle="1" w:styleId="ListItemHanging">
+    <w:name w:val="List Item Hanging"/>
     <w:basedOn w:val="BodyText"/>
-    <w:next w:val="BodyText"/>
-    <w:qFormat/>
-  </w:style>
-  <w:style w:type="paragraph" w:styleId="Compact">
-    <w:name w:val="Compact"/>
-    <w:basedOn w:val="Normal"/>
-    <w:qFormat/>
-  </w:style>
-  <w:style w:type="paragraph" w:styleId="Heading1">
-    <w:name w:val="heading 1"/>
-    <w:basedOn w:val="Normal"/>
-    <w:next w:val="PleadingBody"/>
-    <w:uiPriority w:val="9"/>
-    <w:qFormat/>
-    <w:pPr>
-      <w:keepNext/>
-      <w:keepLines/>
-      <w:spacing w:before="0" w:after="0" w:line="480" w:lineRule="exact"/>
-      <w:ind w:firstLine="0"/>
-      <w:jc w:val="center"/>
-      <w:outlineLvl w:val="0"/>
-    </w:pPr>
-    <w:rPr>
-      <w:b/>
-      <w:bCs/>
-    </w:rPr>
-  </w:style>
-  <w:style w:type="paragraph" w:styleId="Heading2">
-    <w:name w:val="heading 2"/>
-    <w:basedOn w:val="Normal"/>
-    <w:next w:val="PleadingBody"/>
-    <w:uiPriority w:val="9"/>
-    <w:unhideWhenUsed/>
-    <w:qFormat/>
-    <w:pPr>
-      <w:keepNext/>
-      <w:keepLines/>
-      <w:spacing w:before="0" w:after="0" w:line="480" w:lineRule="exact"/>
-      <w:ind w:left="720" w:hanging="720"/>
-      <w:jc w:val="left"/>
-      <w:outlineLvl w:val="1"/>
-    </w:pPr>
-    <w:rPr>
-      <w:b/>
-      <w:bCs/>
-    </w:rPr>
-  </w:style>
-  <w:style w:type="paragraph" w:styleId="Heading3">
-    <w:name w:val="heading 3"/>
-    <w:basedOn w:val="Normal"/>
-    <w:next w:val="PleadingBody"/>
-    <w:uiPriority w:val="9"/>
-    <w:unhideWhenUsed/>
-    <w:qFormat/>
-    <w:pPr>
-      <w:keepNext/>
-      <w:keepLines/>
-      <w:spacing w:before="0" w:after="0" w:line="480" w:lineRule="exact"/>
-      <w:ind w:firstLine="0"/>
-      <w:jc w:val="left"/>
-      <w:outlineLvl w:val="2"/>
-    </w:pPr>
-    <w:rPr>
-      <w:b/>
-      <w:bCs/>
-      <w:i/>
-      <w:iCs/>
-    </w:rPr>
-  </w:style>
-  <w:style w:type="paragraph" w:customStyle="1" w:styleId="PleadingBody">
-    <w:name w:val="Pleading Body"/>
-    <w:basedOn w:val="Normal"/>
-    <w:qFormat/>
-    <w:pPr>
-      <w:ind w:firstLine="720"/>
-    </w:pPr>
-  </w:style>
-  <w:style w:type="paragraph" w:customStyle="1" w:styleId="PleadingNumbered">
-    <w:name w:val="Pleading Numbered"/>
-    <w:basedOn w:val="Normal"/>
-    <w:qFormat/>
-    <w:pPr>
-      <w:tabs>
-        <w:tab w:val="left" w:pos="1440"/>
-      </w:tabs>
-      <w:ind w:firstLine="720"/>
-    </w:pPr>
-  </w:style>
-  <w:style w:type="paragraph" w:customStyle="1" w:styleId="PleadingPrayer">
-    <w:name w:val="Pleading Prayer"/>
-    <w:basedOn w:val="Normal"/>
     <w:qFormat/>
     <w:pPr>
       <w:tabs>
         <w:tab w:val="left" w:pos="1296"/>
       </w:tabs>
+      <w:spacing w:before="0" w:after="0" w:line="480" w:lineRule="exact"/>
       <w:ind w:left="1296" w:hanging="576"/>
     </w:pPr>
-  </w:style>
-  <w:style w:type="paragraph" w:customStyle="1" w:styleId="PleadingFlush">
-    <w:name w:val="Pleading Flush"/>
-    <w:basedOn w:val="Normal"/>
-    <w:qFormat/>
-    <w:pPr>
-      <w:ind w:firstLine="0"/>
-    </w:pPr>
-  </w:style>
-  <w:style w:type="paragraph" w:customStyle="1" w:styleId="PleadingSingle">
-    <w:name w:val="Pleading Single"/>
-    <w:basedOn w:val="Normal"/>
-    <w:qFormat/>
-    <w:pPr>
-      <w:spacing w:before="0" w:after="0" w:line="276" w:lineRule="exact"/>
-      <w:ind w:firstLine="0"/>
-      <w:jc w:val="left"/>
-    </w:pPr>
-  </w:style>
-  <w:style w:type="paragraph" w:customStyle="1" w:styleId="PleadingSigRight">
-    <w:name w:val="Pleading Signature Right"/>
-    <w:basedOn w:val="PleadingSingle"/>
-    <w:qFormat/>
-    <w:pPr>
-      <w:ind w:left="4608" w:firstLine="0"/>
-    </w:pPr>
-  </w:style>
-  <w:style w:type="paragraph" w:customStyle="1" w:styleId="PleadingTitle">
-    <w:name w:val="Pleading Title"/>
-    <w:basedOn w:val="Normal"/>
-    <w:qFormat/>
-    <w:pPr>
-      <w:keepNext/>
-      <w:jc w:val="center"/>
-    </w:pPr>
-    <w:rPr>
-      <w:b/>
-      <w:bCs/>
-    </w:rPr>
-  </w:style>
-  <w:style w:type="paragraph" w:customStyle="1" w:styleId="PleadingJudge">
-    <w:name w:val="Pleading Judge"/>
-    <w:basedOn w:val="Normal"/>
-    <w:qFormat/>
-    <w:pPr>
-      <w:jc w:val="right"/>
-    </w:pPr>
-    <w:rPr>
-      <w:b/>
-      <w:bCs/>
-    </w:rPr>
-  </w:style>
-  <w:style w:type="paragraph" w:customStyle="1" w:styleId="PleadingToc">
-    <w:name w:val="Pleading Contents Entry"/>
-    <w:basedOn w:val="Normal"/>
-    <w:qFormat/>
-    <w:pPr>
-      <w:spacing w:before="0" w:after="240" w:line="276" w:lineRule="exact"/>
-      <w:ind w:firstLine="0"/>
-      <w:jc w:val="left"/>
-    </w:pPr>
-  </w:style>
-  <w:style w:type="paragraph" w:customStyle="1" w:styleId="PleadingTocPage">
-    <w:name w:val="Pleading Contents Page"/>
-    <w:basedOn w:val="PleadingToc"/>
-    <w:qFormat/>
-    <w:pPr>
-      <w:jc w:val="right"/>
-    </w:pPr>
-  </w:style>
-  <w:style w:type="paragraph" w:customStyle="1" w:styleId="PleadingCertHeading">
-    <w:name w:val="Pleading Certificate Heading"/>
-    <w:basedOn w:val="Normal"/>
-    <w:qFormat/>
-    <w:pPr>
-      <w:keepNext/>
-      <w:jc w:val="center"/>
-    </w:pPr>
-    <w:rPr>
-      <w:b/>
-      <w:bCs/>
-    </w:rPr>
   </w:style>
   <w:style w:type="paragraph" w:customStyle="1" w:styleId="SourceCode">
     <w:name w:val="Source Code"/>

--- a/courts/ninth-circuit/washington/federal/western-district/motion-brief/usage/OUTPUT-motion-brief.docx
+++ b/courts/ninth-circuit/washington/federal/western-district/motion-brief/usage/OUTPUT-motion-brief.docx
@@ -336,9 +336,7 @@
               <w:t xml:space="preserve"> </w:t>
             </w:r>
             <w:r>
-              <w:t xml:space="preserve">1</w:t>
-              <w:noBreakHyphen/>
-              <w:t xml:space="preserve">10,</w:t>
+              <w:t xml:space="preserve">1-⁠10,</w:t>
             </w:r>
           </w:p>
           <w:p>
@@ -376,9 +374,7 @@
               <w:ind w:left="0" w:firstLine="0"/>
             </w:pPr>
             <w:r>
-              <w:t xml:space="preserve">Case No. 2:26-cv</w:t>
-              <w:noBreakHyphen/>
-              <w:t xml:space="preserve">03102-LK</w:t>
+              <w:t xml:space="preserve">Case No. 2:26-cv-⁠03102-LK</w:t>
             </w:r>
           </w:p>
           <w:p>
@@ -2287,9 +2283,7 @@
         <w:t xml:space="preserve"> </w:t>
       </w:r>
       <w:r>
-        <w:t xml:space="preserve">1</w:t>
-        <w:noBreakHyphen/>
-        <w:t xml:space="preserve">1)</w:t>
+        <w:t xml:space="preserve">1-⁠1)</w:t>
       </w:r>
       <w:r>
         <w:t xml:space="preserve"> </w:t>
@@ -3033,9 +3027,7 @@
         <w:t xml:space="preserve"> </w:t>
       </w:r>
       <w:r>
-        <w:t xml:space="preserve">1</w:t>
-        <w:noBreakHyphen/>
-        <w:t xml:space="preserve">1,</w:t>
+        <w:t xml:space="preserve">1-⁠1,</w:t>
       </w:r>
       <w:r>
         <w:t xml:space="preserve"> </w:t>
@@ -6742,9 +6734,7 @@
         <w:t xml:space="preserve"> </w:t>
       </w:r>
       <w:r>
-        <w:t xml:space="preserve">1</w:t>
-        <w:noBreakHyphen/>
-        <w:t xml:space="preserve">1,</w:t>
+        <w:t xml:space="preserve">1-⁠1,</w:t>
       </w:r>
       <w:r>
         <w:t xml:space="preserve"> </w:t>
@@ -13245,9 +13235,7 @@
         <w:t xml:space="preserve"> </w:t>
       </w:r>
       <w:r>
-        <w:t xml:space="preserve">555</w:t>
-        <w:noBreakHyphen/>
-        <w:t xml:space="preserve">57;</w:t>
+        <w:t xml:space="preserve">555-⁠57;</w:t>
       </w:r>
       <w:r>
         <w:t xml:space="preserve"> </w:t>
@@ -14789,9 +14777,7 @@
         <w:t xml:space="preserve"> </w:t>
       </w:r>
       <w:r>
-        <w:t xml:space="preserve">1</w:t>
-        <w:noBreakHyphen/>
-        <w:t xml:space="preserve">1,</w:t>
+        <w:t xml:space="preserve">1-⁠1,</w:t>
       </w:r>
       <w:r>
         <w:t xml:space="preserve"> </w:t>
@@ -14869,17 +14855,13 @@
         <w:t xml:space="preserve"> </w:t>
       </w:r>
       <w:r>
-        <w:t xml:space="preserve">49</w:t>
-        <w:noBreakHyphen/>
-        <w:t xml:space="preserve">53,</w:t>
-      </w:r>
-      <w:r>
-        <w:t xml:space="preserve"> </w:t>
-      </w:r>
-      <w:r>
-        <w:t xml:space="preserve">55</w:t>
-        <w:noBreakHyphen/>
-        <w:t xml:space="preserve">59,</w:t>
+        <w:t xml:space="preserve">49-⁠53,</w:t>
+      </w:r>
+      <w:r>
+        <w:t xml:space="preserve"> </w:t>
+      </w:r>
+      <w:r>
+        <w:t xml:space="preserve">55-⁠59,</w:t>
       </w:r>
       <w:r>
         <w:t xml:space="preserve"> </w:t>
@@ -14915,9 +14897,7 @@
         <w:t xml:space="preserve"> </w:t>
       </w:r>
       <w:r>
-        <w:t xml:space="preserve">88</w:t>
-        <w:noBreakHyphen/>
-        <w:t xml:space="preserve">90,</w:t>
+        <w:t xml:space="preserve">88-⁠90,</w:t>
       </w:r>
       <w:r>
         <w:t xml:space="preserve"> </w:t>
@@ -14929,25 +14909,19 @@
         <w:t xml:space="preserve"> </w:t>
       </w:r>
       <w:r>
-        <w:t xml:space="preserve">97</w:t>
-        <w:noBreakHyphen/>
-        <w:t xml:space="preserve">102,</w:t>
-      </w:r>
-      <w:r>
-        <w:t xml:space="preserve"> </w:t>
-      </w:r>
-      <w:r>
-        <w:t xml:space="preserve">105</w:t>
-        <w:noBreakHyphen/>
-        <w:t xml:space="preserve">108,</w:t>
-      </w:r>
-      <w:r>
-        <w:t xml:space="preserve"> </w:t>
-      </w:r>
-      <w:r>
-        <w:t xml:space="preserve">113</w:t>
-        <w:noBreakHyphen/>
-        <w:t xml:space="preserve">114,</w:t>
+        <w:t xml:space="preserve">97-⁠102,</w:t>
+      </w:r>
+      <w:r>
+        <w:t xml:space="preserve"> </w:t>
+      </w:r>
+      <w:r>
+        <w:t xml:space="preserve">105-⁠108,</w:t>
+      </w:r>
+      <w:r>
+        <w:t xml:space="preserve"> </w:t>
+      </w:r>
+      <w:r>
+        <w:t xml:space="preserve">113-⁠114,</w:t>
       </w:r>
       <w:r>
         <w:t xml:space="preserve"> </w:t>
@@ -14971,9 +14945,7 @@
         <w:t xml:space="preserve"> </w:t>
       </w:r>
       <w:r>
-        <w:t xml:space="preserve">127</w:t>
-        <w:noBreakHyphen/>
-        <w:t xml:space="preserve">129,</w:t>
+        <w:t xml:space="preserve">127-⁠129,</w:t>
       </w:r>
       <w:r>
         <w:t xml:space="preserve"> </w:t>
@@ -14985,9 +14957,7 @@
         <w:t xml:space="preserve"> </w:t>
       </w:r>
       <w:r>
-        <w:t xml:space="preserve">137</w:t>
-        <w:noBreakHyphen/>
-        <w:t xml:space="preserve">138.</w:t>
+        <w:t xml:space="preserve">137-⁠138.</w:t>
       </w:r>
       <w:r>
         <w:t xml:space="preserve"> </w:t>
@@ -16966,9 +16936,7 @@
         <w:t xml:space="preserve"> </w:t>
       </w:r>
       <w:r>
-        <w:t xml:space="preserve">*4</w:t>
-        <w:noBreakHyphen/>
-        <w:t xml:space="preserve">7</w:t>
+        <w:t xml:space="preserve">*4-⁠7</w:t>
       </w:r>
       <w:r>
         <w:t xml:space="preserve"> </w:t>
@@ -18924,9 +18892,7 @@
         <w:t xml:space="preserve"> </w:t>
       </w:r>
       <w:r>
-        <w:t xml:space="preserve">*2</w:t>
-        <w:noBreakHyphen/>
-        <w:t xml:space="preserve">3</w:t>
+        <w:t xml:space="preserve">*2-⁠3</w:t>
       </w:r>
       <w:r>
         <w:t xml:space="preserve"> </w:t>
@@ -20925,9 +20891,7 @@
               <w:t xml:space="preserve"> </w:t>
             </w:r>
             <w:r>
-              <w:t xml:space="preserve">682</w:t>
-              <w:noBreakHyphen/>
-              <w:t xml:space="preserve">0610</w:t>
+              <w:t xml:space="preserve">682-⁠0610</w:t>
             </w:r>
           </w:p>
           <w:p>
@@ -21000,7 +20964,7 @@
       </w:r>
     </w:p>
     <w:sectPr>
-      <w:headerReference w:type="default" r:id="rIdWawdLines"/>
+      <w:headerReference w:type="default" r:id="rIdWawdPaper"/>
       <w:footerReference w:type="default" r:id="rIdWawdNotation"/>
       <w:pgSz w:w="12240" w:h="15840"/>
       <w:pgMar w:top="1440" w:right="1440" w:bottom="1440" w:left="2160" w:header="720" w:footer="288" w:gutter="0"/>
@@ -21147,9 +21111,7 @@
               <w:sz w:val="20"/>
               <w:szCs w:val="20"/>
             </w:rPr>
-            <w:t xml:space="preserve">(Case No. 2:26-cv</w:t>
-            <w:noBreakHyphen/>
-            <w:t xml:space="preserve">03102-LK) – </w:t>
+            <w:t xml:space="preserve">(Case No. 2:26-cv-⁠03102-LK) – </w:t>
           </w:r>
           <w:r>
             <w:rPr>
@@ -21236,7 +21198,7 @@
 </w:ftr>
 </file>
 
-<file path=word/header1.xml><?xml version="1.0" encoding="utf-8"?>
+<file path=word/hdr-own1.xml><?xml version="1.0" encoding="utf-8"?>
 <w:hdr xmlns:w="http://schemas.openxmlformats.org/wordprocessingml/2006/main" xmlns:r="http://schemas.openxmlformats.org/officeDocument/2006/relationships">
   <w:p>
     <w:pPr>
